--- a/documentacion/Guia de estilos - Gestiona.docx
+++ b/documentacion/Guia de estilos - Gestiona.docx
@@ -868,7 +868,13 @@
     <w:sdt>
       <w:sdtPr>
         <w:rPr>
-          <w:rFonts w:ascii="Calibri" w:hAnsi="Calibri" w:cs="Calibri"/>
+          <w:rFonts w:ascii="Calibri" w:eastAsiaTheme="minorHAnsi" w:hAnsi="Calibri" w:cs="Calibri"/>
+          <w:color w:val="auto"/>
+          <w:kern w:val="2"/>
+          <w:sz w:val="24"/>
+          <w:szCs w:val="24"/>
+          <w:lang w:eastAsia="en-US"/>
+          <w14:ligatures w14:val="standardContextual"/>
         </w:rPr>
         <w:id w:val="236601413"/>
         <w:docPartObj>
@@ -878,15 +884,8 @@
       </w:sdtPr>
       <w:sdtEndPr>
         <w:rPr>
-          <w:rFonts w:eastAsiaTheme="minorHAnsi"/>
           <w:b/>
           <w:bCs/>
-          <w:color w:val="auto"/>
-          <w:kern w:val="2"/>
-          <w:sz w:val="24"/>
-          <w:szCs w:val="24"/>
-          <w:lang w:eastAsia="en-US"/>
-          <w14:ligatures w14:val="standardContextual"/>
         </w:rPr>
       </w:sdtEndPr>
       <w:sdtContent>
@@ -934,7 +933,7 @@
             </w:rPr>
             <w:fldChar w:fldCharType="separate"/>
           </w:r>
-          <w:hyperlink w:anchor="_Toc230219380" w:history="1">
+          <w:hyperlink w:anchor="_Toc230266598" w:history="1">
             <w:r>
               <w:rPr>
                 <w:rStyle w:val="Hipervnculo"/>
@@ -962,7 +961,7 @@
                 <w:noProof/>
                 <w:webHidden/>
               </w:rPr>
-              <w:instrText xml:space="preserve"> PAGEREF _Toc230219380 \h </w:instrText>
+              <w:instrText xml:space="preserve"> PAGEREF _Toc230266598 \h </w:instrText>
             </w:r>
             <w:r>
               <w:rPr>
@@ -1005,7 +1004,7 @@
               <w:lang w:eastAsia="es-ES"/>
             </w:rPr>
           </w:pPr>
-          <w:hyperlink w:anchor="_Toc230219381" w:history="1">
+          <w:hyperlink w:anchor="_Toc230266599" w:history="1">
             <w:r>
               <w:rPr>
                 <w:rStyle w:val="Hipervnculo"/>
@@ -1033,7 +1032,7 @@
                 <w:noProof/>
                 <w:webHidden/>
               </w:rPr>
-              <w:instrText xml:space="preserve"> PAGEREF _Toc230219381 \h </w:instrText>
+              <w:instrText xml:space="preserve"> PAGEREF _Toc230266599 \h </w:instrText>
             </w:r>
             <w:r>
               <w:rPr>
@@ -1076,7 +1075,7 @@
               <w:lang w:eastAsia="es-ES"/>
             </w:rPr>
           </w:pPr>
-          <w:hyperlink w:anchor="_Toc230219382" w:history="1">
+          <w:hyperlink w:anchor="_Toc230266600" w:history="1">
             <w:r>
               <w:rPr>
                 <w:rStyle w:val="Hipervnculo"/>
@@ -1104,7 +1103,7 @@
                 <w:noProof/>
                 <w:webHidden/>
               </w:rPr>
-              <w:instrText xml:space="preserve"> PAGEREF _Toc230219382 \h </w:instrText>
+              <w:instrText xml:space="preserve"> PAGEREF _Toc230266600 \h </w:instrText>
             </w:r>
             <w:r>
               <w:rPr>
@@ -1147,7 +1146,7 @@
               <w:lang w:eastAsia="es-ES"/>
             </w:rPr>
           </w:pPr>
-          <w:hyperlink w:anchor="_Toc230219383" w:history="1">
+          <w:hyperlink w:anchor="_Toc230266601" w:history="1">
             <w:r>
               <w:rPr>
                 <w:rStyle w:val="Hipervnculo"/>
@@ -1175,7 +1174,7 @@
                 <w:noProof/>
                 <w:webHidden/>
               </w:rPr>
-              <w:instrText xml:space="preserve"> PAGEREF _Toc230219383 \h </w:instrText>
+              <w:instrText xml:space="preserve"> PAGEREF _Toc230266601 \h </w:instrText>
             </w:r>
             <w:r>
               <w:rPr>
@@ -1218,7 +1217,7 @@
               <w:lang w:eastAsia="es-ES"/>
             </w:rPr>
           </w:pPr>
-          <w:hyperlink w:anchor="_Toc230219384" w:history="1">
+          <w:hyperlink w:anchor="_Toc230266602" w:history="1">
             <w:r>
               <w:rPr>
                 <w:rStyle w:val="Hipervnculo"/>
@@ -1246,7 +1245,7 @@
                 <w:noProof/>
                 <w:webHidden/>
               </w:rPr>
-              <w:instrText xml:space="preserve"> PAGEREF _Toc230219384 \h </w:instrText>
+              <w:instrText xml:space="preserve"> PAGEREF _Toc230266602 \h </w:instrText>
             </w:r>
             <w:r>
               <w:rPr>
@@ -1289,7 +1288,7 @@
               <w:lang w:eastAsia="es-ES"/>
             </w:rPr>
           </w:pPr>
-          <w:hyperlink w:anchor="_Toc230219385" w:history="1">
+          <w:hyperlink w:anchor="_Toc230266603" w:history="1">
             <w:r>
               <w:rPr>
                 <w:rStyle w:val="Hipervnculo"/>
@@ -1317,7 +1316,7 @@
                 <w:noProof/>
                 <w:webHidden/>
               </w:rPr>
-              <w:instrText xml:space="preserve"> PAGEREF _Toc230219385 \h </w:instrText>
+              <w:instrText xml:space="preserve"> PAGEREF _Toc230266603 \h </w:instrText>
             </w:r>
             <w:r>
               <w:rPr>
@@ -1360,7 +1359,7 @@
               <w:lang w:eastAsia="es-ES"/>
             </w:rPr>
           </w:pPr>
-          <w:hyperlink w:anchor="_Toc230219386" w:history="1">
+          <w:hyperlink w:anchor="_Toc230266604" w:history="1">
             <w:r>
               <w:rPr>
                 <w:rStyle w:val="Hipervnculo"/>
@@ -1388,7 +1387,7 @@
                 <w:noProof/>
                 <w:webHidden/>
               </w:rPr>
-              <w:instrText xml:space="preserve"> PAGEREF _Toc230219386 \h </w:instrText>
+              <w:instrText xml:space="preserve"> PAGEREF _Toc230266604 \h </w:instrText>
             </w:r>
             <w:r>
               <w:rPr>
@@ -1431,7 +1430,7 @@
               <w:lang w:eastAsia="es-ES"/>
             </w:rPr>
           </w:pPr>
-          <w:hyperlink w:anchor="_Toc230219387" w:history="1">
+          <w:hyperlink w:anchor="_Toc230266605" w:history="1">
             <w:r>
               <w:rPr>
                 <w:rStyle w:val="Hipervnculo"/>
@@ -1459,7 +1458,7 @@
                 <w:noProof/>
                 <w:webHidden/>
               </w:rPr>
-              <w:instrText xml:space="preserve"> PAGEREF _Toc230219387 \h </w:instrText>
+              <w:instrText xml:space="preserve"> PAGEREF _Toc230266605 \h </w:instrText>
             </w:r>
             <w:r>
               <w:rPr>
@@ -1502,7 +1501,7 @@
               <w:lang w:eastAsia="es-ES"/>
             </w:rPr>
           </w:pPr>
-          <w:hyperlink w:anchor="_Toc230219388" w:history="1">
+          <w:hyperlink w:anchor="_Toc230266606" w:history="1">
             <w:r>
               <w:rPr>
                 <w:rStyle w:val="Hipervnculo"/>
@@ -1529,7 +1528,7 @@
                 <w:noProof/>
                 <w:webHidden/>
               </w:rPr>
-              <w:instrText xml:space="preserve"> PAGEREF _Toc230219388 \h </w:instrText>
+              <w:instrText xml:space="preserve"> PAGEREF _Toc230266606 \h </w:instrText>
             </w:r>
             <w:r>
               <w:rPr>
@@ -1572,7 +1571,7 @@
               <w:lang w:eastAsia="es-ES"/>
             </w:rPr>
           </w:pPr>
-          <w:hyperlink w:anchor="_Toc230219389" w:history="1">
+          <w:hyperlink w:anchor="_Toc230266607" w:history="1">
             <w:r>
               <w:rPr>
                 <w:rStyle w:val="Hipervnculo"/>
@@ -1599,7 +1598,7 @@
                 <w:noProof/>
                 <w:webHidden/>
               </w:rPr>
-              <w:instrText xml:space="preserve"> PAGEREF _Toc230219389 \h </w:instrText>
+              <w:instrText xml:space="preserve"> PAGEREF _Toc230266607 \h </w:instrText>
             </w:r>
             <w:r>
               <w:rPr>
@@ -1642,7 +1641,7 @@
               <w:lang w:eastAsia="es-ES"/>
             </w:rPr>
           </w:pPr>
-          <w:hyperlink w:anchor="_Toc230219390" w:history="1">
+          <w:hyperlink w:anchor="_Toc230266608" w:history="1">
             <w:r>
               <w:rPr>
                 <w:rStyle w:val="Hipervnculo"/>
@@ -1669,7 +1668,7 @@
                 <w:noProof/>
                 <w:webHidden/>
               </w:rPr>
-              <w:instrText xml:space="preserve"> PAGEREF _Toc230219390 \h </w:instrText>
+              <w:instrText xml:space="preserve"> PAGEREF _Toc230266608 \h </w:instrText>
             </w:r>
             <w:r>
               <w:rPr>
@@ -1712,7 +1711,7 @@
               <w:lang w:eastAsia="es-ES"/>
             </w:rPr>
           </w:pPr>
-          <w:hyperlink w:anchor="_Toc230219391" w:history="1">
+          <w:hyperlink w:anchor="_Toc230266609" w:history="1">
             <w:r>
               <w:rPr>
                 <w:rStyle w:val="Hipervnculo"/>
@@ -1739,7 +1738,7 @@
                 <w:noProof/>
                 <w:webHidden/>
               </w:rPr>
-              <w:instrText xml:space="preserve"> PAGEREF _Toc230219391 \h </w:instrText>
+              <w:instrText xml:space="preserve"> PAGEREF _Toc230266609 \h </w:instrText>
             </w:r>
             <w:r>
               <w:rPr>
@@ -1782,7 +1781,7 @@
               <w:lang w:eastAsia="es-ES"/>
             </w:rPr>
           </w:pPr>
-          <w:hyperlink w:anchor="_Toc230219392" w:history="1">
+          <w:hyperlink w:anchor="_Toc230266610" w:history="1">
             <w:r>
               <w:rPr>
                 <w:rStyle w:val="Hipervnculo"/>
@@ -1809,7 +1808,7 @@
                 <w:noProof/>
                 <w:webHidden/>
               </w:rPr>
-              <w:instrText xml:space="preserve"> PAGEREF _Toc230219392 \h </w:instrText>
+              <w:instrText xml:space="preserve"> PAGEREF _Toc230266610 \h </w:instrText>
             </w:r>
             <w:r>
               <w:rPr>
@@ -1852,7 +1851,7 @@
               <w:lang w:eastAsia="es-ES"/>
             </w:rPr>
           </w:pPr>
-          <w:hyperlink w:anchor="_Toc230219393" w:history="1">
+          <w:hyperlink w:anchor="_Toc230266611" w:history="1">
             <w:r>
               <w:rPr>
                 <w:rStyle w:val="Hipervnculo"/>
@@ -1879,7 +1878,7 @@
                 <w:noProof/>
                 <w:webHidden/>
               </w:rPr>
-              <w:instrText xml:space="preserve"> PAGEREF _Toc230219393 \h </w:instrText>
+              <w:instrText xml:space="preserve"> PAGEREF _Toc230266611 \h </w:instrText>
             </w:r>
             <w:r>
               <w:rPr>
@@ -1922,7 +1921,7 @@
               <w:lang w:eastAsia="es-ES"/>
             </w:rPr>
           </w:pPr>
-          <w:hyperlink w:anchor="_Toc230219394" w:history="1">
+          <w:hyperlink w:anchor="_Toc230266612" w:history="1">
             <w:r>
               <w:rPr>
                 <w:rStyle w:val="Hipervnculo"/>
@@ -1949,7 +1948,7 @@
                 <w:noProof/>
                 <w:webHidden/>
               </w:rPr>
-              <w:instrText xml:space="preserve"> PAGEREF _Toc230219394 \h </w:instrText>
+              <w:instrText xml:space="preserve"> PAGEREF _Toc230266612 \h </w:instrText>
             </w:r>
             <w:r>
               <w:rPr>
@@ -1992,13 +1991,13 @@
               <w:lang w:eastAsia="es-ES"/>
             </w:rPr>
           </w:pPr>
-          <w:hyperlink w:anchor="_Toc230219395" w:history="1">
+          <w:hyperlink w:anchor="_Toc230266613" w:history="1">
             <w:r>
               <w:rPr>
                 <w:rStyle w:val="Hipervnculo"/>
                 <w:noProof/>
               </w:rPr>
-              <w:t>TextField</w:t>
+              <w:t>Campo de texto</w:t>
             </w:r>
             <w:r>
               <w:rPr>
@@ -2019,7 +2018,7 @@
                 <w:noProof/>
                 <w:webHidden/>
               </w:rPr>
-              <w:instrText xml:space="preserve"> PAGEREF _Toc230219395 \h </w:instrText>
+              <w:instrText xml:space="preserve"> PAGEREF _Toc230266613 \h </w:instrText>
             </w:r>
             <w:r>
               <w:rPr>
@@ -2062,7 +2061,7 @@
               <w:lang w:eastAsia="es-ES"/>
             </w:rPr>
           </w:pPr>
-          <w:hyperlink w:anchor="_Toc230219396" w:history="1">
+          <w:hyperlink w:anchor="_Toc230266614" w:history="1">
             <w:r>
               <w:rPr>
                 <w:rStyle w:val="Hipervnculo"/>
@@ -2089,7 +2088,7 @@
                 <w:noProof/>
                 <w:webHidden/>
               </w:rPr>
-              <w:instrText xml:space="preserve"> PAGEREF _Toc230219396 \h </w:instrText>
+              <w:instrText xml:space="preserve"> PAGEREF _Toc230266614 \h </w:instrText>
             </w:r>
             <w:r>
               <w:rPr>
@@ -2132,7 +2131,7 @@
               <w:lang w:eastAsia="es-ES"/>
             </w:rPr>
           </w:pPr>
-          <w:hyperlink w:anchor="_Toc230219397" w:history="1">
+          <w:hyperlink w:anchor="_Toc230266615" w:history="1">
             <w:r>
               <w:rPr>
                 <w:rStyle w:val="Hipervnculo"/>
@@ -2160,7 +2159,7 @@
                 <w:noProof/>
                 <w:webHidden/>
               </w:rPr>
-              <w:instrText xml:space="preserve"> PAGEREF _Toc230219397 \h </w:instrText>
+              <w:instrText xml:space="preserve"> PAGEREF _Toc230266615 \h </w:instrText>
             </w:r>
             <w:r>
               <w:rPr>
@@ -2203,7 +2202,7 @@
               <w:lang w:eastAsia="es-ES"/>
             </w:rPr>
           </w:pPr>
-          <w:hyperlink w:anchor="_Toc230219398" w:history="1">
+          <w:hyperlink w:anchor="_Toc230266616" w:history="1">
             <w:r>
               <w:rPr>
                 <w:rStyle w:val="Hipervnculo"/>
@@ -2231,7 +2230,7 @@
                 <w:noProof/>
                 <w:webHidden/>
               </w:rPr>
-              <w:instrText xml:space="preserve"> PAGEREF _Toc230219398 \h </w:instrText>
+              <w:instrText xml:space="preserve"> PAGEREF _Toc230266616 \h </w:instrText>
             </w:r>
             <w:r>
               <w:rPr>
@@ -2274,7 +2273,7 @@
               <w:lang w:eastAsia="es-ES"/>
             </w:rPr>
           </w:pPr>
-          <w:hyperlink w:anchor="_Toc230219399" w:history="1">
+          <w:hyperlink w:anchor="_Toc230266617" w:history="1">
             <w:r>
               <w:rPr>
                 <w:rStyle w:val="Hipervnculo"/>
@@ -2301,7 +2300,7 @@
                 <w:noProof/>
                 <w:webHidden/>
               </w:rPr>
-              <w:instrText xml:space="preserve"> PAGEREF _Toc230219399 \h </w:instrText>
+              <w:instrText xml:space="preserve"> PAGEREF _Toc230266617 \h </w:instrText>
             </w:r>
             <w:r>
               <w:rPr>
@@ -2344,7 +2343,7 @@
               <w:lang w:eastAsia="es-ES"/>
             </w:rPr>
           </w:pPr>
-          <w:hyperlink w:anchor="_Toc230219400" w:history="1">
+          <w:hyperlink w:anchor="_Toc230266618" w:history="1">
             <w:r>
               <w:rPr>
                 <w:rStyle w:val="Hipervnculo"/>
@@ -2371,7 +2370,7 @@
                 <w:noProof/>
                 <w:webHidden/>
               </w:rPr>
-              <w:instrText xml:space="preserve"> PAGEREF _Toc230219400 \h </w:instrText>
+              <w:instrText xml:space="preserve"> PAGEREF _Toc230266618 \h </w:instrText>
             </w:r>
             <w:r>
               <w:rPr>
@@ -2414,7 +2413,7 @@
               <w:lang w:eastAsia="es-ES"/>
             </w:rPr>
           </w:pPr>
-          <w:hyperlink w:anchor="_Toc230219401" w:history="1">
+          <w:hyperlink w:anchor="_Toc230266619" w:history="1">
             <w:r>
               <w:rPr>
                 <w:rStyle w:val="Hipervnculo"/>
@@ -2441,7 +2440,7 @@
                 <w:noProof/>
                 <w:webHidden/>
               </w:rPr>
-              <w:instrText xml:space="preserve"> PAGEREF _Toc230219401 \h </w:instrText>
+              <w:instrText xml:space="preserve"> PAGEREF _Toc230266619 \h </w:instrText>
             </w:r>
             <w:r>
               <w:rPr>
@@ -2484,7 +2483,7 @@
               <w:lang w:eastAsia="es-ES"/>
             </w:rPr>
           </w:pPr>
-          <w:hyperlink w:anchor="_Toc230219402" w:history="1">
+          <w:hyperlink w:anchor="_Toc230266620" w:history="1">
             <w:r>
               <w:rPr>
                 <w:rStyle w:val="Hipervnculo"/>
@@ -2511,7 +2510,7 @@
                 <w:noProof/>
                 <w:webHidden/>
               </w:rPr>
-              <w:instrText xml:space="preserve"> PAGEREF _Toc230219402 \h </w:instrText>
+              <w:instrText xml:space="preserve"> PAGEREF _Toc230266620 \h </w:instrText>
             </w:r>
             <w:r>
               <w:rPr>
@@ -2554,7 +2553,7 @@
               <w:lang w:eastAsia="es-ES"/>
             </w:rPr>
           </w:pPr>
-          <w:hyperlink w:anchor="_Toc230219403" w:history="1">
+          <w:hyperlink w:anchor="_Toc230266621" w:history="1">
             <w:r>
               <w:rPr>
                 <w:rStyle w:val="Hipervnculo"/>
@@ -2581,7 +2580,7 @@
                 <w:noProof/>
                 <w:webHidden/>
               </w:rPr>
-              <w:instrText xml:space="preserve"> PAGEREF _Toc230219403 \h </w:instrText>
+              <w:instrText xml:space="preserve"> PAGEREF _Toc230266621 \h </w:instrText>
             </w:r>
             <w:r>
               <w:rPr>
@@ -2624,7 +2623,7 @@
               <w:lang w:eastAsia="es-ES"/>
             </w:rPr>
           </w:pPr>
-          <w:hyperlink w:anchor="_Toc230219404" w:history="1">
+          <w:hyperlink w:anchor="_Toc230266622" w:history="1">
             <w:r>
               <w:rPr>
                 <w:rStyle w:val="Hipervnculo"/>
@@ -2651,7 +2650,7 @@
                 <w:noProof/>
                 <w:webHidden/>
               </w:rPr>
-              <w:instrText xml:space="preserve"> PAGEREF _Toc230219404 \h </w:instrText>
+              <w:instrText xml:space="preserve"> PAGEREF _Toc230266622 \h </w:instrText>
             </w:r>
             <w:r>
               <w:rPr>
@@ -2694,7 +2693,7 @@
               <w:lang w:eastAsia="es-ES"/>
             </w:rPr>
           </w:pPr>
-          <w:hyperlink w:anchor="_Toc230219405" w:history="1">
+          <w:hyperlink w:anchor="_Toc230266623" w:history="1">
             <w:r>
               <w:rPr>
                 <w:rStyle w:val="Hipervnculo"/>
@@ -2721,7 +2720,7 @@
                 <w:noProof/>
                 <w:webHidden/>
               </w:rPr>
-              <w:instrText xml:space="preserve"> PAGEREF _Toc230219405 \h </w:instrText>
+              <w:instrText xml:space="preserve"> PAGEREF _Toc230266623 \h </w:instrText>
             </w:r>
             <w:r>
               <w:rPr>
@@ -2764,7 +2763,7 @@
               <w:lang w:eastAsia="es-ES"/>
             </w:rPr>
           </w:pPr>
-          <w:hyperlink w:anchor="_Toc230219406" w:history="1">
+          <w:hyperlink w:anchor="_Toc230266624" w:history="1">
             <w:r>
               <w:rPr>
                 <w:rStyle w:val="Hipervnculo"/>
@@ -2791,7 +2790,7 @@
                 <w:noProof/>
                 <w:webHidden/>
               </w:rPr>
-              <w:instrText xml:space="preserve"> PAGEREF _Toc230219406 \h </w:instrText>
+              <w:instrText xml:space="preserve"> PAGEREF _Toc230266624 \h </w:instrText>
             </w:r>
             <w:r>
               <w:rPr>
@@ -2834,7 +2833,7 @@
               <w:lang w:eastAsia="es-ES"/>
             </w:rPr>
           </w:pPr>
-          <w:hyperlink w:anchor="_Toc230219407" w:history="1">
+          <w:hyperlink w:anchor="_Toc230266625" w:history="1">
             <w:r>
               <w:rPr>
                 <w:rStyle w:val="Hipervnculo"/>
@@ -2861,7 +2860,7 @@
                 <w:noProof/>
                 <w:webHidden/>
               </w:rPr>
-              <w:instrText xml:space="preserve"> PAGEREF _Toc230219407 \h </w:instrText>
+              <w:instrText xml:space="preserve"> PAGEREF _Toc230266625 \h </w:instrText>
             </w:r>
             <w:r>
               <w:rPr>
@@ -2904,7 +2903,7 @@
               <w:lang w:eastAsia="es-ES"/>
             </w:rPr>
           </w:pPr>
-          <w:hyperlink w:anchor="_Toc230219408" w:history="1">
+          <w:hyperlink w:anchor="_Toc230266626" w:history="1">
             <w:r>
               <w:rPr>
                 <w:rStyle w:val="Hipervnculo"/>
@@ -2931,7 +2930,7 @@
                 <w:noProof/>
                 <w:webHidden/>
               </w:rPr>
-              <w:instrText xml:space="preserve"> PAGEREF _Toc230219408 \h </w:instrText>
+              <w:instrText xml:space="preserve"> PAGEREF _Toc230266626 \h </w:instrText>
             </w:r>
             <w:r>
               <w:rPr>
@@ -2974,7 +2973,7 @@
               <w:lang w:eastAsia="es-ES"/>
             </w:rPr>
           </w:pPr>
-          <w:hyperlink w:anchor="_Toc230219409" w:history="1">
+          <w:hyperlink w:anchor="_Toc230266627" w:history="1">
             <w:r>
               <w:rPr>
                 <w:rStyle w:val="Hipervnculo"/>
@@ -3001,7 +3000,7 @@
                 <w:noProof/>
                 <w:webHidden/>
               </w:rPr>
-              <w:instrText xml:space="preserve"> PAGEREF _Toc230219409 \h </w:instrText>
+              <w:instrText xml:space="preserve"> PAGEREF _Toc230266627 \h </w:instrText>
             </w:r>
             <w:r>
               <w:rPr>
@@ -3044,7 +3043,7 @@
               <w:lang w:eastAsia="es-ES"/>
             </w:rPr>
           </w:pPr>
-          <w:hyperlink w:anchor="_Toc230219410" w:history="1">
+          <w:hyperlink w:anchor="_Toc230266628" w:history="1">
             <w:r>
               <w:rPr>
                 <w:rStyle w:val="Hipervnculo"/>
@@ -3071,7 +3070,7 @@
                 <w:noProof/>
                 <w:webHidden/>
               </w:rPr>
-              <w:instrText xml:space="preserve"> PAGEREF _Toc230219410 \h </w:instrText>
+              <w:instrText xml:space="preserve"> PAGEREF _Toc230266628 \h </w:instrText>
             </w:r>
             <w:r>
               <w:rPr>
@@ -3114,7 +3113,7 @@
               <w:lang w:eastAsia="es-ES"/>
             </w:rPr>
           </w:pPr>
-          <w:hyperlink w:anchor="_Toc230219411" w:history="1">
+          <w:hyperlink w:anchor="_Toc230266629" w:history="1">
             <w:r>
               <w:rPr>
                 <w:rStyle w:val="Hipervnculo"/>
@@ -3141,7 +3140,7 @@
                 <w:noProof/>
                 <w:webHidden/>
               </w:rPr>
-              <w:instrText xml:space="preserve"> PAGEREF _Toc230219411 \h </w:instrText>
+              <w:instrText xml:space="preserve"> PAGEREF _Toc230266629 \h </w:instrText>
             </w:r>
             <w:r>
               <w:rPr>
@@ -3184,7 +3183,7 @@
               <w:lang w:eastAsia="es-ES"/>
             </w:rPr>
           </w:pPr>
-          <w:hyperlink w:anchor="_Toc230219412" w:history="1">
+          <w:hyperlink w:anchor="_Toc230266630" w:history="1">
             <w:r>
               <w:rPr>
                 <w:rStyle w:val="Hipervnculo"/>
@@ -3211,7 +3210,7 @@
                 <w:noProof/>
                 <w:webHidden/>
               </w:rPr>
-              <w:instrText xml:space="preserve"> PAGEREF _Toc230219412 \h </w:instrText>
+              <w:instrText xml:space="preserve"> PAGEREF _Toc230266630 \h </w:instrText>
             </w:r>
             <w:r>
               <w:rPr>
@@ -3254,7 +3253,7 @@
               <w:lang w:eastAsia="es-ES"/>
             </w:rPr>
           </w:pPr>
-          <w:hyperlink w:anchor="_Toc230219413" w:history="1">
+          <w:hyperlink w:anchor="_Toc230266631" w:history="1">
             <w:r>
               <w:rPr>
                 <w:rStyle w:val="Hipervnculo"/>
@@ -3281,7 +3280,7 @@
                 <w:noProof/>
                 <w:webHidden/>
               </w:rPr>
-              <w:instrText xml:space="preserve"> PAGEREF _Toc230219413 \h </w:instrText>
+              <w:instrText xml:space="preserve"> PAGEREF _Toc230266631 \h </w:instrText>
             </w:r>
             <w:r>
               <w:rPr>
@@ -3381,7 +3380,7 @@
         </w:rPr>
         <w:fldChar w:fldCharType="separate"/>
       </w:r>
-      <w:hyperlink w:anchor="_Toc230219414" w:history="1">
+      <w:hyperlink w:anchor="_Toc230266632" w:history="1">
         <w:r>
           <w:rPr>
             <w:rStyle w:val="Hipervnculo"/>
@@ -3408,7 +3407,7 @@
             <w:noProof/>
             <w:webHidden/>
           </w:rPr>
-          <w:instrText xml:space="preserve"> PAGEREF _Toc230219414 \h </w:instrText>
+          <w:instrText xml:space="preserve"> PAGEREF _Toc230266632 \h </w:instrText>
         </w:r>
         <w:r>
           <w:rPr>
@@ -3451,7 +3450,7 @@
           <w:lang w:eastAsia="es-ES"/>
         </w:rPr>
       </w:pPr>
-      <w:hyperlink w:anchor="_Toc230219415" w:history="1">
+      <w:hyperlink w:anchor="_Toc230266633" w:history="1">
         <w:r>
           <w:rPr>
             <w:rStyle w:val="Hipervnculo"/>
@@ -3479,7 +3478,7 @@
             <w:noProof/>
             <w:webHidden/>
           </w:rPr>
-          <w:instrText xml:space="preserve"> PAGEREF _Toc230219415 \h </w:instrText>
+          <w:instrText xml:space="preserve"> PAGEREF _Toc230266633 \h </w:instrText>
         </w:r>
         <w:r>
           <w:rPr>
@@ -3522,7 +3521,7 @@
           <w:lang w:eastAsia="es-ES"/>
         </w:rPr>
       </w:pPr>
-      <w:hyperlink w:anchor="_Toc230219416" w:history="1">
+      <w:hyperlink w:anchor="_Toc230266634" w:history="1">
         <w:r>
           <w:rPr>
             <w:rStyle w:val="Hipervnculo"/>
@@ -3550,7 +3549,7 @@
             <w:noProof/>
             <w:webHidden/>
           </w:rPr>
-          <w:instrText xml:space="preserve"> PAGEREF _Toc230219416 \h </w:instrText>
+          <w:instrText xml:space="preserve"> PAGEREF _Toc230266634 \h </w:instrText>
         </w:r>
         <w:r>
           <w:rPr>
@@ -3593,7 +3592,7 @@
           <w:lang w:eastAsia="es-ES"/>
         </w:rPr>
       </w:pPr>
-      <w:hyperlink w:anchor="_Toc230219417" w:history="1">
+      <w:hyperlink w:anchor="_Toc230266635" w:history="1">
         <w:r>
           <w:rPr>
             <w:rStyle w:val="Hipervnculo"/>
@@ -3621,7 +3620,7 @@
             <w:noProof/>
             <w:webHidden/>
           </w:rPr>
-          <w:instrText xml:space="preserve"> PAGEREF _Toc230219417 \h </w:instrText>
+          <w:instrText xml:space="preserve"> PAGEREF _Toc230266635 \h </w:instrText>
         </w:r>
         <w:r>
           <w:rPr>
@@ -3664,7 +3663,7 @@
           <w:lang w:eastAsia="es-ES"/>
         </w:rPr>
       </w:pPr>
-      <w:hyperlink w:anchor="_Toc230219418" w:history="1">
+      <w:hyperlink w:anchor="_Toc230266636" w:history="1">
         <w:r>
           <w:rPr>
             <w:rStyle w:val="Hipervnculo"/>
@@ -3692,7 +3691,7 @@
             <w:noProof/>
             <w:webHidden/>
           </w:rPr>
-          <w:instrText xml:space="preserve"> PAGEREF _Toc230219418 \h </w:instrText>
+          <w:instrText xml:space="preserve"> PAGEREF _Toc230266636 \h </w:instrText>
         </w:r>
         <w:r>
           <w:rPr>
@@ -3735,7 +3734,7 @@
           <w:lang w:eastAsia="es-ES"/>
         </w:rPr>
       </w:pPr>
-      <w:hyperlink w:anchor="_Toc230219419" w:history="1">
+      <w:hyperlink w:anchor="_Toc230266637" w:history="1">
         <w:r>
           <w:rPr>
             <w:rStyle w:val="Hipervnculo"/>
@@ -3763,7 +3762,7 @@
             <w:noProof/>
             <w:webHidden/>
           </w:rPr>
-          <w:instrText xml:space="preserve"> PAGEREF _Toc230219419 \h </w:instrText>
+          <w:instrText xml:space="preserve"> PAGEREF _Toc230266637 \h </w:instrText>
         </w:r>
         <w:r>
           <w:rPr>
@@ -3806,7 +3805,7 @@
           <w:lang w:eastAsia="es-ES"/>
         </w:rPr>
       </w:pPr>
-      <w:hyperlink w:anchor="_Toc230219420" w:history="1">
+      <w:hyperlink w:anchor="_Toc230266638" w:history="1">
         <w:r>
           <w:rPr>
             <w:rStyle w:val="Hipervnculo"/>
@@ -3833,7 +3832,7 @@
             <w:noProof/>
             <w:webHidden/>
           </w:rPr>
-          <w:instrText xml:space="preserve"> PAGEREF _Toc230219420 \h </w:instrText>
+          <w:instrText xml:space="preserve"> PAGEREF _Toc230266638 \h </w:instrText>
         </w:r>
         <w:r>
           <w:rPr>
@@ -3876,7 +3875,7 @@
           <w:lang w:eastAsia="es-ES"/>
         </w:rPr>
       </w:pPr>
-      <w:hyperlink w:anchor="_Toc230219421" w:history="1">
+      <w:hyperlink w:anchor="_Toc230266639" w:history="1">
         <w:r>
           <w:rPr>
             <w:rStyle w:val="Hipervnculo"/>
@@ -3904,7 +3903,7 @@
             <w:noProof/>
             <w:webHidden/>
           </w:rPr>
-          <w:instrText xml:space="preserve"> PAGEREF _Toc230219421 \h </w:instrText>
+          <w:instrText xml:space="preserve"> PAGEREF _Toc230266639 \h </w:instrText>
         </w:r>
         <w:r>
           <w:rPr>
@@ -3947,7 +3946,7 @@
           <w:lang w:eastAsia="es-ES"/>
         </w:rPr>
       </w:pPr>
-      <w:hyperlink w:anchor="_Toc230219422" w:history="1">
+      <w:hyperlink w:anchor="_Toc230266640" w:history="1">
         <w:r>
           <w:rPr>
             <w:rStyle w:val="Hipervnculo"/>
@@ -3975,7 +3974,7 @@
             <w:noProof/>
             <w:webHidden/>
           </w:rPr>
-          <w:instrText xml:space="preserve"> PAGEREF _Toc230219422 \h </w:instrText>
+          <w:instrText xml:space="preserve"> PAGEREF _Toc230266640 \h </w:instrText>
         </w:r>
         <w:r>
           <w:rPr>
@@ -4018,7 +4017,7 @@
           <w:lang w:eastAsia="es-ES"/>
         </w:rPr>
       </w:pPr>
-      <w:hyperlink w:anchor="_Toc230219423" w:history="1">
+      <w:hyperlink w:anchor="_Toc230266641" w:history="1">
         <w:r>
           <w:rPr>
             <w:rStyle w:val="Hipervnculo"/>
@@ -4046,7 +4045,7 @@
             <w:noProof/>
             <w:webHidden/>
           </w:rPr>
-          <w:instrText xml:space="preserve"> PAGEREF _Toc230219423 \h </w:instrText>
+          <w:instrText xml:space="preserve"> PAGEREF _Toc230266641 \h </w:instrText>
         </w:r>
         <w:r>
           <w:rPr>
@@ -4089,7 +4088,7 @@
           <w:lang w:eastAsia="es-ES"/>
         </w:rPr>
       </w:pPr>
-      <w:hyperlink w:anchor="_Toc230219424" w:history="1">
+      <w:hyperlink w:anchor="_Toc230266642" w:history="1">
         <w:r>
           <w:rPr>
             <w:rStyle w:val="Hipervnculo"/>
@@ -4116,7 +4115,7 @@
             <w:noProof/>
             <w:webHidden/>
           </w:rPr>
-          <w:instrText xml:space="preserve"> PAGEREF _Toc230219424 \h </w:instrText>
+          <w:instrText xml:space="preserve"> PAGEREF _Toc230266642 \h </w:instrText>
         </w:r>
         <w:r>
           <w:rPr>
@@ -4159,7 +4158,7 @@
           <w:lang w:eastAsia="es-ES"/>
         </w:rPr>
       </w:pPr>
-      <w:hyperlink w:anchor="_Toc230219425" w:history="1">
+      <w:hyperlink w:anchor="_Toc230266643" w:history="1">
         <w:r>
           <w:rPr>
             <w:rStyle w:val="Hipervnculo"/>
@@ -4186,7 +4185,7 @@
             <w:noProof/>
             <w:webHidden/>
           </w:rPr>
-          <w:instrText xml:space="preserve"> PAGEREF _Toc230219425 \h </w:instrText>
+          <w:instrText xml:space="preserve"> PAGEREF _Toc230266643 \h </w:instrText>
         </w:r>
         <w:r>
           <w:rPr>
@@ -4206,7 +4205,7 @@
             <w:noProof/>
             <w:webHidden/>
           </w:rPr>
-          <w:t>9</w:t>
+          <w:t>8</w:t>
         </w:r>
         <w:r>
           <w:rPr>
@@ -4229,7 +4228,7 @@
           <w:lang w:eastAsia="es-ES"/>
         </w:rPr>
       </w:pPr>
-      <w:hyperlink w:anchor="_Toc230219426" w:history="1">
+      <w:hyperlink w:anchor="_Toc230266644" w:history="1">
         <w:r>
           <w:rPr>
             <w:rStyle w:val="Hipervnculo"/>
@@ -4256,7 +4255,7 @@
             <w:noProof/>
             <w:webHidden/>
           </w:rPr>
-          <w:instrText xml:space="preserve"> PAGEREF _Toc230219426 \h </w:instrText>
+          <w:instrText xml:space="preserve"> PAGEREF _Toc230266644 \h </w:instrText>
         </w:r>
         <w:r>
           <w:rPr>
@@ -4299,7 +4298,7 @@
           <w:lang w:eastAsia="es-ES"/>
         </w:rPr>
       </w:pPr>
-      <w:hyperlink w:anchor="_Toc230219427" w:history="1">
+      <w:hyperlink w:anchor="_Toc230266645" w:history="1">
         <w:r>
           <w:rPr>
             <w:rStyle w:val="Hipervnculo"/>
@@ -4326,7 +4325,7 @@
             <w:noProof/>
             <w:webHidden/>
           </w:rPr>
-          <w:instrText xml:space="preserve"> PAGEREF _Toc230219427 \h </w:instrText>
+          <w:instrText xml:space="preserve"> PAGEREF _Toc230266645 \h </w:instrText>
         </w:r>
         <w:r>
           <w:rPr>
@@ -4369,7 +4368,7 @@
           <w:lang w:eastAsia="es-ES"/>
         </w:rPr>
       </w:pPr>
-      <w:hyperlink w:anchor="_Toc230219428" w:history="1">
+      <w:hyperlink w:anchor="_Toc230266646" w:history="1">
         <w:r>
           <w:rPr>
             <w:rStyle w:val="Hipervnculo"/>
@@ -4396,7 +4395,7 @@
             <w:noProof/>
             <w:webHidden/>
           </w:rPr>
-          <w:instrText xml:space="preserve"> PAGEREF _Toc230219428 \h </w:instrText>
+          <w:instrText xml:space="preserve"> PAGEREF _Toc230266646 \h </w:instrText>
         </w:r>
         <w:r>
           <w:rPr>
@@ -4439,7 +4438,7 @@
           <w:lang w:eastAsia="es-ES"/>
         </w:rPr>
       </w:pPr>
-      <w:hyperlink w:anchor="_Toc230219429" w:history="1">
+      <w:hyperlink w:anchor="_Toc230266647" w:history="1">
         <w:r>
           <w:rPr>
             <w:rStyle w:val="Hipervnculo"/>
@@ -4466,7 +4465,7 @@
             <w:noProof/>
             <w:webHidden/>
           </w:rPr>
-          <w:instrText xml:space="preserve"> PAGEREF _Toc230219429 \h </w:instrText>
+          <w:instrText xml:space="preserve"> PAGEREF _Toc230266647 \h </w:instrText>
         </w:r>
         <w:r>
           <w:rPr>
@@ -4509,7 +4508,7 @@
           <w:lang w:eastAsia="es-ES"/>
         </w:rPr>
       </w:pPr>
-      <w:hyperlink w:anchor="_Toc230219430" w:history="1">
+      <w:hyperlink w:anchor="_Toc230266648" w:history="1">
         <w:r>
           <w:rPr>
             <w:rStyle w:val="Hipervnculo"/>
@@ -4536,7 +4535,7 @@
             <w:noProof/>
             <w:webHidden/>
           </w:rPr>
-          <w:instrText xml:space="preserve"> PAGEREF _Toc230219430 \h </w:instrText>
+          <w:instrText xml:space="preserve"> PAGEREF _Toc230266648 \h </w:instrText>
         </w:r>
         <w:r>
           <w:rPr>
@@ -4579,7 +4578,7 @@
           <w:lang w:eastAsia="es-ES"/>
         </w:rPr>
       </w:pPr>
-      <w:hyperlink w:anchor="_Toc230219431" w:history="1">
+      <w:hyperlink w:anchor="_Toc230266649" w:history="1">
         <w:r>
           <w:rPr>
             <w:rStyle w:val="Hipervnculo"/>
@@ -4606,7 +4605,7 @@
             <w:noProof/>
             <w:webHidden/>
           </w:rPr>
-          <w:instrText xml:space="preserve"> PAGEREF _Toc230219431 \h </w:instrText>
+          <w:instrText xml:space="preserve"> PAGEREF _Toc230266649 \h </w:instrText>
         </w:r>
         <w:r>
           <w:rPr>
@@ -4649,7 +4648,7 @@
           <w:lang w:eastAsia="es-ES"/>
         </w:rPr>
       </w:pPr>
-      <w:hyperlink w:anchor="_Toc230219432" w:history="1">
+      <w:hyperlink w:anchor="_Toc230266650" w:history="1">
         <w:r>
           <w:rPr>
             <w:rStyle w:val="Hipervnculo"/>
@@ -4676,7 +4675,7 @@
             <w:noProof/>
             <w:webHidden/>
           </w:rPr>
-          <w:instrText xml:space="preserve"> PAGEREF _Toc230219432 \h </w:instrText>
+          <w:instrText xml:space="preserve"> PAGEREF _Toc230266650 \h </w:instrText>
         </w:r>
         <w:r>
           <w:rPr>
@@ -4719,7 +4718,7 @@
           <w:lang w:eastAsia="es-ES"/>
         </w:rPr>
       </w:pPr>
-      <w:hyperlink w:anchor="_Toc230219433" w:history="1">
+      <w:hyperlink w:anchor="_Toc230266651" w:history="1">
         <w:r>
           <w:rPr>
             <w:rStyle w:val="Hipervnculo"/>
@@ -4746,7 +4745,7 @@
             <w:noProof/>
             <w:webHidden/>
           </w:rPr>
-          <w:instrText xml:space="preserve"> PAGEREF _Toc230219433 \h </w:instrText>
+          <w:instrText xml:space="preserve"> PAGEREF _Toc230266651 \h </w:instrText>
         </w:r>
         <w:r>
           <w:rPr>
@@ -4789,13 +4788,13 @@
           <w:lang w:eastAsia="es-ES"/>
         </w:rPr>
       </w:pPr>
-      <w:hyperlink w:anchor="_Toc230219434" w:history="1">
+      <w:hyperlink w:anchor="_Toc230266652" w:history="1">
         <w:r>
           <w:rPr>
             <w:rStyle w:val="Hipervnculo"/>
             <w:noProof/>
           </w:rPr>
-          <w:t>Imagen 21. TextField vacío</w:t>
+          <w:t>Imagen 21. Campo de texto vacío</w:t>
         </w:r>
         <w:r>
           <w:rPr>
@@ -4816,7 +4815,7 @@
             <w:noProof/>
             <w:webHidden/>
           </w:rPr>
-          <w:instrText xml:space="preserve"> PAGEREF _Toc230219434 \h </w:instrText>
+          <w:instrText xml:space="preserve"> PAGEREF _Toc230266652 \h </w:instrText>
         </w:r>
         <w:r>
           <w:rPr>
@@ -4859,13 +4858,13 @@
           <w:lang w:eastAsia="es-ES"/>
         </w:rPr>
       </w:pPr>
-      <w:hyperlink w:anchor="_Toc230219435" w:history="1">
+      <w:hyperlink w:anchor="_Toc230266653" w:history="1">
         <w:r>
           <w:rPr>
             <w:rStyle w:val="Hipervnculo"/>
             <w:noProof/>
           </w:rPr>
-          <w:t>Imagen 22. TextField seleccionado</w:t>
+          <w:t>Imagen 22. Campo de texto seleccionado</w:t>
         </w:r>
         <w:r>
           <w:rPr>
@@ -4886,7 +4885,7 @@
             <w:noProof/>
             <w:webHidden/>
           </w:rPr>
-          <w:instrText xml:space="preserve"> PAGEREF _Toc230219435 \h </w:instrText>
+          <w:instrText xml:space="preserve"> PAGEREF _Toc230266653 \h </w:instrText>
         </w:r>
         <w:r>
           <w:rPr>
@@ -4929,7 +4928,7 @@
           <w:lang w:eastAsia="es-ES"/>
         </w:rPr>
       </w:pPr>
-      <w:hyperlink w:anchor="_Toc230219436" w:history="1">
+      <w:hyperlink w:anchor="_Toc230266654" w:history="1">
         <w:r>
           <w:rPr>
             <w:rStyle w:val="Hipervnculo"/>
@@ -4957,7 +4956,7 @@
             <w:noProof/>
             <w:webHidden/>
           </w:rPr>
-          <w:instrText xml:space="preserve"> PAGEREF _Toc230219436 \h </w:instrText>
+          <w:instrText xml:space="preserve"> PAGEREF _Toc230266654 \h </w:instrText>
         </w:r>
         <w:r>
           <w:rPr>
@@ -5000,7 +4999,7 @@
           <w:lang w:eastAsia="es-ES"/>
         </w:rPr>
       </w:pPr>
-      <w:hyperlink w:anchor="_Toc230219437" w:history="1">
+      <w:hyperlink w:anchor="_Toc230266655" w:history="1">
         <w:r>
           <w:rPr>
             <w:rStyle w:val="Hipervnculo"/>
@@ -5028,7 +5027,7 @@
             <w:noProof/>
             <w:webHidden/>
           </w:rPr>
-          <w:instrText xml:space="preserve"> PAGEREF _Toc230219437 \h </w:instrText>
+          <w:instrText xml:space="preserve"> PAGEREF _Toc230266655 \h </w:instrText>
         </w:r>
         <w:r>
           <w:rPr>
@@ -5071,7 +5070,7 @@
           <w:lang w:eastAsia="es-ES"/>
         </w:rPr>
       </w:pPr>
-      <w:hyperlink w:anchor="_Toc230219438" w:history="1">
+      <w:hyperlink w:anchor="_Toc230266656" w:history="1">
         <w:r>
           <w:rPr>
             <w:rStyle w:val="Hipervnculo"/>
@@ -5099,7 +5098,7 @@
             <w:noProof/>
             <w:webHidden/>
           </w:rPr>
-          <w:instrText xml:space="preserve"> PAGEREF _Toc230219438 \h </w:instrText>
+          <w:instrText xml:space="preserve"> PAGEREF _Toc230266656 \h </w:instrText>
         </w:r>
         <w:r>
           <w:rPr>
@@ -5142,7 +5141,7 @@
           <w:lang w:eastAsia="es-ES"/>
         </w:rPr>
       </w:pPr>
-      <w:hyperlink w:anchor="_Toc230219439" w:history="1">
+      <w:hyperlink w:anchor="_Toc230266657" w:history="1">
         <w:r>
           <w:rPr>
             <w:rStyle w:val="Hipervnculo"/>
@@ -5170,7 +5169,7 @@
             <w:noProof/>
             <w:webHidden/>
           </w:rPr>
-          <w:instrText xml:space="preserve"> PAGEREF _Toc230219439 \h </w:instrText>
+          <w:instrText xml:space="preserve"> PAGEREF _Toc230266657 \h </w:instrText>
         </w:r>
         <w:r>
           <w:rPr>
@@ -5213,7 +5212,7 @@
           <w:lang w:eastAsia="es-ES"/>
         </w:rPr>
       </w:pPr>
-      <w:hyperlink w:anchor="_Toc230219440" w:history="1">
+      <w:hyperlink w:anchor="_Toc230266658" w:history="1">
         <w:r>
           <w:rPr>
             <w:rStyle w:val="Hipervnculo"/>
@@ -5240,7 +5239,7 @@
             <w:noProof/>
             <w:webHidden/>
           </w:rPr>
-          <w:instrText xml:space="preserve"> PAGEREF _Toc230219440 \h </w:instrText>
+          <w:instrText xml:space="preserve"> PAGEREF _Toc230266658 \h </w:instrText>
         </w:r>
         <w:r>
           <w:rPr>
@@ -5283,7 +5282,7 @@
           <w:lang w:eastAsia="es-ES"/>
         </w:rPr>
       </w:pPr>
-      <w:hyperlink w:anchor="_Toc230219441" w:history="1">
+      <w:hyperlink w:anchor="_Toc230266659" w:history="1">
         <w:r>
           <w:rPr>
             <w:rStyle w:val="Hipervnculo"/>
@@ -5310,7 +5309,7 @@
             <w:noProof/>
             <w:webHidden/>
           </w:rPr>
-          <w:instrText xml:space="preserve"> PAGEREF _Toc230219441 \h </w:instrText>
+          <w:instrText xml:space="preserve"> PAGEREF _Toc230266659 \h </w:instrText>
         </w:r>
         <w:r>
           <w:rPr>
@@ -5353,7 +5352,7 @@
           <w:lang w:eastAsia="es-ES"/>
         </w:rPr>
       </w:pPr>
-      <w:hyperlink w:anchor="_Toc230219442" w:history="1">
+      <w:hyperlink w:anchor="_Toc230266660" w:history="1">
         <w:r>
           <w:rPr>
             <w:rStyle w:val="Hipervnculo"/>
@@ -5380,7 +5379,7 @@
             <w:noProof/>
             <w:webHidden/>
           </w:rPr>
-          <w:instrText xml:space="preserve"> PAGEREF _Toc230219442 \h </w:instrText>
+          <w:instrText xml:space="preserve"> PAGEREF _Toc230266660 \h </w:instrText>
         </w:r>
         <w:r>
           <w:rPr>
@@ -5423,7 +5422,7 @@
           <w:lang w:eastAsia="es-ES"/>
         </w:rPr>
       </w:pPr>
-      <w:hyperlink w:anchor="_Toc230219443" w:history="1">
+      <w:hyperlink w:anchor="_Toc230266661" w:history="1">
         <w:r>
           <w:rPr>
             <w:rStyle w:val="Hipervnculo"/>
@@ -5450,7 +5449,7 @@
             <w:noProof/>
             <w:webHidden/>
           </w:rPr>
-          <w:instrText xml:space="preserve"> PAGEREF _Toc230219443 \h </w:instrText>
+          <w:instrText xml:space="preserve"> PAGEREF _Toc230266661 \h </w:instrText>
         </w:r>
         <w:r>
           <w:rPr>
@@ -5493,7 +5492,7 @@
           <w:lang w:eastAsia="es-ES"/>
         </w:rPr>
       </w:pPr>
-      <w:hyperlink w:anchor="_Toc230219444" w:history="1">
+      <w:hyperlink w:anchor="_Toc230266662" w:history="1">
         <w:r>
           <w:rPr>
             <w:rStyle w:val="Hipervnculo"/>
@@ -5520,7 +5519,7 @@
             <w:noProof/>
             <w:webHidden/>
           </w:rPr>
-          <w:instrText xml:space="preserve"> PAGEREF _Toc230219444 \h </w:instrText>
+          <w:instrText xml:space="preserve"> PAGEREF _Toc230266662 \h </w:instrText>
         </w:r>
         <w:r>
           <w:rPr>
@@ -5563,7 +5562,7 @@
           <w:lang w:eastAsia="es-ES"/>
         </w:rPr>
       </w:pPr>
-      <w:hyperlink w:anchor="_Toc230219445" w:history="1">
+      <w:hyperlink w:anchor="_Toc230266663" w:history="1">
         <w:r>
           <w:rPr>
             <w:rStyle w:val="Hipervnculo"/>
@@ -5590,7 +5589,7 @@
             <w:noProof/>
             <w:webHidden/>
           </w:rPr>
-          <w:instrText xml:space="preserve"> PAGEREF _Toc230219445 \h </w:instrText>
+          <w:instrText xml:space="preserve"> PAGEREF _Toc230266663 \h </w:instrText>
         </w:r>
         <w:r>
           <w:rPr>
@@ -5633,7 +5632,7 @@
           <w:lang w:eastAsia="es-ES"/>
         </w:rPr>
       </w:pPr>
-      <w:hyperlink w:anchor="_Toc230219446" w:history="1">
+      <w:hyperlink w:anchor="_Toc230266664" w:history="1">
         <w:r>
           <w:rPr>
             <w:rStyle w:val="Hipervnculo"/>
@@ -5660,7 +5659,7 @@
             <w:noProof/>
             <w:webHidden/>
           </w:rPr>
-          <w:instrText xml:space="preserve"> PAGEREF _Toc230219446 \h </w:instrText>
+          <w:instrText xml:space="preserve"> PAGEREF _Toc230266664 \h </w:instrText>
         </w:r>
         <w:r>
           <w:rPr>
@@ -5703,7 +5702,7 @@
           <w:lang w:eastAsia="es-ES"/>
         </w:rPr>
       </w:pPr>
-      <w:hyperlink w:anchor="_Toc230219447" w:history="1">
+      <w:hyperlink w:anchor="_Toc230266665" w:history="1">
         <w:r>
           <w:rPr>
             <w:rStyle w:val="Hipervnculo"/>
@@ -5730,7 +5729,7 @@
             <w:noProof/>
             <w:webHidden/>
           </w:rPr>
-          <w:instrText xml:space="preserve"> PAGEREF _Toc230219447 \h </w:instrText>
+          <w:instrText xml:space="preserve"> PAGEREF _Toc230266665 \h </w:instrText>
         </w:r>
         <w:r>
           <w:rPr>
@@ -5773,7 +5772,7 @@
           <w:lang w:eastAsia="es-ES"/>
         </w:rPr>
       </w:pPr>
-      <w:hyperlink w:anchor="_Toc230219448" w:history="1">
+      <w:hyperlink w:anchor="_Toc230266666" w:history="1">
         <w:r>
           <w:rPr>
             <w:rStyle w:val="Hipervnculo"/>
@@ -5800,7 +5799,7 @@
             <w:noProof/>
             <w:webHidden/>
           </w:rPr>
-          <w:instrText xml:space="preserve"> PAGEREF _Toc230219448 \h </w:instrText>
+          <w:instrText xml:space="preserve"> PAGEREF _Toc230266666 \h </w:instrText>
         </w:r>
         <w:r>
           <w:rPr>
@@ -5864,7 +5863,7 @@
           <w:rFonts w:ascii="Calibri" w:hAnsi="Calibri" w:cs="Calibri"/>
         </w:rPr>
       </w:pPr>
-      <w:bookmarkStart w:id="0" w:name="_Toc230219380"/>
+      <w:bookmarkStart w:id="0" w:name="_Toc230266598"/>
       <w:r>
         <w:rPr>
           <w:rFonts w:ascii="Calibri" w:hAnsi="Calibri" w:cs="Calibri"/>
@@ -5881,6 +5880,7 @@
     </w:p>
     <w:p>
       <w:pPr>
+        <w:jc w:val="both"/>
         <w:rPr>
           <w:rFonts w:ascii="Calibri" w:hAnsi="Calibri" w:cs="Calibri"/>
         </w:rPr>
@@ -5903,23 +5903,12 @@
         <w:rPr>
           <w:rFonts w:ascii="Calibri" w:hAnsi="Calibri" w:cs="Calibri"/>
         </w:rPr>
-        <w:t>, desarrollada como parte del Proyecto Intermodular</w:t>
-      </w:r>
-      <w:r>
-        <w:rPr>
-          <w:rFonts w:ascii="Calibri" w:hAnsi="Calibri" w:cs="Calibri"/>
-        </w:rPr>
-        <w:t xml:space="preserve"> del ciclo de </w:t>
-      </w:r>
-      <w:r>
-        <w:rPr>
-          <w:rFonts w:ascii="Calibri" w:hAnsi="Calibri" w:cs="Calibri"/>
-        </w:rPr>
-        <w:t>Desarrollo de Aplicaciones Multiplataforma en el CIFP La Laboral de Gijón.</w:t>
+        <w:t>, desarrollada como parte del Proyecto Intermodular del ciclo de Desarrollo de Aplicaciones Multiplataforma en el CIFP La Laboral de Gijón.</w:t>
       </w:r>
     </w:p>
     <w:p>
       <w:pPr>
+        <w:jc w:val="both"/>
         <w:rPr>
           <w:rFonts w:ascii="Calibri" w:hAnsi="Calibri" w:cs="Calibri"/>
         </w:rPr>
@@ -5933,6 +5922,7 @@
     </w:p>
     <w:p>
       <w:pPr>
+        <w:jc w:val="both"/>
         <w:rPr>
           <w:rFonts w:ascii="Calibri" w:hAnsi="Calibri" w:cs="Calibri"/>
         </w:rPr>
@@ -5951,7 +5941,7 @@
           <w:rFonts w:ascii="Calibri" w:hAnsi="Calibri" w:cs="Calibri"/>
         </w:rPr>
       </w:pPr>
-      <w:bookmarkStart w:id="1" w:name="_Toc230219381"/>
+      <w:bookmarkStart w:id="1" w:name="_Toc230266599"/>
       <w:r>
         <w:rPr>
           <w:rFonts w:ascii="Calibri" w:hAnsi="Calibri" w:cs="Calibri"/>
@@ -6102,7 +6092,7 @@
                               </w:rPr>
                             </w:pPr>
                             <w:bookmarkStart w:id="2" w:name="_Toc230204991"/>
-                            <w:bookmarkStart w:id="3" w:name="_Toc230219414"/>
+                            <w:bookmarkStart w:id="3" w:name="_Toc230266632"/>
                             <w:r>
                               <w:t xml:space="preserve">Imagen </w:t>
                             </w:r>
@@ -6160,7 +6150,7 @@
                         </w:rPr>
                       </w:pPr>
                       <w:bookmarkStart w:id="4" w:name="_Toc230204991"/>
-                      <w:bookmarkStart w:id="5" w:name="_Toc230219414"/>
+                      <w:bookmarkStart w:id="5" w:name="_Toc230266632"/>
                       <w:r>
                         <w:t xml:space="preserve">Imagen </w:t>
                       </w:r>
@@ -6769,7 +6759,7 @@
           <w:rFonts w:ascii="Calibri" w:hAnsi="Calibri" w:cs="Calibri"/>
         </w:rPr>
       </w:pPr>
-      <w:bookmarkStart w:id="6" w:name="_Toc230219382"/>
+      <w:bookmarkStart w:id="6" w:name="_Toc230266600"/>
       <w:r>
         <w:rPr>
           <w:rFonts w:ascii="Calibri" w:hAnsi="Calibri" w:cs="Calibri"/>
@@ -7017,7 +7007,6 @@
           <mc:Fallback>
             <w:pict>
               <v:shape w14:anchorId="31DB1CC3" id="_x0000_s1030" type="#_x0000_t202" style="position:absolute;margin-left:402pt;margin-top:1.1pt;width:81pt;height:147pt;z-index:251668480;visibility:visible;mso-wrap-style:square;mso-width-percent:0;mso-height-percent:0;mso-wrap-distance-left:9pt;mso-wrap-distance-top:0;mso-wrap-distance-right:9pt;mso-wrap-distance-bottom:0;mso-position-horizontal:absolute;mso-position-horizontal-relative:margin;mso-position-vertical:absolute;mso-position-vertical-relative:text;mso-width-percent:0;mso-height-percent:0;mso-width-relative:margin;mso-height-relative:margin;v-text-anchor:top" o:gfxdata="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" filled="f" stroked="f">
-                <v:fill o:detectmouseclick="t"/>
                 <v:textbox>
                   <w:txbxContent>
                     <w:p>
@@ -7324,7 +7313,7 @@
           <w:rFonts w:ascii="Calibri" w:hAnsi="Calibri" w:cs="Calibri"/>
         </w:rPr>
       </w:pPr>
-      <w:bookmarkStart w:id="7" w:name="_Toc230219383"/>
+      <w:bookmarkStart w:id="7" w:name="_Toc230266601"/>
       <w:r>
         <w:rPr>
           <w:rFonts w:ascii="Calibri" w:hAnsi="Calibri" w:cs="Calibri"/>
@@ -7335,6 +7324,7 @@
     </w:p>
     <w:p>
       <w:pPr>
+        <w:jc w:val="both"/>
         <w:rPr>
           <w:rFonts w:ascii="Calibri" w:hAnsi="Calibri" w:cs="Calibri"/>
         </w:rPr>
@@ -9112,7 +9102,7 @@
           <w:rFonts w:ascii="Calibri" w:hAnsi="Calibri" w:cs="Calibri"/>
         </w:rPr>
       </w:pPr>
-      <w:bookmarkStart w:id="8" w:name="_Toc230219384"/>
+      <w:bookmarkStart w:id="8" w:name="_Toc230266602"/>
       <w:r>
         <w:rPr>
           <w:rFonts w:ascii="Calibri" w:hAnsi="Calibri" w:cs="Calibri"/>
@@ -9213,7 +9203,7 @@
                 <w:rFonts w:ascii="Calibri" w:hAnsi="Calibri" w:cs="Calibri"/>
               </w:rPr>
             </w:pPr>
-            <w:bookmarkStart w:id="9" w:name="_Toc230219415"/>
+            <w:bookmarkStart w:id="9" w:name="_Toc230266633"/>
             <w:r>
               <w:rPr>
                 <w:rFonts w:ascii="Calibri" w:hAnsi="Calibri" w:cs="Calibri"/>
@@ -9422,7 +9412,7 @@
                 <w:rFonts w:ascii="Calibri" w:hAnsi="Calibri" w:cs="Calibri"/>
               </w:rPr>
             </w:pPr>
-            <w:bookmarkStart w:id="10" w:name="_Toc230219416"/>
+            <w:bookmarkStart w:id="10" w:name="_Toc230266634"/>
             <w:r>
               <w:rPr>
                 <w:rFonts w:ascii="Calibri" w:hAnsi="Calibri" w:cs="Calibri"/>
@@ -9601,7 +9591,7 @@
                 <w:rFonts w:ascii="Calibri" w:hAnsi="Calibri" w:cs="Calibri"/>
               </w:rPr>
             </w:pPr>
-            <w:bookmarkStart w:id="11" w:name="_Toc230219417"/>
+            <w:bookmarkStart w:id="11" w:name="_Toc230266635"/>
             <w:r>
               <w:rPr>
                 <w:rFonts w:ascii="Calibri" w:hAnsi="Calibri" w:cs="Calibri"/>
@@ -9755,7 +9745,7 @@
                 <w:rFonts w:ascii="Calibri" w:hAnsi="Calibri" w:cs="Calibri"/>
               </w:rPr>
             </w:pPr>
-            <w:bookmarkStart w:id="12" w:name="_Toc230219418"/>
+            <w:bookmarkStart w:id="12" w:name="_Toc230266636"/>
             <w:r>
               <w:rPr>
                 <w:rFonts w:ascii="Calibri" w:hAnsi="Calibri" w:cs="Calibri"/>
@@ -9860,7 +9850,7 @@
           <w:rFonts w:ascii="Calibri" w:hAnsi="Calibri" w:cs="Calibri"/>
         </w:rPr>
       </w:pPr>
-      <w:bookmarkStart w:id="13" w:name="_Toc230219385"/>
+      <w:bookmarkStart w:id="13" w:name="_Toc230266603"/>
       <w:r>
         <w:rPr>
           <w:rFonts w:ascii="Calibri" w:hAnsi="Calibri" w:cs="Calibri"/>
@@ -9877,7 +9867,7 @@
           <w:rFonts w:ascii="Calibri" w:hAnsi="Calibri" w:cs="Calibri"/>
         </w:rPr>
       </w:pPr>
-      <w:bookmarkStart w:id="14" w:name="_Toc230219386"/>
+      <w:bookmarkStart w:id="14" w:name="_Toc230266604"/>
       <w:r>
         <w:rPr>
           <w:rFonts w:ascii="Calibri" w:hAnsi="Calibri" w:cs="Calibri"/>
@@ -10201,6 +10191,7 @@
       <w:r>
         <w:rPr>
           <w:rFonts w:ascii="Calibri" w:hAnsi="Calibri" w:cs="Calibri"/>
+          <w:noProof/>
         </w:rPr>
         <w:drawing>
           <wp:inline distT="0" distB="0" distL="0" distR="0" wp14:anchorId="40FE2044" wp14:editId="1F1F2C31">
@@ -10247,7 +10238,7 @@
           <w:rFonts w:ascii="Calibri" w:hAnsi="Calibri" w:cs="Calibri"/>
         </w:rPr>
       </w:pPr>
-      <w:bookmarkStart w:id="15" w:name="_Toc230219419"/>
+      <w:bookmarkStart w:id="15" w:name="_Toc230266637"/>
       <w:r>
         <w:rPr>
           <w:rFonts w:ascii="Calibri" w:hAnsi="Calibri" w:cs="Calibri"/>
@@ -10411,10 +10402,11 @@
           <w:rFonts w:ascii="Calibri" w:hAnsi="Calibri" w:cs="Calibri"/>
         </w:rPr>
       </w:pPr>
-      <w:bookmarkStart w:id="16" w:name="_Toc230219387"/>
+      <w:bookmarkStart w:id="16" w:name="_Toc230266605"/>
       <w:r>
         <w:rPr>
           <w:rFonts w:ascii="Calibri" w:hAnsi="Calibri" w:cs="Calibri"/>
+          <w:noProof/>
         </w:rPr>
         <w:drawing>
           <wp:anchor distT="0" distB="0" distL="114300" distR="114300" simplePos="0" relativeHeight="251678720" behindDoc="1" locked="0" layoutInCell="1" allowOverlap="1" wp14:anchorId="0256B64F" wp14:editId="05D0899B">
@@ -10538,7 +10530,7 @@
                                 <w:rFonts w:ascii="Calibri" w:hAnsi="Calibri" w:cs="Calibri"/>
                               </w:rPr>
                             </w:pPr>
-                            <w:bookmarkStart w:id="17" w:name="_Toc230219420"/>
+                            <w:bookmarkStart w:id="17" w:name="_Toc230266638"/>
                             <w:r>
                               <w:t xml:space="preserve">Imagen </w:t>
                             </w:r>
@@ -10592,7 +10584,7 @@
                           <w:rFonts w:ascii="Calibri" w:hAnsi="Calibri" w:cs="Calibri"/>
                         </w:rPr>
                       </w:pPr>
-                      <w:bookmarkStart w:id="18" w:name="_Toc230219420"/>
+                      <w:bookmarkStart w:id="18" w:name="_Toc230266638"/>
                       <w:r>
                         <w:t xml:space="preserve">Imagen </w:t>
                       </w:r>
@@ -10630,6 +10622,7 @@
       <w:r>
         <w:rPr>
           <w:rFonts w:ascii="Calibri" w:hAnsi="Calibri" w:cs="Calibri"/>
+          <w:noProof/>
         </w:rPr>
         <w:drawing>
           <wp:anchor distT="0" distB="0" distL="114300" distR="114300" simplePos="0" relativeHeight="251686912" behindDoc="0" locked="0" layoutInCell="1" allowOverlap="1" wp14:anchorId="69A0DC45" wp14:editId="6050FF27">
@@ -10690,6 +10683,7 @@
       <w:r>
         <w:rPr>
           <w:rFonts w:ascii="Calibri" w:hAnsi="Calibri" w:cs="Calibri"/>
+          <w:noProof/>
         </w:rPr>
         <w:drawing>
           <wp:anchor distT="0" distB="0" distL="114300" distR="114300" simplePos="0" relativeHeight="251679744" behindDoc="1" locked="0" layoutInCell="1" allowOverlap="1" wp14:anchorId="51CE3062" wp14:editId="42D7C1F7">
@@ -10799,7 +10793,7 @@
                                 <w:rFonts w:ascii="Calibri" w:hAnsi="Calibri" w:cs="Calibri"/>
                               </w:rPr>
                             </w:pPr>
-                            <w:bookmarkStart w:id="19" w:name="_Toc230219421"/>
+                            <w:bookmarkStart w:id="19" w:name="_Toc230266639"/>
                             <w:r>
                               <w:rPr>
                                 <w:rFonts w:ascii="Calibri" w:hAnsi="Calibri" w:cs="Calibri"/>
@@ -10872,7 +10866,7 @@
                           <w:rFonts w:ascii="Calibri" w:hAnsi="Calibri" w:cs="Calibri"/>
                         </w:rPr>
                       </w:pPr>
-                      <w:bookmarkStart w:id="20" w:name="_Toc230219421"/>
+                      <w:bookmarkStart w:id="20" w:name="_Toc230266639"/>
                       <w:r>
                         <w:rPr>
                           <w:rFonts w:ascii="Calibri" w:hAnsi="Calibri" w:cs="Calibri"/>
@@ -10929,6 +10923,7 @@
       <w:r>
         <w:rPr>
           <w:rFonts w:ascii="Calibri" w:hAnsi="Calibri" w:cs="Calibri"/>
+          <w:noProof/>
         </w:rPr>
         <w:drawing>
           <wp:anchor distT="0" distB="0" distL="114300" distR="114300" simplePos="0" relativeHeight="251677696" behindDoc="0" locked="0" layoutInCell="1" allowOverlap="1" wp14:anchorId="6A14A391" wp14:editId="47D007A3">
@@ -11100,7 +11095,7 @@
                                 <w:rFonts w:ascii="Calibri" w:hAnsi="Calibri" w:cs="Calibri"/>
                               </w:rPr>
                             </w:pPr>
-                            <w:bookmarkStart w:id="21" w:name="_Toc230219422"/>
+                            <w:bookmarkStart w:id="21" w:name="_Toc230266640"/>
                             <w:r>
                               <w:rPr>
                                 <w:rFonts w:ascii="Calibri" w:hAnsi="Calibri" w:cs="Calibri"/>
@@ -11173,7 +11168,7 @@
                           <w:rFonts w:ascii="Calibri" w:hAnsi="Calibri" w:cs="Calibri"/>
                         </w:rPr>
                       </w:pPr>
-                      <w:bookmarkStart w:id="22" w:name="_Toc230219422"/>
+                      <w:bookmarkStart w:id="22" w:name="_Toc230266640"/>
                       <w:r>
                         <w:rPr>
                           <w:rFonts w:ascii="Calibri" w:hAnsi="Calibri" w:cs="Calibri"/>
@@ -11284,7 +11279,7 @@
                                 <w:rFonts w:ascii="Calibri" w:hAnsi="Calibri" w:cs="Calibri"/>
                               </w:rPr>
                             </w:pPr>
-                            <w:bookmarkStart w:id="23" w:name="_Toc230219423"/>
+                            <w:bookmarkStart w:id="23" w:name="_Toc230266641"/>
                             <w:r>
                               <w:rPr>
                                 <w:rFonts w:ascii="Calibri" w:hAnsi="Calibri" w:cs="Calibri"/>
@@ -11357,7 +11352,7 @@
                           <w:rFonts w:ascii="Calibri" w:hAnsi="Calibri" w:cs="Calibri"/>
                         </w:rPr>
                       </w:pPr>
-                      <w:bookmarkStart w:id="24" w:name="_Toc230219423"/>
+                      <w:bookmarkStart w:id="24" w:name="_Toc230266641"/>
                       <w:r>
                         <w:rPr>
                           <w:rFonts w:ascii="Calibri" w:hAnsi="Calibri" w:cs="Calibri"/>
@@ -11422,7 +11417,7 @@
       <w:pPr>
         <w:pStyle w:val="Ttulo2"/>
       </w:pPr>
-      <w:bookmarkStart w:id="25" w:name="_Toc230219388"/>
+      <w:bookmarkStart w:id="25" w:name="_Toc230266606"/>
       <w:r>
         <w:lastRenderedPageBreak/>
         <w:t>Panel central</w:t>
@@ -11443,6 +11438,9 @@
         <w:jc w:val="center"/>
       </w:pPr>
       <w:r>
+        <w:rPr>
+          <w:noProof/>
+        </w:rPr>
         <w:drawing>
           <wp:inline distT="0" distB="0" distL="0" distR="0" wp14:anchorId="70F99345" wp14:editId="7A872FDC">
             <wp:extent cx="4512623" cy="3469901"/>
@@ -11485,7 +11483,7 @@
         <w:pStyle w:val="Descripcin"/>
         <w:jc w:val="center"/>
       </w:pPr>
-      <w:bookmarkStart w:id="26" w:name="_Toc230219424"/>
+      <w:bookmarkStart w:id="26" w:name="_Toc230266642"/>
       <w:r>
         <w:t xml:space="preserve">Imagen </w:t>
       </w:r>
@@ -11602,9 +11600,10 @@
       <w:r>
         <w:rPr>
           <w:rFonts w:ascii="Calibri" w:hAnsi="Calibri" w:cs="Calibri"/>
+          <w:noProof/>
         </w:rPr>
         <w:drawing>
-          <wp:inline distT="0" distB="0" distL="0" distR="0" wp14:anchorId="4CD80426" wp14:editId="4D7497B1">
+          <wp:inline distT="0" distB="0" distL="0" distR="0" wp14:anchorId="4CD80426" wp14:editId="484A9E1E">
             <wp:extent cx="4476997" cy="3496206"/>
             <wp:effectExtent l="0" t="0" r="0" b="9525"/>
             <wp:docPr id="1768616584" name="Imagen 1"/>
@@ -11627,7 +11626,7 @@
                   <pic:spPr>
                     <a:xfrm>
                       <a:off x="0" y="0"/>
-                      <a:ext cx="4482276" cy="3500329"/>
+                      <a:ext cx="4476997" cy="3496206"/>
                     </a:xfrm>
                     <a:prstGeom prst="rect">
                       <a:avLst/>
@@ -11645,15 +11644,8 @@
         <w:pStyle w:val="Descripcin"/>
         <w:jc w:val="center"/>
       </w:pPr>
-    </w:p>
-    <w:p>
-      <w:pPr>
-        <w:pStyle w:val="Descripcin"/>
-        <w:jc w:val="center"/>
-      </w:pPr>
-      <w:bookmarkStart w:id="27" w:name="_Toc230219425"/>
-      <w:r>
-        <w:lastRenderedPageBreak/>
+      <w:bookmarkStart w:id="27" w:name="_Toc230266643"/>
+      <w:r>
         <w:t xml:space="preserve">Imagen </w:t>
       </w:r>
       <w:r>
@@ -11683,8 +11675,9 @@
       <w:pPr>
         <w:pStyle w:val="Ttulo2"/>
       </w:pPr>
-      <w:bookmarkStart w:id="28" w:name="_Toc230219389"/>
-      <w:r>
+      <w:bookmarkStart w:id="28" w:name="_Toc230266607"/>
+      <w:r>
+        <w:lastRenderedPageBreak/>
         <w:t>Botones</w:t>
       </w:r>
       <w:bookmarkEnd w:id="28"/>
@@ -11696,7 +11689,7 @@
       <w:pPr>
         <w:pStyle w:val="Ttulo3"/>
       </w:pPr>
-      <w:bookmarkStart w:id="29" w:name="_Toc230219390"/>
+      <w:bookmarkStart w:id="29" w:name="_Toc230266608"/>
       <w:r>
         <w:t>Botón primario</w:t>
       </w:r>
@@ -11731,6 +11724,9 @@
               <w:jc w:val="center"/>
             </w:pPr>
             <w:r>
+              <w:rPr>
+                <w:noProof/>
+              </w:rPr>
               <w:drawing>
                 <wp:inline distT="0" distB="0" distL="0" distR="0" wp14:anchorId="5ABFC054" wp14:editId="09422D36">
                   <wp:extent cx="800212" cy="333422"/>
@@ -11773,7 +11769,7 @@
               <w:pStyle w:val="Descripcin"/>
               <w:jc w:val="center"/>
             </w:pPr>
-            <w:bookmarkStart w:id="30" w:name="_Toc230219426"/>
+            <w:bookmarkStart w:id="30" w:name="_Toc230266644"/>
             <w:r>
               <w:t xml:space="preserve">Imagen </w:t>
             </w:r>
@@ -11811,6 +11807,9 @@
               <w:jc w:val="center"/>
             </w:pPr>
             <w:r>
+              <w:rPr>
+                <w:noProof/>
+              </w:rPr>
               <w:drawing>
                 <wp:inline distT="0" distB="0" distL="0" distR="0" wp14:anchorId="393F6D38" wp14:editId="514DC6D9">
                   <wp:extent cx="809738" cy="371527"/>
@@ -11853,7 +11852,7 @@
               <w:pStyle w:val="Descripcin"/>
               <w:jc w:val="center"/>
             </w:pPr>
-            <w:bookmarkStart w:id="31" w:name="_Toc230219427"/>
+            <w:bookmarkStart w:id="31" w:name="_Toc230266645"/>
             <w:r>
               <w:t xml:space="preserve">Imagen </w:t>
             </w:r>
@@ -11901,7 +11900,7 @@
       <w:pPr>
         <w:pStyle w:val="Ttulo3"/>
       </w:pPr>
-      <w:bookmarkStart w:id="32" w:name="_Toc230219391"/>
+      <w:bookmarkStart w:id="32" w:name="_Toc230266609"/>
       <w:r>
         <w:t>Botón bloqueado</w:t>
       </w:r>
@@ -11913,6 +11912,9 @@
         <w:jc w:val="center"/>
       </w:pPr>
       <w:r>
+        <w:rPr>
+          <w:noProof/>
+        </w:rPr>
         <w:drawing>
           <wp:inline distT="0" distB="0" distL="0" distR="0" wp14:anchorId="1FD4DD97" wp14:editId="4445B828">
             <wp:extent cx="1819529" cy="352474"/>
@@ -11955,7 +11957,7 @@
         <w:pStyle w:val="Descripcin"/>
         <w:jc w:val="center"/>
       </w:pPr>
-      <w:bookmarkStart w:id="33" w:name="_Toc230219428"/>
+      <w:bookmarkStart w:id="33" w:name="_Toc230266646"/>
       <w:r>
         <w:t xml:space="preserve">Imagen </w:t>
       </w:r>
@@ -11987,7 +11989,7 @@
       <w:pPr>
         <w:pStyle w:val="Ttulo3"/>
       </w:pPr>
-      <w:bookmarkStart w:id="34" w:name="_Toc230219392"/>
+      <w:bookmarkStart w:id="34" w:name="_Toc230266610"/>
       <w:r>
         <w:t>Botón de peligro</w:t>
       </w:r>
@@ -12002,6 +12004,9 @@
         <w:jc w:val="center"/>
       </w:pPr>
       <w:r>
+        <w:rPr>
+          <w:noProof/>
+        </w:rPr>
         <w:drawing>
           <wp:inline distT="0" distB="0" distL="0" distR="0" wp14:anchorId="16881559" wp14:editId="7DA7B778">
             <wp:extent cx="971686" cy="352474"/>
@@ -12044,7 +12049,7 @@
         <w:pStyle w:val="Descripcin"/>
         <w:jc w:val="center"/>
       </w:pPr>
-      <w:bookmarkStart w:id="35" w:name="_Toc230219429"/>
+      <w:bookmarkStart w:id="35" w:name="_Toc230266647"/>
       <w:r>
         <w:t xml:space="preserve">Imagen </w:t>
       </w:r>
@@ -12075,7 +12080,7 @@
       <w:pPr>
         <w:pStyle w:val="Ttulo3"/>
       </w:pPr>
-      <w:bookmarkStart w:id="36" w:name="_Toc230219393"/>
+      <w:bookmarkStart w:id="36" w:name="_Toc230266611"/>
       <w:r>
         <w:t>Botón Cerrar sesión</w:t>
       </w:r>
@@ -12113,6 +12118,9 @@
               <w:jc w:val="center"/>
             </w:pPr>
             <w:r>
+              <w:rPr>
+                <w:noProof/>
+              </w:rPr>
               <w:drawing>
                 <wp:inline distT="0" distB="0" distL="0" distR="0" wp14:anchorId="55874474" wp14:editId="4159FCB8">
                   <wp:extent cx="1181265" cy="504895"/>
@@ -12155,7 +12163,7 @@
               <w:pStyle w:val="Descripcin"/>
               <w:jc w:val="center"/>
             </w:pPr>
-            <w:bookmarkStart w:id="37" w:name="_Toc230219430"/>
+            <w:bookmarkStart w:id="37" w:name="_Toc230266648"/>
             <w:r>
               <w:t xml:space="preserve">Imagen </w:t>
             </w:r>
@@ -12193,6 +12201,9 @@
               <w:jc w:val="center"/>
             </w:pPr>
             <w:r>
+              <w:rPr>
+                <w:noProof/>
+              </w:rPr>
               <w:drawing>
                 <wp:inline distT="0" distB="0" distL="0" distR="0" wp14:anchorId="6B0A12E9" wp14:editId="7C84530D">
                   <wp:extent cx="1162212" cy="552527"/>
@@ -12235,7 +12246,7 @@
               <w:pStyle w:val="Descripcin"/>
               <w:jc w:val="center"/>
             </w:pPr>
-            <w:bookmarkStart w:id="38" w:name="_Toc230219431"/>
+            <w:bookmarkStart w:id="38" w:name="_Toc230266649"/>
             <w:r>
               <w:t xml:space="preserve">Imagen </w:t>
             </w:r>
@@ -12270,7 +12281,7 @@
       <w:pPr>
         <w:pStyle w:val="Ttulo3"/>
       </w:pPr>
-      <w:bookmarkStart w:id="39" w:name="_Toc230219394"/>
+      <w:bookmarkStart w:id="39" w:name="_Toc230266612"/>
       <w:r>
         <w:t>Botón Ayuda</w:t>
       </w:r>
@@ -12305,6 +12316,9 @@
               <w:jc w:val="center"/>
             </w:pPr>
             <w:r>
+              <w:rPr>
+                <w:noProof/>
+              </w:rPr>
               <w:drawing>
                 <wp:inline distT="0" distB="0" distL="0" distR="0" wp14:anchorId="43E3A1A0" wp14:editId="0EBC419B">
                   <wp:extent cx="438211" cy="428685"/>
@@ -12347,7 +12361,7 @@
               <w:pStyle w:val="Descripcin"/>
               <w:jc w:val="center"/>
             </w:pPr>
-            <w:bookmarkStart w:id="40" w:name="_Toc230219432"/>
+            <w:bookmarkStart w:id="40" w:name="_Toc230266650"/>
             <w:r>
               <w:t xml:space="preserve">Imagen </w:t>
             </w:r>
@@ -12385,6 +12399,9 @@
               <w:jc w:val="center"/>
             </w:pPr>
             <w:r>
+              <w:rPr>
+                <w:noProof/>
+              </w:rPr>
               <w:drawing>
                 <wp:inline distT="0" distB="0" distL="0" distR="0" wp14:anchorId="2C01A7B2" wp14:editId="568B18C7">
                   <wp:extent cx="438211" cy="447737"/>
@@ -12427,7 +12444,7 @@
               <w:pStyle w:val="Descripcin"/>
               <w:jc w:val="center"/>
             </w:pPr>
-            <w:bookmarkStart w:id="41" w:name="_Toc230219433"/>
+            <w:bookmarkStart w:id="41" w:name="_Toc230266651"/>
             <w:r>
               <w:t xml:space="preserve">Imagen </w:t>
             </w:r>
@@ -12462,9 +12479,9 @@
       <w:pPr>
         <w:pStyle w:val="Ttulo2"/>
       </w:pPr>
-      <w:bookmarkStart w:id="42" w:name="_Toc230219395"/>
-      <w:r>
-        <w:t>TextField</w:t>
+      <w:bookmarkStart w:id="42" w:name="_Toc230266613"/>
+      <w:r>
+        <w:t>Campo de texto</w:t>
       </w:r>
       <w:bookmarkEnd w:id="42"/>
     </w:p>
@@ -12497,6 +12514,9 @@
               <w:jc w:val="center"/>
             </w:pPr>
             <w:r>
+              <w:rPr>
+                <w:noProof/>
+              </w:rPr>
               <w:drawing>
                 <wp:inline distT="0" distB="0" distL="0" distR="0" wp14:anchorId="5D59124A" wp14:editId="3D1F9B04">
                   <wp:extent cx="2438740" cy="333422"/>
@@ -12539,7 +12559,7 @@
               <w:pStyle w:val="Descripcin"/>
               <w:jc w:val="center"/>
             </w:pPr>
-            <w:bookmarkStart w:id="43" w:name="_Toc230219434"/>
+            <w:bookmarkStart w:id="43" w:name="_Toc230266652"/>
             <w:r>
               <w:t xml:space="preserve">Imagen </w:t>
             </w:r>
@@ -12562,7 +12582,13 @@
               <w:fldChar w:fldCharType="end"/>
             </w:r>
             <w:r>
-              <w:t>. TextField vacío</w:t>
+              <w:t xml:space="preserve">. </w:t>
+            </w:r>
+            <w:r>
+              <w:t>Campo de texto</w:t>
+            </w:r>
+            <w:r>
+              <w:t xml:space="preserve"> vacío</w:t>
             </w:r>
             <w:bookmarkEnd w:id="43"/>
           </w:p>
@@ -12577,6 +12603,9 @@
               <w:jc w:val="center"/>
             </w:pPr>
             <w:r>
+              <w:rPr>
+                <w:noProof/>
+              </w:rPr>
               <w:drawing>
                 <wp:inline distT="0" distB="0" distL="0" distR="0" wp14:anchorId="63DA2DF6" wp14:editId="44222FFA">
                   <wp:extent cx="2429214" cy="352474"/>
@@ -12619,7 +12648,7 @@
               <w:pStyle w:val="Descripcin"/>
               <w:jc w:val="center"/>
             </w:pPr>
-            <w:bookmarkStart w:id="44" w:name="_Toc230219435"/>
+            <w:bookmarkStart w:id="44" w:name="_Toc230266653"/>
             <w:r>
               <w:t xml:space="preserve">Imagen </w:t>
             </w:r>
@@ -12642,7 +12671,13 @@
               <w:fldChar w:fldCharType="end"/>
             </w:r>
             <w:r>
-              <w:t>. TextField seleccionado</w:t>
+              <w:t xml:space="preserve">. </w:t>
+            </w:r>
+            <w:r>
+              <w:t>Campo de texto</w:t>
+            </w:r>
+            <w:r>
+              <w:t xml:space="preserve"> seleccionado</w:t>
             </w:r>
             <w:bookmarkEnd w:id="44"/>
           </w:p>
@@ -12683,7 +12718,7 @@
       <w:pPr>
         <w:pStyle w:val="Ttulo2"/>
       </w:pPr>
-      <w:bookmarkStart w:id="45" w:name="_Toc230219396"/>
+      <w:bookmarkStart w:id="45" w:name="_Toc230266614"/>
       <w:r>
         <w:lastRenderedPageBreak/>
         <w:t>Componente propio</w:t>
@@ -12709,6 +12744,7 @@
     </w:p>
     <w:p>
       <w:pPr>
+        <w:jc w:val="both"/>
         <w:rPr>
           <w:rFonts w:ascii="Calibri" w:hAnsi="Calibri" w:cs="Calibri"/>
         </w:rPr>
@@ -12736,6 +12772,7 @@
     </w:p>
     <w:p>
       <w:pPr>
+        <w:jc w:val="both"/>
         <w:rPr>
           <w:rFonts w:ascii="Calibri" w:hAnsi="Calibri" w:cs="Calibri"/>
         </w:rPr>
@@ -12749,6 +12786,7 @@
     </w:p>
     <w:p>
       <w:pPr>
+        <w:jc w:val="both"/>
         <w:rPr>
           <w:rFonts w:ascii="Calibri" w:hAnsi="Calibri" w:cs="Calibri"/>
         </w:rPr>
@@ -12825,6 +12863,7 @@
             <w:r>
               <w:rPr>
                 <w:rFonts w:ascii="Calibri" w:hAnsi="Calibri" w:cs="Calibri"/>
+                <w:noProof/>
               </w:rPr>
               <w:drawing>
                 <wp:inline distT="0" distB="0" distL="0" distR="0" wp14:anchorId="22A9E282" wp14:editId="6A636147">
@@ -12871,7 +12910,7 @@
                 <w:rFonts w:ascii="Calibri" w:hAnsi="Calibri" w:cs="Calibri"/>
               </w:rPr>
             </w:pPr>
-            <w:bookmarkStart w:id="46" w:name="_Toc230219436"/>
+            <w:bookmarkStart w:id="46" w:name="_Toc230266654"/>
             <w:r>
               <w:rPr>
                 <w:rFonts w:ascii="Calibri" w:hAnsi="Calibri" w:cs="Calibri"/>
@@ -12927,11 +12966,15 @@
               <w:jc w:val="center"/>
               <w:rPr>
                 <w:rFonts w:ascii="Calibri" w:hAnsi="Calibri" w:cs="Calibri"/>
+                <w:b/>
+                <w:bCs/>
               </w:rPr>
             </w:pPr>
             <w:r>
               <w:rPr>
                 <w:rFonts w:ascii="Calibri" w:hAnsi="Calibri" w:cs="Calibri"/>
+                <w:b/>
+                <w:bCs/>
               </w:rPr>
               <w:t>En espera</w:t>
             </w:r>
@@ -12954,6 +12997,7 @@
             <w:r>
               <w:rPr>
                 <w:rFonts w:ascii="Calibri" w:hAnsi="Calibri" w:cs="Calibri"/>
+                <w:noProof/>
               </w:rPr>
               <w:drawing>
                 <wp:inline distT="0" distB="0" distL="0" distR="0" wp14:anchorId="6CC30665" wp14:editId="10D93BEB">
@@ -13000,7 +13044,7 @@
                 <w:rFonts w:ascii="Calibri" w:hAnsi="Calibri" w:cs="Calibri"/>
               </w:rPr>
             </w:pPr>
-            <w:bookmarkStart w:id="47" w:name="_Toc230219437"/>
+            <w:bookmarkStart w:id="47" w:name="_Toc230266655"/>
             <w:r>
               <w:rPr>
                 <w:rFonts w:ascii="Calibri" w:hAnsi="Calibri" w:cs="Calibri"/>
@@ -13056,11 +13100,15 @@
               <w:jc w:val="center"/>
               <w:rPr>
                 <w:rFonts w:ascii="Calibri" w:hAnsi="Calibri" w:cs="Calibri"/>
+                <w:b/>
+                <w:bCs/>
               </w:rPr>
             </w:pPr>
             <w:r>
               <w:rPr>
                 <w:rFonts w:ascii="Calibri" w:hAnsi="Calibri" w:cs="Calibri"/>
+                <w:b/>
+                <w:bCs/>
               </w:rPr>
               <w:t>Seleccionado</w:t>
             </w:r>
@@ -13083,6 +13131,7 @@
             <w:r>
               <w:rPr>
                 <w:rFonts w:ascii="Calibri" w:hAnsi="Calibri" w:cs="Calibri"/>
+                <w:noProof/>
               </w:rPr>
               <w:drawing>
                 <wp:inline distT="0" distB="0" distL="0" distR="0" wp14:anchorId="1E23C257" wp14:editId="5CE3482A">
@@ -13129,7 +13178,7 @@
                 <w:rFonts w:ascii="Calibri" w:hAnsi="Calibri" w:cs="Calibri"/>
               </w:rPr>
             </w:pPr>
-            <w:bookmarkStart w:id="48" w:name="_Toc230219438"/>
+            <w:bookmarkStart w:id="48" w:name="_Toc230266656"/>
             <w:r>
               <w:rPr>
                 <w:rFonts w:ascii="Calibri" w:hAnsi="Calibri" w:cs="Calibri"/>
@@ -13185,11 +13234,15 @@
               <w:jc w:val="center"/>
               <w:rPr>
                 <w:rFonts w:ascii="Calibri" w:hAnsi="Calibri" w:cs="Calibri"/>
+                <w:b/>
+                <w:bCs/>
               </w:rPr>
             </w:pPr>
             <w:r>
               <w:rPr>
                 <w:rFonts w:ascii="Calibri" w:hAnsi="Calibri" w:cs="Calibri"/>
+                <w:b/>
+                <w:bCs/>
               </w:rPr>
               <w:t>Inválido</w:t>
             </w:r>
@@ -13212,6 +13265,7 @@
             <w:r>
               <w:rPr>
                 <w:rFonts w:ascii="Calibri" w:hAnsi="Calibri" w:cs="Calibri"/>
+                <w:noProof/>
               </w:rPr>
               <w:drawing>
                 <wp:inline distT="0" distB="0" distL="0" distR="0" wp14:anchorId="1F5B797A" wp14:editId="134FFA3D">
@@ -13258,7 +13312,7 @@
                 <w:rFonts w:ascii="Calibri" w:hAnsi="Calibri" w:cs="Calibri"/>
               </w:rPr>
             </w:pPr>
-            <w:bookmarkStart w:id="49" w:name="_Toc230219439"/>
+            <w:bookmarkStart w:id="49" w:name="_Toc230266657"/>
             <w:r>
               <w:rPr>
                 <w:rFonts w:ascii="Calibri" w:hAnsi="Calibri" w:cs="Calibri"/>
@@ -13314,11 +13368,15 @@
               <w:jc w:val="center"/>
               <w:rPr>
                 <w:rFonts w:ascii="Calibri" w:hAnsi="Calibri" w:cs="Calibri"/>
+                <w:b/>
+                <w:bCs/>
               </w:rPr>
             </w:pPr>
             <w:r>
               <w:rPr>
                 <w:rFonts w:ascii="Calibri" w:hAnsi="Calibri" w:cs="Calibri"/>
+                <w:b/>
+                <w:bCs/>
               </w:rPr>
               <w:t>Válido</w:t>
             </w:r>
@@ -13328,6 +13386,7 @@
     </w:tbl>
     <w:p>
       <w:pPr>
+        <w:jc w:val="both"/>
         <w:rPr>
           <w:rFonts w:ascii="Calibri" w:hAnsi="Calibri" w:cs="Calibri"/>
         </w:rPr>
@@ -13335,6 +13394,7 @@
     </w:p>
     <w:p>
       <w:pPr>
+        <w:jc w:val="both"/>
         <w:rPr>
           <w:rFonts w:ascii="Calibri" w:hAnsi="Calibri" w:cs="Calibri"/>
         </w:rPr>
@@ -13385,19 +13445,7 @@
         <w:rPr>
           <w:rFonts w:ascii="Calibri" w:hAnsi="Calibri" w:cs="Calibri"/>
         </w:rPr>
-        <w:t xml:space="preserve">, lo que permite arrastrarlo y soltarlo directamente en el diseñador visual igual que cualquier otro componente estándar de JavaFX. En la aplicación Gestiona se utiliza en la pantalla de </w:t>
-      </w:r>
-      <w:r>
-        <w:rPr>
-          <w:rFonts w:ascii="Calibri" w:hAnsi="Calibri" w:cs="Calibri"/>
-        </w:rPr>
-        <w:t>Login</w:t>
-      </w:r>
-      <w:r>
-        <w:rPr>
-          <w:rFonts w:ascii="Calibri" w:hAnsi="Calibri" w:cs="Calibri"/>
-        </w:rPr>
-        <w:t xml:space="preserve"> y en todos los formularios que requieren introducir o modificar una contraseña.</w:t>
+        <w:t>, lo que permite arrastrarlo y soltarlo directamente en el diseñador visual igual que cualquier otro componente estándar de JavaFX. En la aplicación Gestiona se utiliza en la pantalla de Login y en todos los formularios que requieren introducir o modificar una contraseña.</w:t>
       </w:r>
     </w:p>
     <w:p>
@@ -13414,7 +13462,7 @@
           <w:rFonts w:ascii="Calibri" w:hAnsi="Calibri" w:cs="Calibri"/>
         </w:rPr>
       </w:pPr>
-      <w:bookmarkStart w:id="50" w:name="_Toc230219397"/>
+      <w:bookmarkStart w:id="50" w:name="_Toc230266615"/>
       <w:r>
         <w:rPr>
           <w:rFonts w:ascii="Calibri" w:hAnsi="Calibri" w:cs="Calibri"/>
@@ -13458,7 +13506,7 @@
           <w:rFonts w:ascii="Calibri" w:hAnsi="Calibri" w:cs="Calibri"/>
         </w:rPr>
       </w:pPr>
-      <w:bookmarkStart w:id="51" w:name="_Toc230219398"/>
+      <w:bookmarkStart w:id="51" w:name="_Toc230266616"/>
       <w:r>
         <w:rPr>
           <w:rFonts w:ascii="Calibri" w:hAnsi="Calibri" w:cs="Calibri"/>
@@ -13469,6 +13517,7 @@
     </w:p>
     <w:p>
       <w:pPr>
+        <w:jc w:val="both"/>
         <w:rPr>
           <w:noProof/>
         </w:rPr>
@@ -13477,13 +13526,7 @@
         <w:rPr>
           <w:rFonts w:ascii="Calibri" w:hAnsi="Calibri" w:cs="Calibri"/>
         </w:rPr>
-        <w:t>U</w:t>
-      </w:r>
-      <w:r>
-        <w:rPr>
-          <w:rFonts w:ascii="Calibri" w:hAnsi="Calibri" w:cs="Calibri"/>
-        </w:rPr>
-        <w:t xml:space="preserve">tiliza un </w:t>
+        <w:t xml:space="preserve">Utiliza un </w:t>
       </w:r>
       <w:proofErr w:type="spellStart"/>
       <w:r>
@@ -13514,11 +13557,12 @@
       <w:r>
         <w:rPr>
           <w:rFonts w:ascii="Calibri" w:hAnsi="Calibri" w:cs="Calibri"/>
+          <w:noProof/>
         </w:rPr>
         <w:drawing>
-          <wp:inline distT="0" distB="0" distL="0" distR="0" wp14:anchorId="1CED74C4" wp14:editId="5CA53554">
-            <wp:extent cx="4488815" cy="3357245"/>
-            <wp:effectExtent l="0" t="0" r="6985" b="0"/>
+          <wp:inline distT="0" distB="0" distL="0" distR="0" wp14:anchorId="1CED74C4" wp14:editId="4F77540E">
+            <wp:extent cx="5446133" cy="4073236"/>
+            <wp:effectExtent l="0" t="0" r="2540" b="3810"/>
             <wp:docPr id="1432421649" name="Imagen 1"/>
             <wp:cNvGraphicFramePr>
               <a:graphicFrameLocks xmlns:a="http://schemas.openxmlformats.org/drawingml/2006/main" noChangeAspect="1"/>
@@ -13545,7 +13589,7 @@
                   <pic:spPr>
                     <a:xfrm>
                       <a:off x="0" y="0"/>
-                      <a:ext cx="4488815" cy="3357245"/>
+                      <a:ext cx="5454921" cy="4079809"/>
                     </a:xfrm>
                     <a:prstGeom prst="rect">
                       <a:avLst/>
@@ -13563,7 +13607,7 @@
         <w:pStyle w:val="Descripcin"/>
         <w:jc w:val="center"/>
       </w:pPr>
-      <w:bookmarkStart w:id="52" w:name="_Toc230219440"/>
+      <w:bookmarkStart w:id="52" w:name="_Toc230266658"/>
       <w:r>
         <w:t xml:space="preserve">Imagen </w:t>
       </w:r>
@@ -13600,13 +13644,16 @@
       <w:pPr>
         <w:pStyle w:val="Ttulo3"/>
       </w:pPr>
-      <w:bookmarkStart w:id="53" w:name="_Toc230219399"/>
+      <w:bookmarkStart w:id="53" w:name="_Toc230266617"/>
       <w:r>
         <w:t>Pantallas Principales</w:t>
       </w:r>
       <w:bookmarkEnd w:id="53"/>
     </w:p>
     <w:p>
+      <w:pPr>
+        <w:jc w:val="both"/>
+      </w:pPr>
       <w:r>
         <w:t xml:space="preserve">Todas las pantallas principales siguen la misma estructura basada en un </w:t>
       </w:r>
@@ -13628,7 +13675,61 @@
           <w:noProof/>
         </w:rPr>
         <w:drawing>
-          <wp:anchor distT="0" distB="0" distL="114300" distR="114300" simplePos="0" relativeHeight="251693056" behindDoc="0" locked="0" layoutInCell="1" allowOverlap="1" wp14:anchorId="74CC428E" wp14:editId="5CF6FDE5">
+          <wp:anchor distT="0" distB="0" distL="114300" distR="114300" simplePos="0" relativeHeight="251692032" behindDoc="0" locked="0" layoutInCell="1" allowOverlap="1" wp14:anchorId="6D9BC579" wp14:editId="764EA2F8">
+            <wp:simplePos x="0" y="0"/>
+            <wp:positionH relativeFrom="column">
+              <wp:posOffset>510540</wp:posOffset>
+            </wp:positionH>
+            <wp:positionV relativeFrom="paragraph">
+              <wp:posOffset>2139975</wp:posOffset>
+            </wp:positionV>
+            <wp:extent cx="462915" cy="462915"/>
+            <wp:effectExtent l="0" t="0" r="0" b="0"/>
+            <wp:wrapNone/>
+            <wp:docPr id="1544685056" name="Gráfico 10" descr="Insignia con relleno sólido"/>
+            <wp:cNvGraphicFramePr>
+              <a:graphicFrameLocks xmlns:a="http://schemas.openxmlformats.org/drawingml/2006/main" noChangeAspect="1"/>
+            </wp:cNvGraphicFramePr>
+            <a:graphic xmlns:a="http://schemas.openxmlformats.org/drawingml/2006/main">
+              <a:graphicData uri="http://schemas.openxmlformats.org/drawingml/2006/picture">
+                <pic:pic xmlns:pic="http://schemas.openxmlformats.org/drawingml/2006/picture">
+                  <pic:nvPicPr>
+                    <pic:cNvPr id="1544685056" name="Gráfico 1544685056" descr="Insignia con relleno sólido"/>
+                    <pic:cNvPicPr/>
+                  </pic:nvPicPr>
+                  <pic:blipFill>
+                    <a:blip r:embed="rId15">
+                      <a:extLst>
+                        <a:ext uri="{96DAC541-7B7A-43D3-8B79-37D633B846F1}">
+                          <asvg:svgBlip xmlns:asvg="http://schemas.microsoft.com/office/drawing/2016/SVG/main" r:embed="rId16"/>
+                        </a:ext>
+                      </a:extLst>
+                    </a:blip>
+                    <a:stretch>
+                      <a:fillRect/>
+                    </a:stretch>
+                  </pic:blipFill>
+                  <pic:spPr>
+                    <a:xfrm>
+                      <a:off x="0" y="0"/>
+                      <a:ext cx="462915" cy="462915"/>
+                    </a:xfrm>
+                    <a:prstGeom prst="rect">
+                      <a:avLst/>
+                    </a:prstGeom>
+                  </pic:spPr>
+                </pic:pic>
+              </a:graphicData>
+            </a:graphic>
+          </wp:anchor>
+        </w:drawing>
+      </w:r>
+      <w:r>
+        <w:rPr>
+          <w:noProof/>
+        </w:rPr>
+        <w:drawing>
+          <wp:anchor distT="0" distB="0" distL="114300" distR="114300" simplePos="0" relativeHeight="251693056" behindDoc="0" locked="0" layoutInCell="1" allowOverlap="1" wp14:anchorId="74CC428E" wp14:editId="551DC42C">
             <wp:simplePos x="0" y="0"/>
             <wp:positionH relativeFrom="column">
               <wp:posOffset>3063372</wp:posOffset>
@@ -13655,60 +13756,6 @@
                       <a:extLst>
                         <a:ext uri="{96DAC541-7B7A-43D3-8B79-37D633B846F1}">
                           <asvg:svgBlip xmlns:asvg="http://schemas.microsoft.com/office/drawing/2016/SVG/main" r:embed="rId22"/>
-                        </a:ext>
-                      </a:extLst>
-                    </a:blip>
-                    <a:stretch>
-                      <a:fillRect/>
-                    </a:stretch>
-                  </pic:blipFill>
-                  <pic:spPr>
-                    <a:xfrm>
-                      <a:off x="0" y="0"/>
-                      <a:ext cx="462915" cy="462915"/>
-                    </a:xfrm>
-                    <a:prstGeom prst="rect">
-                      <a:avLst/>
-                    </a:prstGeom>
-                  </pic:spPr>
-                </pic:pic>
-              </a:graphicData>
-            </a:graphic>
-          </wp:anchor>
-        </w:drawing>
-      </w:r>
-      <w:r>
-        <w:rPr>
-          <w:noProof/>
-        </w:rPr>
-        <w:drawing>
-          <wp:anchor distT="0" distB="0" distL="114300" distR="114300" simplePos="0" relativeHeight="251692032" behindDoc="0" locked="0" layoutInCell="1" allowOverlap="1" wp14:anchorId="6D9BC579" wp14:editId="14BBEBC6">
-            <wp:simplePos x="0" y="0"/>
-            <wp:positionH relativeFrom="column">
-              <wp:posOffset>973455</wp:posOffset>
-            </wp:positionH>
-            <wp:positionV relativeFrom="paragraph">
-              <wp:posOffset>1783995</wp:posOffset>
-            </wp:positionV>
-            <wp:extent cx="462915" cy="462915"/>
-            <wp:effectExtent l="0" t="0" r="0" b="0"/>
-            <wp:wrapNone/>
-            <wp:docPr id="1544685056" name="Gráfico 10" descr="Insignia con relleno sólido"/>
-            <wp:cNvGraphicFramePr>
-              <a:graphicFrameLocks xmlns:a="http://schemas.openxmlformats.org/drawingml/2006/main" noChangeAspect="1"/>
-            </wp:cNvGraphicFramePr>
-            <a:graphic xmlns:a="http://schemas.openxmlformats.org/drawingml/2006/main">
-              <a:graphicData uri="http://schemas.openxmlformats.org/drawingml/2006/picture">
-                <pic:pic xmlns:pic="http://schemas.openxmlformats.org/drawingml/2006/picture">
-                  <pic:nvPicPr>
-                    <pic:cNvPr id="1544685056" name="Gráfico 1544685056" descr="Insignia con relleno sólido"/>
-                    <pic:cNvPicPr/>
-                  </pic:nvPicPr>
-                  <pic:blipFill>
-                    <a:blip r:embed="rId15">
-                      <a:extLst>
-                        <a:ext uri="{96DAC541-7B7A-43D3-8B79-37D633B846F1}">
-                          <asvg:svgBlip xmlns:asvg="http://schemas.microsoft.com/office/drawing/2016/SVG/main" r:embed="rId16"/>
                         </a:ext>
                       </a:extLst>
                     </a:blip>
@@ -13786,10 +13833,13 @@
         </w:drawing>
       </w:r>
       <w:r>
+        <w:rPr>
+          <w:noProof/>
+        </w:rPr>
         <w:drawing>
-          <wp:inline distT="0" distB="0" distL="0" distR="0" wp14:anchorId="35B67A3A" wp14:editId="68DC8805">
-            <wp:extent cx="4025735" cy="2713016"/>
-            <wp:effectExtent l="0" t="0" r="0" b="0"/>
+          <wp:inline distT="0" distB="0" distL="0" distR="0" wp14:anchorId="35B67A3A" wp14:editId="74D47D32">
+            <wp:extent cx="5392124" cy="3633850"/>
+            <wp:effectExtent l="0" t="0" r="0" b="5080"/>
             <wp:docPr id="1372748158" name="Imagen 1"/>
             <wp:cNvGraphicFramePr>
               <a:graphicFrameLocks xmlns:a="http://schemas.openxmlformats.org/drawingml/2006/main" noChangeAspect="1"/>
@@ -13810,7 +13860,7 @@
                   <pic:spPr>
                     <a:xfrm>
                       <a:off x="0" y="0"/>
-                      <a:ext cx="4030125" cy="2715974"/>
+                      <a:ext cx="5413455" cy="3648226"/>
                     </a:xfrm>
                     <a:prstGeom prst="rect">
                       <a:avLst/>
@@ -13825,11 +13875,17 @@
     </w:p>
     <w:p>
       <w:pPr>
+        <w:jc w:val="center"/>
+      </w:pPr>
+    </w:p>
+    <w:p>
+      <w:pPr>
         <w:pStyle w:val="Prrafodelista"/>
         <w:numPr>
           <w:ilvl w:val="0"/>
           <w:numId w:val="2"/>
         </w:numPr>
+        <w:jc w:val="both"/>
       </w:pPr>
       <w:r>
         <w:rPr>
@@ -13849,6 +13905,7 @@
           <w:ilvl w:val="0"/>
           <w:numId w:val="2"/>
         </w:numPr>
+        <w:jc w:val="both"/>
       </w:pPr>
       <w:r>
         <w:rPr>
@@ -13900,6 +13957,7 @@
           <w:ilvl w:val="0"/>
           <w:numId w:val="2"/>
         </w:numPr>
+        <w:jc w:val="both"/>
       </w:pPr>
       <w:r>
         <w:rPr>
@@ -13979,7 +14037,7 @@
       <w:pPr>
         <w:pStyle w:val="Ttulo1"/>
       </w:pPr>
-      <w:bookmarkStart w:id="54" w:name="_Toc230219400"/>
+      <w:bookmarkStart w:id="54" w:name="_Toc230266618"/>
       <w:r>
         <w:lastRenderedPageBreak/>
         <w:t>Interfaces</w:t>
@@ -13990,7 +14048,7 @@
       <w:pPr>
         <w:pStyle w:val="Ttulo2"/>
       </w:pPr>
-      <w:bookmarkStart w:id="55" w:name="_Toc230219401"/>
+      <w:bookmarkStart w:id="55" w:name="_Toc230266619"/>
       <w:r>
         <w:t>Inicio de sesión</w:t>
       </w:r>
@@ -14002,6 +14060,9 @@
         <w:jc w:val="center"/>
       </w:pPr>
       <w:r>
+        <w:rPr>
+          <w:noProof/>
+        </w:rPr>
         <w:drawing>
           <wp:inline distT="0" distB="0" distL="0" distR="0" wp14:anchorId="1AB0FDC7" wp14:editId="2BE99C50">
             <wp:extent cx="5400040" cy="4351020"/>
@@ -14044,7 +14105,7 @@
         <w:pStyle w:val="Descripcin"/>
         <w:jc w:val="center"/>
       </w:pPr>
-      <w:bookmarkStart w:id="56" w:name="_Toc230219441"/>
+      <w:bookmarkStart w:id="56" w:name="_Toc230266659"/>
       <w:r>
         <w:t xml:space="preserve">Imagen </w:t>
       </w:r>
@@ -14078,6 +14139,9 @@
       </w:pPr>
     </w:p>
     <w:p>
+      <w:pPr>
+        <w:jc w:val="both"/>
+      </w:pPr>
       <w:r>
         <w:t xml:space="preserve">La pantalla de </w:t>
       </w:r>
@@ -14091,6 +14155,9 @@
       </w:r>
     </w:p>
     <w:p>
+      <w:pPr>
+        <w:jc w:val="both"/>
+      </w:pPr>
       <w:r>
         <w:t xml:space="preserve">Su layout está basado en un </w:t>
       </w:r>
@@ -14108,7 +14175,7 @@
       <w:pPr>
         <w:pStyle w:val="Ttulo2"/>
       </w:pPr>
-      <w:bookmarkStart w:id="57" w:name="_Toc230219402"/>
+      <w:bookmarkStart w:id="57" w:name="_Toc230266620"/>
       <w:r>
         <w:lastRenderedPageBreak/>
         <w:t>Profesor</w:t>
@@ -14119,7 +14186,7 @@
       <w:pPr>
         <w:pStyle w:val="Ttulo3"/>
       </w:pPr>
-      <w:bookmarkStart w:id="58" w:name="_Toc230219403"/>
+      <w:bookmarkStart w:id="58" w:name="_Toc230266621"/>
       <w:r>
         <w:t>Principal</w:t>
       </w:r>
@@ -14133,6 +14200,9 @@
         <w:keepNext/>
       </w:pPr>
       <w:r>
+        <w:rPr>
+          <w:noProof/>
+        </w:rPr>
         <w:drawing>
           <wp:inline distT="0" distB="0" distL="0" distR="0" wp14:anchorId="141B6FE0" wp14:editId="4AE0F5AE">
             <wp:extent cx="5400040" cy="4269105"/>
@@ -14175,7 +14245,7 @@
         <w:pStyle w:val="Descripcin"/>
         <w:jc w:val="center"/>
       </w:pPr>
-      <w:bookmarkStart w:id="59" w:name="_Toc230219442"/>
+      <w:bookmarkStart w:id="59" w:name="_Toc230266660"/>
       <w:r>
         <w:t xml:space="preserve">Imagen </w:t>
       </w:r>
@@ -14202,7 +14272,11 @@
       </w:r>
       <w:bookmarkEnd w:id="59"/>
     </w:p>
+    <w:p/>
     <w:p>
+      <w:pPr>
+        <w:jc w:val="both"/>
+      </w:pPr>
       <w:r>
         <w:t>La barra superior muestra el logotipo de Gestiona, el rol y nombre del usuario activo, el botón de cerrar sesión y el botón de ayuda. El menú lateral izquierdo contiene un acordeón con dos secciones desplegables: Gestión FCT y Evaluación. Al iniciar sesión, el panel central muestra una pantalla de bienvenida con el nombre del profesor, su curso asignado y dos tarjetas informativas con el número de estudiantes y FCTs de su curso.</w:t>
       </w:r>
@@ -14211,7 +14285,7 @@
       <w:pPr>
         <w:pStyle w:val="Ttulo3"/>
       </w:pPr>
-      <w:bookmarkStart w:id="60" w:name="_Toc230219404"/>
+      <w:bookmarkStart w:id="60" w:name="_Toc230266622"/>
       <w:r>
         <w:lastRenderedPageBreak/>
         <w:t>Nueva FCT</w:t>
@@ -14223,6 +14297,9 @@
         <w:keepNext/>
       </w:pPr>
       <w:r>
+        <w:rPr>
+          <w:noProof/>
+        </w:rPr>
         <w:drawing>
           <wp:inline distT="0" distB="0" distL="0" distR="0" wp14:anchorId="44831AEF" wp14:editId="12CEB414">
             <wp:extent cx="5400040" cy="4258310"/>
@@ -14265,7 +14342,7 @@
         <w:pStyle w:val="Descripcin"/>
         <w:jc w:val="center"/>
       </w:pPr>
-      <w:bookmarkStart w:id="61" w:name="_Toc230219443"/>
+      <w:bookmarkStart w:id="61" w:name="_Toc230266661"/>
       <w:r>
         <w:t xml:space="preserve">Imagen </w:t>
       </w:r>
@@ -14291,34 +14368,38 @@
         <w:t>. pantalla Nueva FCT – Profesor</w:t>
       </w:r>
       <w:bookmarkEnd w:id="61"/>
-    </w:p>
-    <w:p>
-      <w:r>
-        <w:t xml:space="preserve">Al seleccionar "Nueva FCT" en el menú lateral, el panel central cambia para mostrar el formulario de creación de una nueva FCT. El formulario está organizado mediante un </w:t>
-      </w:r>
-      <w:proofErr w:type="spellStart"/>
-      <w:r>
-        <w:t>GridPane</w:t>
-      </w:r>
-      <w:proofErr w:type="spellEnd"/>
-      <w:r>
-        <w:t xml:space="preserve"> de cuatro columnas y ocho filas, con los campos distribuidos en pares etiqueta-control. Incluye selectores desplegables (ComboBox) para estudiante, empresa, tutor, periodo y tipo de documento, selectores de fecha (</w:t>
-      </w:r>
-      <w:proofErr w:type="spellStart"/>
-      <w:r>
-        <w:t>DatePicker</w:t>
-      </w:r>
-      <w:proofErr w:type="spellEnd"/>
-      <w:r>
-        <w:t>) para el inicio y fin de la FCT, un área de texto para anotaciones, un botón de adjuntar archivos y los botones de Limpiar y Guardar. Los campos obligatorios se indican con un asterisco.</w:t>
-      </w:r>
     </w:p>
     <w:p/>
     <w:p>
       <w:pPr>
+        <w:jc w:val="both"/>
+      </w:pPr>
+      <w:r>
+        <w:t xml:space="preserve">Al seleccionar "Nueva FCT" en el menú lateral, el panel central cambia para mostrar el formulario de creación de una nueva FCT. El formulario está organizado mediante un </w:t>
+      </w:r>
+      <w:proofErr w:type="spellStart"/>
+      <w:r>
+        <w:t>GridPane</w:t>
+      </w:r>
+      <w:proofErr w:type="spellEnd"/>
+      <w:r>
+        <w:t xml:space="preserve"> de cuatro columnas y ocho filas, con los campos distribuidos en pares etiqueta-control. Incluye selectores desplegables (ComboBox) para estudiante, empresa, tutor, periodo y tipo de documento, selectores de fecha (</w:t>
+      </w:r>
+      <w:proofErr w:type="spellStart"/>
+      <w:r>
+        <w:t>DatePicker</w:t>
+      </w:r>
+      <w:proofErr w:type="spellEnd"/>
+      <w:r>
+        <w:t>) para el inicio y fin de la FCT, un área de texto para anotaciones, un botón de adjuntar archivos y los botones de Limpiar y Guardar. Los campos obligatorios se indican con un asterisco.</w:t>
+      </w:r>
+    </w:p>
+    <w:p/>
+    <w:p>
+      <w:pPr>
         <w:pStyle w:val="Ttulo2"/>
       </w:pPr>
-      <w:bookmarkStart w:id="62" w:name="_Toc230219405"/>
+      <w:bookmarkStart w:id="62" w:name="_Toc230266623"/>
       <w:r>
         <w:lastRenderedPageBreak/>
         <w:t>Administrador</w:t>
@@ -14329,7 +14410,7 @@
       <w:pPr>
         <w:pStyle w:val="Ttulo3"/>
       </w:pPr>
-      <w:bookmarkStart w:id="63" w:name="_Toc230219406"/>
+      <w:bookmarkStart w:id="63" w:name="_Toc230266624"/>
       <w:r>
         <w:t>Principal</w:t>
       </w:r>
@@ -14343,6 +14424,9 @@
         <w:keepNext/>
       </w:pPr>
       <w:r>
+        <w:rPr>
+          <w:noProof/>
+        </w:rPr>
         <w:drawing>
           <wp:inline distT="0" distB="0" distL="0" distR="0" wp14:anchorId="2213FD9E" wp14:editId="06DDB380">
             <wp:extent cx="5400040" cy="4274185"/>
@@ -14385,7 +14469,7 @@
         <w:pStyle w:val="Descripcin"/>
         <w:jc w:val="center"/>
       </w:pPr>
-      <w:bookmarkStart w:id="64" w:name="_Toc230219444"/>
+      <w:bookmarkStart w:id="64" w:name="_Toc230266662"/>
       <w:r>
         <w:t xml:space="preserve">Imagen </w:t>
       </w:r>
@@ -14414,6 +14498,9 @@
     </w:p>
     <w:p/>
     <w:p>
+      <w:pPr>
+        <w:jc w:val="both"/>
+      </w:pPr>
       <w:r>
         <w:t xml:space="preserve">La pantalla principal del Administrador sigue el layout general basado en </w:t>
       </w:r>
@@ -14430,7 +14517,7 @@
       <w:pPr>
         <w:pStyle w:val="Ttulo3"/>
       </w:pPr>
-      <w:bookmarkStart w:id="65" w:name="_Toc230219407"/>
+      <w:bookmarkStart w:id="65" w:name="_Toc230266625"/>
       <w:r>
         <w:lastRenderedPageBreak/>
         <w:t>Consultar Empresas</w:t>
@@ -14442,6 +14529,9 @@
         <w:keepNext/>
       </w:pPr>
       <w:r>
+        <w:rPr>
+          <w:noProof/>
+        </w:rPr>
         <w:drawing>
           <wp:inline distT="0" distB="0" distL="0" distR="0" wp14:anchorId="54CC91D2" wp14:editId="77723C21">
             <wp:extent cx="5400040" cy="4165744"/>
@@ -14490,7 +14580,7 @@
         <w:pStyle w:val="Descripcin"/>
         <w:jc w:val="center"/>
       </w:pPr>
-      <w:bookmarkStart w:id="66" w:name="_Toc230219445"/>
+      <w:bookmarkStart w:id="66" w:name="_Toc230266663"/>
       <w:r>
         <w:t xml:space="preserve">Imagen </w:t>
       </w:r>
@@ -14516,26 +14606,30 @@
         <w:t>. pantalla Consultar empresas – Administrador</w:t>
       </w:r>
       <w:bookmarkEnd w:id="66"/>
-    </w:p>
-    <w:p>
-      <w:r>
-        <w:t xml:space="preserve">Al seleccionar "Consultar Empresa" dentro de la sección Gestión de empresas del menú lateral, el panel central muestra el listado completo de empresas colaboradoras registradas en el sistema. En la parte superior hay un campo de búsqueda para filtrar por nombre. El listado se muestra en una </w:t>
-      </w:r>
-      <w:proofErr w:type="spellStart"/>
-      <w:r>
-        <w:t>TableView</w:t>
-      </w:r>
-      <w:proofErr w:type="spellEnd"/>
-      <w:r>
-        <w:t xml:space="preserve"> con cuatro columnas: Nombre, Teléfono, Dirección y Tutores. La cabecera de la tabla sigue el estilo definido en el CSS con fondo #18406a y texto blanco.</w:t>
-      </w:r>
     </w:p>
     <w:p/>
     <w:p>
       <w:pPr>
+        <w:jc w:val="both"/>
+      </w:pPr>
+      <w:r>
+        <w:t xml:space="preserve">Al seleccionar "Consultar Empresa" dentro de la sección Gestión de empresas del menú lateral, el panel central muestra el listado completo de empresas colaboradoras registradas en el sistema. En la parte superior hay un campo de búsqueda para filtrar por nombre. El listado se muestra en una </w:t>
+      </w:r>
+      <w:proofErr w:type="spellStart"/>
+      <w:r>
+        <w:t>TableView</w:t>
+      </w:r>
+      <w:proofErr w:type="spellEnd"/>
+      <w:r>
+        <w:t xml:space="preserve"> con cuatro columnas: Nombre, Teléfono, Dirección y Tutores. La cabecera de la tabla sigue el estilo definido en el CSS con fondo #18406a y texto blanco.</w:t>
+      </w:r>
+    </w:p>
+    <w:p/>
+    <w:p>
+      <w:pPr>
         <w:pStyle w:val="Ttulo2"/>
       </w:pPr>
-      <w:bookmarkStart w:id="67" w:name="_Toc230219408"/>
+      <w:bookmarkStart w:id="67" w:name="_Toc230266626"/>
       <w:r>
         <w:lastRenderedPageBreak/>
         <w:t>Estudiante</w:t>
@@ -14549,7 +14643,7 @@
       <w:pPr>
         <w:pStyle w:val="Ttulo3"/>
       </w:pPr>
-      <w:bookmarkStart w:id="68" w:name="_Toc230219409"/>
+      <w:bookmarkStart w:id="68" w:name="_Toc230266627"/>
       <w:r>
         <w:t>Principal</w:t>
       </w:r>
@@ -14563,6 +14657,9 @@
         <w:keepNext/>
       </w:pPr>
       <w:r>
+        <w:rPr>
+          <w:noProof/>
+        </w:rPr>
         <w:drawing>
           <wp:inline distT="0" distB="0" distL="0" distR="0" wp14:anchorId="7B0CBA0E" wp14:editId="18A8D94B">
             <wp:extent cx="5400040" cy="4251325"/>
@@ -14605,7 +14702,7 @@
         <w:pStyle w:val="Descripcin"/>
         <w:jc w:val="center"/>
       </w:pPr>
-      <w:bookmarkStart w:id="69" w:name="_Toc230219446"/>
+      <w:bookmarkStart w:id="69" w:name="_Toc230266664"/>
       <w:r>
         <w:t xml:space="preserve">Imagen </w:t>
       </w:r>
@@ -14634,6 +14731,9 @@
     </w:p>
     <w:p/>
     <w:p>
+      <w:pPr>
+        <w:jc w:val="both"/>
+      </w:pPr>
       <w:r>
         <w:t xml:space="preserve">La pantalla principal del perfil Estudiante sigue el layout general basado en </w:t>
       </w:r>
@@ -14662,7 +14762,7 @@
       <w:pPr>
         <w:pStyle w:val="Ttulo3"/>
       </w:pPr>
-      <w:bookmarkStart w:id="70" w:name="_Toc230219410"/>
+      <w:bookmarkStart w:id="70" w:name="_Toc230266628"/>
       <w:r>
         <w:lastRenderedPageBreak/>
         <w:t>Mis Datos</w:t>
@@ -14674,6 +14774,9 @@
         <w:keepNext/>
       </w:pPr>
       <w:r>
+        <w:rPr>
+          <w:noProof/>
+        </w:rPr>
         <w:drawing>
           <wp:inline distT="0" distB="0" distL="0" distR="0" wp14:anchorId="1BB818BA" wp14:editId="2C0D4516">
             <wp:extent cx="5400040" cy="4226560"/>
@@ -14716,7 +14819,7 @@
         <w:pStyle w:val="Descripcin"/>
         <w:jc w:val="center"/>
       </w:pPr>
-      <w:bookmarkStart w:id="71" w:name="_Toc230219447"/>
+      <w:bookmarkStart w:id="71" w:name="_Toc230266665"/>
       <w:r>
         <w:t xml:space="preserve">Imagen </w:t>
       </w:r>
@@ -14742,18 +14845,22 @@
         <w:t>. pantalla Mis Datos – Estudiante</w:t>
       </w:r>
       <w:bookmarkEnd w:id="71"/>
-    </w:p>
-    <w:p>
-      <w:r>
-        <w:t>Al seleccionar "Mis datos" en el menú lateral, el panel central muestra un formulario con los datos personales del estudiante: nombre, apellidos, email, teléfono, número de la Seguridad Social, curso, usuario y contraseña. La mayoría de los campos están deshabilitados para evitar modificaciones accidentales. Solo el email y el teléfono son editables, activándose al pulsar el icono de edición situado junto a cada campo. El botón Guardar aparece en la parte inferior derecha y se activa únicamente cuando hay cambios pendientes.</w:t>
-      </w:r>
     </w:p>
     <w:p/>
     <w:p>
       <w:pPr>
+        <w:jc w:val="both"/>
+      </w:pPr>
+      <w:r>
+        <w:t>Al seleccionar "Mis datos" en el menú lateral, el panel central muestra un formulario con los datos personales del estudiante: nombre, apellidos, email, teléfono, número de la Seguridad Social, curso, usuario y contraseña. La mayoría de los campos están deshabilitados para evitar modificaciones accidentales. Solo el email y el teléfono son editables, activándose al pulsar el icono de edición situado junto a cada campo. El botón Guardar aparece en la parte inferior derecha y se activa únicamente cuando hay cambios pendientes.</w:t>
+      </w:r>
+    </w:p>
+    <w:p/>
+    <w:p>
+      <w:pPr>
         <w:pStyle w:val="Ttulo2"/>
       </w:pPr>
-      <w:bookmarkStart w:id="72" w:name="_Toc230219411"/>
+      <w:bookmarkStart w:id="72" w:name="_Toc230266629"/>
       <w:r>
         <w:lastRenderedPageBreak/>
         <w:t>Tutor de Empresa</w:t>
@@ -14764,7 +14871,7 @@
       <w:pPr>
         <w:pStyle w:val="Ttulo3"/>
       </w:pPr>
-      <w:bookmarkStart w:id="73" w:name="_Toc230219412"/>
+      <w:bookmarkStart w:id="73" w:name="_Toc230266630"/>
       <w:r>
         <w:t>Principal</w:t>
       </w:r>
@@ -14778,6 +14885,9 @@
         <w:keepNext/>
       </w:pPr>
       <w:r>
+        <w:rPr>
+          <w:noProof/>
+        </w:rPr>
         <w:drawing>
           <wp:inline distT="0" distB="0" distL="0" distR="0" wp14:anchorId="21DB4D2C" wp14:editId="1F37FD25">
             <wp:extent cx="5400040" cy="4236720"/>
@@ -14820,7 +14930,7 @@
         <w:pStyle w:val="Descripcin"/>
         <w:jc w:val="center"/>
       </w:pPr>
-      <w:bookmarkStart w:id="74" w:name="_Toc230219448"/>
+      <w:bookmarkStart w:id="74" w:name="_Toc230266666"/>
       <w:r>
         <w:t xml:space="preserve">Imagen </w:t>
       </w:r>
@@ -14848,6 +14958,14 @@
       <w:bookmarkEnd w:id="74"/>
     </w:p>
     <w:p>
+      <w:pPr>
+        <w:jc w:val="both"/>
+      </w:pPr>
+    </w:p>
+    <w:p>
+      <w:pPr>
+        <w:jc w:val="both"/>
+      </w:pPr>
       <w:r>
         <w:t xml:space="preserve">La pantalla principal del Tutor de Empresa sigue el layout general basado en </w:t>
       </w:r>
@@ -14865,18 +14983,25 @@
       <w:pPr>
         <w:pStyle w:val="Ttulo1"/>
       </w:pPr>
-      <w:bookmarkStart w:id="75" w:name="_Toc230219413"/>
+      <w:bookmarkStart w:id="75" w:name="_Toc230266631"/>
       <w:r>
         <w:t>Interfaces versión Móvil</w:t>
       </w:r>
       <w:bookmarkEnd w:id="75"/>
     </w:p>
     <w:p>
-      <w:r>
+      <w:pPr>
+        <w:rPr>
+          <w:color w:val="EE0000"/>
+        </w:rPr>
+      </w:pPr>
+      <w:r>
+        <w:rPr>
+          <w:color w:val="EE0000"/>
+        </w:rPr>
         <w:t>Pendiente….</w:t>
       </w:r>
     </w:p>
-    <w:p/>
     <w:sectPr>
       <w:footerReference w:type="default" r:id="rId56"/>
       <w:pgSz w:w="11906" w:h="16838"/>
@@ -15679,6 +15804,7 @@
   </w:style>
   <w:style w:type="paragraph" w:styleId="Ttulo1">
     <w:name w:val="heading 1"/>
+    <w:aliases w:val="Título 1_G"/>
     <w:basedOn w:val="Normal"/>
     <w:next w:val="Normal"/>
     <w:link w:val="Ttulo1Car"/>
@@ -15700,6 +15826,7 @@
   </w:style>
   <w:style w:type="paragraph" w:styleId="Ttulo2">
     <w:name w:val="heading 2"/>
+    <w:aliases w:val="Título 2_G"/>
     <w:basedOn w:val="Normal"/>
     <w:next w:val="Normal"/>
     <w:link w:val="Ttulo2Car"/>
@@ -15722,6 +15849,7 @@
   </w:style>
   <w:style w:type="paragraph" w:styleId="Ttulo3">
     <w:name w:val="heading 3"/>
+    <w:aliases w:val="Título 3_G"/>
     <w:basedOn w:val="Normal"/>
     <w:next w:val="Normal"/>
     <w:link w:val="Ttulo3Car"/>
@@ -15877,6 +16005,7 @@
   <w:style w:type="character" w:default="1" w:styleId="Fuentedeprrafopredeter">
     <w:name w:val="Default Paragraph Font"/>
     <w:uiPriority w:val="1"/>
+    <w:semiHidden/>
     <w:unhideWhenUsed/>
   </w:style>
   <w:style w:type="table" w:default="1" w:styleId="Tablanormal">
@@ -15902,6 +16031,7 @@
   </w:style>
   <w:style w:type="character" w:customStyle="1" w:styleId="Ttulo1Car">
     <w:name w:val="Título 1 Car"/>
+    <w:aliases w:val="Título 1_G Car"/>
     <w:basedOn w:val="Fuentedeprrafopredeter"/>
     <w:link w:val="Ttulo1"/>
     <w:uiPriority w:val="9"/>
@@ -15915,6 +16045,7 @@
   </w:style>
   <w:style w:type="character" w:customStyle="1" w:styleId="Ttulo2Car">
     <w:name w:val="Título 2 Car"/>
+    <w:aliases w:val="Título 2_G Car"/>
     <w:basedOn w:val="Fuentedeprrafopredeter"/>
     <w:link w:val="Ttulo2"/>
     <w:uiPriority w:val="9"/>
@@ -15928,6 +16059,7 @@
   </w:style>
   <w:style w:type="character" w:customStyle="1" w:styleId="Ttulo3Car">
     <w:name w:val="Título 3 Car"/>
+    <w:aliases w:val="Título 3_G Car"/>
     <w:basedOn w:val="Fuentedeprrafopredeter"/>
     <w:link w:val="Ttulo3"/>
     <w:uiPriority w:val="9"/>
@@ -16223,6 +16355,7 @@
   </w:style>
   <w:style w:type="paragraph" w:styleId="TtuloTDC">
     <w:name w:val="TOC Heading"/>
+    <w:aliases w:val="Título TDC_G"/>
     <w:basedOn w:val="Ttulo1"/>
     <w:next w:val="Normal"/>
     <w:uiPriority w:val="39"/>
@@ -16591,7 +16724,10 @@
   </w:compat>
   <w:rsids>
     <w:rsidRoot w:val="002C0B55"/>
+    <w:rsid w:val="000236AD"/>
     <w:rsid w:val="002C0B55"/>
+    <w:rsid w:val="00530F43"/>
+    <w:rsid w:val="009117A1"/>
     <w:rsid w:val="00AF2A89"/>
     <w:rsid w:val="00CE0BFD"/>
   </w:rsids>

--- a/documentacion/Guia de estilos - Gestiona.docx
+++ b/documentacion/Guia de estilos - Gestiona.docx
@@ -933,7 +933,7 @@
             </w:rPr>
             <w:fldChar w:fldCharType="separate"/>
           </w:r>
-          <w:hyperlink w:anchor="_Toc230266598" w:history="1">
+          <w:hyperlink w:anchor="_Toc232069081" w:history="1">
             <w:r>
               <w:rPr>
                 <w:rStyle w:val="Hipervnculo"/>
@@ -961,7 +961,7 @@
                 <w:noProof/>
                 <w:webHidden/>
               </w:rPr>
-              <w:instrText xml:space="preserve"> PAGEREF _Toc230266598 \h </w:instrText>
+              <w:instrText xml:space="preserve"> PAGEREF _Toc232069081 \h </w:instrText>
             </w:r>
             <w:r>
               <w:rPr>
@@ -1004,7 +1004,7 @@
               <w:lang w:eastAsia="es-ES"/>
             </w:rPr>
           </w:pPr>
-          <w:hyperlink w:anchor="_Toc230266599" w:history="1">
+          <w:hyperlink w:anchor="_Toc232069082" w:history="1">
             <w:r>
               <w:rPr>
                 <w:rStyle w:val="Hipervnculo"/>
@@ -1032,7 +1032,7 @@
                 <w:noProof/>
                 <w:webHidden/>
               </w:rPr>
-              <w:instrText xml:space="preserve"> PAGEREF _Toc230266599 \h </w:instrText>
+              <w:instrText xml:space="preserve"> PAGEREF _Toc232069082 \h </w:instrText>
             </w:r>
             <w:r>
               <w:rPr>
@@ -1075,7 +1075,7 @@
               <w:lang w:eastAsia="es-ES"/>
             </w:rPr>
           </w:pPr>
-          <w:hyperlink w:anchor="_Toc230266600" w:history="1">
+          <w:hyperlink w:anchor="_Toc232069083" w:history="1">
             <w:r>
               <w:rPr>
                 <w:rStyle w:val="Hipervnculo"/>
@@ -1103,7 +1103,7 @@
                 <w:noProof/>
                 <w:webHidden/>
               </w:rPr>
-              <w:instrText xml:space="preserve"> PAGEREF _Toc230266600 \h </w:instrText>
+              <w:instrText xml:space="preserve"> PAGEREF _Toc232069083 \h </w:instrText>
             </w:r>
             <w:r>
               <w:rPr>
@@ -1146,7 +1146,7 @@
               <w:lang w:eastAsia="es-ES"/>
             </w:rPr>
           </w:pPr>
-          <w:hyperlink w:anchor="_Toc230266601" w:history="1">
+          <w:hyperlink w:anchor="_Toc232069084" w:history="1">
             <w:r>
               <w:rPr>
                 <w:rStyle w:val="Hipervnculo"/>
@@ -1174,7 +1174,7 @@
                 <w:noProof/>
                 <w:webHidden/>
               </w:rPr>
-              <w:instrText xml:space="preserve"> PAGEREF _Toc230266601 \h </w:instrText>
+              <w:instrText xml:space="preserve"> PAGEREF _Toc232069084 \h </w:instrText>
             </w:r>
             <w:r>
               <w:rPr>
@@ -1217,7 +1217,7 @@
               <w:lang w:eastAsia="es-ES"/>
             </w:rPr>
           </w:pPr>
-          <w:hyperlink w:anchor="_Toc230266602" w:history="1">
+          <w:hyperlink w:anchor="_Toc232069085" w:history="1">
             <w:r>
               <w:rPr>
                 <w:rStyle w:val="Hipervnculo"/>
@@ -1245,7 +1245,7 @@
                 <w:noProof/>
                 <w:webHidden/>
               </w:rPr>
-              <w:instrText xml:space="preserve"> PAGEREF _Toc230266602 \h </w:instrText>
+              <w:instrText xml:space="preserve"> PAGEREF _Toc232069085 \h </w:instrText>
             </w:r>
             <w:r>
               <w:rPr>
@@ -1288,7 +1288,7 @@
               <w:lang w:eastAsia="es-ES"/>
             </w:rPr>
           </w:pPr>
-          <w:hyperlink w:anchor="_Toc230266603" w:history="1">
+          <w:hyperlink w:anchor="_Toc232069086" w:history="1">
             <w:r>
               <w:rPr>
                 <w:rStyle w:val="Hipervnculo"/>
@@ -1316,7 +1316,7 @@
                 <w:noProof/>
                 <w:webHidden/>
               </w:rPr>
-              <w:instrText xml:space="preserve"> PAGEREF _Toc230266603 \h </w:instrText>
+              <w:instrText xml:space="preserve"> PAGEREF _Toc232069086 \h </w:instrText>
             </w:r>
             <w:r>
               <w:rPr>
@@ -1359,7 +1359,7 @@
               <w:lang w:eastAsia="es-ES"/>
             </w:rPr>
           </w:pPr>
-          <w:hyperlink w:anchor="_Toc230266604" w:history="1">
+          <w:hyperlink w:anchor="_Toc232069087" w:history="1">
             <w:r>
               <w:rPr>
                 <w:rStyle w:val="Hipervnculo"/>
@@ -1387,7 +1387,7 @@
                 <w:noProof/>
                 <w:webHidden/>
               </w:rPr>
-              <w:instrText xml:space="preserve"> PAGEREF _Toc230266604 \h </w:instrText>
+              <w:instrText xml:space="preserve"> PAGEREF _Toc232069087 \h </w:instrText>
             </w:r>
             <w:r>
               <w:rPr>
@@ -1430,14 +1430,30 @@
               <w:lang w:eastAsia="es-ES"/>
             </w:rPr>
           </w:pPr>
-          <w:hyperlink w:anchor="_Toc230266605" w:history="1">
+          <w:hyperlink w:anchor="_Toc232069088" w:history="1">
             <w:r>
               <w:rPr>
                 <w:rStyle w:val="Hipervnculo"/>
                 <w:rFonts w:ascii="Calibri" w:hAnsi="Calibri" w:cs="Calibri"/>
                 <w:noProof/>
               </w:rPr>
-              <w:t>Menú lateral</w:t>
+              <w:t>Menú</w:t>
+            </w:r>
+            <w:r>
+              <w:rPr>
+                <w:rStyle w:val="Hipervnculo"/>
+                <w:rFonts w:ascii="Calibri" w:hAnsi="Calibri" w:cs="Calibri"/>
+                <w:noProof/>
+              </w:rPr>
+              <w:t xml:space="preserve"> </w:t>
+            </w:r>
+            <w:r>
+              <w:rPr>
+                <w:rStyle w:val="Hipervnculo"/>
+                <w:rFonts w:ascii="Calibri" w:hAnsi="Calibri" w:cs="Calibri"/>
+                <w:noProof/>
+              </w:rPr>
+              <w:t>lateral</w:t>
             </w:r>
             <w:r>
               <w:rPr>
@@ -1458,7 +1474,7 @@
                 <w:noProof/>
                 <w:webHidden/>
               </w:rPr>
-              <w:instrText xml:space="preserve"> PAGEREF _Toc230266605 \h </w:instrText>
+              <w:instrText xml:space="preserve"> PAGEREF _Toc232069088 \h </w:instrText>
             </w:r>
             <w:r>
               <w:rPr>
@@ -1501,7 +1517,7 @@
               <w:lang w:eastAsia="es-ES"/>
             </w:rPr>
           </w:pPr>
-          <w:hyperlink w:anchor="_Toc230266606" w:history="1">
+          <w:hyperlink w:anchor="_Toc232069089" w:history="1">
             <w:r>
               <w:rPr>
                 <w:rStyle w:val="Hipervnculo"/>
@@ -1528,7 +1544,7 @@
                 <w:noProof/>
                 <w:webHidden/>
               </w:rPr>
-              <w:instrText xml:space="preserve"> PAGEREF _Toc230266606 \h </w:instrText>
+              <w:instrText xml:space="preserve"> PAGEREF _Toc232069089 \h </w:instrText>
             </w:r>
             <w:r>
               <w:rPr>
@@ -1571,7 +1587,7 @@
               <w:lang w:eastAsia="es-ES"/>
             </w:rPr>
           </w:pPr>
-          <w:hyperlink w:anchor="_Toc230266607" w:history="1">
+          <w:hyperlink w:anchor="_Toc232069090" w:history="1">
             <w:r>
               <w:rPr>
                 <w:rStyle w:val="Hipervnculo"/>
@@ -1598,7 +1614,7 @@
                 <w:noProof/>
                 <w:webHidden/>
               </w:rPr>
-              <w:instrText xml:space="preserve"> PAGEREF _Toc230266607 \h </w:instrText>
+              <w:instrText xml:space="preserve"> PAGEREF _Toc232069090 \h </w:instrText>
             </w:r>
             <w:r>
               <w:rPr>
@@ -1641,7 +1657,7 @@
               <w:lang w:eastAsia="es-ES"/>
             </w:rPr>
           </w:pPr>
-          <w:hyperlink w:anchor="_Toc230266608" w:history="1">
+          <w:hyperlink w:anchor="_Toc232069091" w:history="1">
             <w:r>
               <w:rPr>
                 <w:rStyle w:val="Hipervnculo"/>
@@ -1668,7 +1684,7 @@
                 <w:noProof/>
                 <w:webHidden/>
               </w:rPr>
-              <w:instrText xml:space="preserve"> PAGEREF _Toc230266608 \h </w:instrText>
+              <w:instrText xml:space="preserve"> PAGEREF _Toc232069091 \h </w:instrText>
             </w:r>
             <w:r>
               <w:rPr>
@@ -1711,7 +1727,7 @@
               <w:lang w:eastAsia="es-ES"/>
             </w:rPr>
           </w:pPr>
-          <w:hyperlink w:anchor="_Toc230266609" w:history="1">
+          <w:hyperlink w:anchor="_Toc232069092" w:history="1">
             <w:r>
               <w:rPr>
                 <w:rStyle w:val="Hipervnculo"/>
@@ -1738,7 +1754,7 @@
                 <w:noProof/>
                 <w:webHidden/>
               </w:rPr>
-              <w:instrText xml:space="preserve"> PAGEREF _Toc230266609 \h </w:instrText>
+              <w:instrText xml:space="preserve"> PAGEREF _Toc232069092 \h </w:instrText>
             </w:r>
             <w:r>
               <w:rPr>
@@ -1781,7 +1797,7 @@
               <w:lang w:eastAsia="es-ES"/>
             </w:rPr>
           </w:pPr>
-          <w:hyperlink w:anchor="_Toc230266610" w:history="1">
+          <w:hyperlink w:anchor="_Toc232069093" w:history="1">
             <w:r>
               <w:rPr>
                 <w:rStyle w:val="Hipervnculo"/>
@@ -1808,7 +1824,7 @@
                 <w:noProof/>
                 <w:webHidden/>
               </w:rPr>
-              <w:instrText xml:space="preserve"> PAGEREF _Toc230266610 \h </w:instrText>
+              <w:instrText xml:space="preserve"> PAGEREF _Toc232069093 \h </w:instrText>
             </w:r>
             <w:r>
               <w:rPr>
@@ -1851,7 +1867,7 @@
               <w:lang w:eastAsia="es-ES"/>
             </w:rPr>
           </w:pPr>
-          <w:hyperlink w:anchor="_Toc230266611" w:history="1">
+          <w:hyperlink w:anchor="_Toc232069094" w:history="1">
             <w:r>
               <w:rPr>
                 <w:rStyle w:val="Hipervnculo"/>
@@ -1878,7 +1894,7 @@
                 <w:noProof/>
                 <w:webHidden/>
               </w:rPr>
-              <w:instrText xml:space="preserve"> PAGEREF _Toc230266611 \h </w:instrText>
+              <w:instrText xml:space="preserve"> PAGEREF _Toc232069094 \h </w:instrText>
             </w:r>
             <w:r>
               <w:rPr>
@@ -1921,7 +1937,7 @@
               <w:lang w:eastAsia="es-ES"/>
             </w:rPr>
           </w:pPr>
-          <w:hyperlink w:anchor="_Toc230266612" w:history="1">
+          <w:hyperlink w:anchor="_Toc232069095" w:history="1">
             <w:r>
               <w:rPr>
                 <w:rStyle w:val="Hipervnculo"/>
@@ -1948,7 +1964,7 @@
                 <w:noProof/>
                 <w:webHidden/>
               </w:rPr>
-              <w:instrText xml:space="preserve"> PAGEREF _Toc230266612 \h </w:instrText>
+              <w:instrText xml:space="preserve"> PAGEREF _Toc232069095 \h </w:instrText>
             </w:r>
             <w:r>
               <w:rPr>
@@ -1991,7 +2007,7 @@
               <w:lang w:eastAsia="es-ES"/>
             </w:rPr>
           </w:pPr>
-          <w:hyperlink w:anchor="_Toc230266613" w:history="1">
+          <w:hyperlink w:anchor="_Toc232069096" w:history="1">
             <w:r>
               <w:rPr>
                 <w:rStyle w:val="Hipervnculo"/>
@@ -2018,7 +2034,7 @@
                 <w:noProof/>
                 <w:webHidden/>
               </w:rPr>
-              <w:instrText xml:space="preserve"> PAGEREF _Toc230266613 \h </w:instrText>
+              <w:instrText xml:space="preserve"> PAGEREF _Toc232069096 \h </w:instrText>
             </w:r>
             <w:r>
               <w:rPr>
@@ -2061,7 +2077,7 @@
               <w:lang w:eastAsia="es-ES"/>
             </w:rPr>
           </w:pPr>
-          <w:hyperlink w:anchor="_Toc230266614" w:history="1">
+          <w:hyperlink w:anchor="_Toc232069097" w:history="1">
             <w:r>
               <w:rPr>
                 <w:rStyle w:val="Hipervnculo"/>
@@ -2088,7 +2104,7 @@
                 <w:noProof/>
                 <w:webHidden/>
               </w:rPr>
-              <w:instrText xml:space="preserve"> PAGEREF _Toc230266614 \h </w:instrText>
+              <w:instrText xml:space="preserve"> PAGEREF _Toc232069097 \h </w:instrText>
             </w:r>
             <w:r>
               <w:rPr>
@@ -2131,7 +2147,7 @@
               <w:lang w:eastAsia="es-ES"/>
             </w:rPr>
           </w:pPr>
-          <w:hyperlink w:anchor="_Toc230266615" w:history="1">
+          <w:hyperlink w:anchor="_Toc232069098" w:history="1">
             <w:r>
               <w:rPr>
                 <w:rStyle w:val="Hipervnculo"/>
@@ -2159,7 +2175,7 @@
                 <w:noProof/>
                 <w:webHidden/>
               </w:rPr>
-              <w:instrText xml:space="preserve"> PAGEREF _Toc230266615 \h </w:instrText>
+              <w:instrText xml:space="preserve"> PAGEREF _Toc232069098 \h </w:instrText>
             </w:r>
             <w:r>
               <w:rPr>
@@ -2202,7 +2218,7 @@
               <w:lang w:eastAsia="es-ES"/>
             </w:rPr>
           </w:pPr>
-          <w:hyperlink w:anchor="_Toc230266616" w:history="1">
+          <w:hyperlink w:anchor="_Toc232069099" w:history="1">
             <w:r>
               <w:rPr>
                 <w:rStyle w:val="Hipervnculo"/>
@@ -2230,7 +2246,7 @@
                 <w:noProof/>
                 <w:webHidden/>
               </w:rPr>
-              <w:instrText xml:space="preserve"> PAGEREF _Toc230266616 \h </w:instrText>
+              <w:instrText xml:space="preserve"> PAGEREF _Toc232069099 \h </w:instrText>
             </w:r>
             <w:r>
               <w:rPr>
@@ -2273,7 +2289,7 @@
               <w:lang w:eastAsia="es-ES"/>
             </w:rPr>
           </w:pPr>
-          <w:hyperlink w:anchor="_Toc230266617" w:history="1">
+          <w:hyperlink w:anchor="_Toc232069100" w:history="1">
             <w:r>
               <w:rPr>
                 <w:rStyle w:val="Hipervnculo"/>
@@ -2300,7 +2316,7 @@
                 <w:noProof/>
                 <w:webHidden/>
               </w:rPr>
-              <w:instrText xml:space="preserve"> PAGEREF _Toc230266617 \h </w:instrText>
+              <w:instrText xml:space="preserve"> PAGEREF _Toc232069100 \h </w:instrText>
             </w:r>
             <w:r>
               <w:rPr>
@@ -2343,7 +2359,7 @@
               <w:lang w:eastAsia="es-ES"/>
             </w:rPr>
           </w:pPr>
-          <w:hyperlink w:anchor="_Toc230266618" w:history="1">
+          <w:hyperlink w:anchor="_Toc232069101" w:history="1">
             <w:r>
               <w:rPr>
                 <w:rStyle w:val="Hipervnculo"/>
@@ -2370,7 +2386,7 @@
                 <w:noProof/>
                 <w:webHidden/>
               </w:rPr>
-              <w:instrText xml:space="preserve"> PAGEREF _Toc230266618 \h </w:instrText>
+              <w:instrText xml:space="preserve"> PAGEREF _Toc232069101 \h </w:instrText>
             </w:r>
             <w:r>
               <w:rPr>
@@ -2413,7 +2429,7 @@
               <w:lang w:eastAsia="es-ES"/>
             </w:rPr>
           </w:pPr>
-          <w:hyperlink w:anchor="_Toc230266619" w:history="1">
+          <w:hyperlink w:anchor="_Toc232069102" w:history="1">
             <w:r>
               <w:rPr>
                 <w:rStyle w:val="Hipervnculo"/>
@@ -2440,7 +2456,7 @@
                 <w:noProof/>
                 <w:webHidden/>
               </w:rPr>
-              <w:instrText xml:space="preserve"> PAGEREF _Toc230266619 \h </w:instrText>
+              <w:instrText xml:space="preserve"> PAGEREF _Toc232069102 \h </w:instrText>
             </w:r>
             <w:r>
               <w:rPr>
@@ -2483,7 +2499,7 @@
               <w:lang w:eastAsia="es-ES"/>
             </w:rPr>
           </w:pPr>
-          <w:hyperlink w:anchor="_Toc230266620" w:history="1">
+          <w:hyperlink w:anchor="_Toc232069103" w:history="1">
             <w:r>
               <w:rPr>
                 <w:rStyle w:val="Hipervnculo"/>
@@ -2510,7 +2526,7 @@
                 <w:noProof/>
                 <w:webHidden/>
               </w:rPr>
-              <w:instrText xml:space="preserve"> PAGEREF _Toc230266620 \h </w:instrText>
+              <w:instrText xml:space="preserve"> PAGEREF _Toc232069103 \h </w:instrText>
             </w:r>
             <w:r>
               <w:rPr>
@@ -2553,7 +2569,7 @@
               <w:lang w:eastAsia="es-ES"/>
             </w:rPr>
           </w:pPr>
-          <w:hyperlink w:anchor="_Toc230266621" w:history="1">
+          <w:hyperlink w:anchor="_Toc232069104" w:history="1">
             <w:r>
               <w:rPr>
                 <w:rStyle w:val="Hipervnculo"/>
@@ -2580,7 +2596,7 @@
                 <w:noProof/>
                 <w:webHidden/>
               </w:rPr>
-              <w:instrText xml:space="preserve"> PAGEREF _Toc230266621 \h </w:instrText>
+              <w:instrText xml:space="preserve"> PAGEREF _Toc232069104 \h </w:instrText>
             </w:r>
             <w:r>
               <w:rPr>
@@ -2623,7 +2639,7 @@
               <w:lang w:eastAsia="es-ES"/>
             </w:rPr>
           </w:pPr>
-          <w:hyperlink w:anchor="_Toc230266622" w:history="1">
+          <w:hyperlink w:anchor="_Toc232069105" w:history="1">
             <w:r>
               <w:rPr>
                 <w:rStyle w:val="Hipervnculo"/>
@@ -2650,7 +2666,7 @@
                 <w:noProof/>
                 <w:webHidden/>
               </w:rPr>
-              <w:instrText xml:space="preserve"> PAGEREF _Toc230266622 \h </w:instrText>
+              <w:instrText xml:space="preserve"> PAGEREF _Toc232069105 \h </w:instrText>
             </w:r>
             <w:r>
               <w:rPr>
@@ -2693,7 +2709,7 @@
               <w:lang w:eastAsia="es-ES"/>
             </w:rPr>
           </w:pPr>
-          <w:hyperlink w:anchor="_Toc230266623" w:history="1">
+          <w:hyperlink w:anchor="_Toc232069106" w:history="1">
             <w:r>
               <w:rPr>
                 <w:rStyle w:val="Hipervnculo"/>
@@ -2720,7 +2736,7 @@
                 <w:noProof/>
                 <w:webHidden/>
               </w:rPr>
-              <w:instrText xml:space="preserve"> PAGEREF _Toc230266623 \h </w:instrText>
+              <w:instrText xml:space="preserve"> PAGEREF _Toc232069106 \h </w:instrText>
             </w:r>
             <w:r>
               <w:rPr>
@@ -2763,7 +2779,7 @@
               <w:lang w:eastAsia="es-ES"/>
             </w:rPr>
           </w:pPr>
-          <w:hyperlink w:anchor="_Toc230266624" w:history="1">
+          <w:hyperlink w:anchor="_Toc232069107" w:history="1">
             <w:r>
               <w:rPr>
                 <w:rStyle w:val="Hipervnculo"/>
@@ -2790,7 +2806,7 @@
                 <w:noProof/>
                 <w:webHidden/>
               </w:rPr>
-              <w:instrText xml:space="preserve"> PAGEREF _Toc230266624 \h </w:instrText>
+              <w:instrText xml:space="preserve"> PAGEREF _Toc232069107 \h </w:instrText>
             </w:r>
             <w:r>
               <w:rPr>
@@ -2833,7 +2849,7 @@
               <w:lang w:eastAsia="es-ES"/>
             </w:rPr>
           </w:pPr>
-          <w:hyperlink w:anchor="_Toc230266625" w:history="1">
+          <w:hyperlink w:anchor="_Toc232069108" w:history="1">
             <w:r>
               <w:rPr>
                 <w:rStyle w:val="Hipervnculo"/>
@@ -2860,7 +2876,7 @@
                 <w:noProof/>
                 <w:webHidden/>
               </w:rPr>
-              <w:instrText xml:space="preserve"> PAGEREF _Toc230266625 \h </w:instrText>
+              <w:instrText xml:space="preserve"> PAGEREF _Toc232069108 \h </w:instrText>
             </w:r>
             <w:r>
               <w:rPr>
@@ -2903,7 +2919,7 @@
               <w:lang w:eastAsia="es-ES"/>
             </w:rPr>
           </w:pPr>
-          <w:hyperlink w:anchor="_Toc230266626" w:history="1">
+          <w:hyperlink w:anchor="_Toc232069109" w:history="1">
             <w:r>
               <w:rPr>
                 <w:rStyle w:val="Hipervnculo"/>
@@ -2930,7 +2946,7 @@
                 <w:noProof/>
                 <w:webHidden/>
               </w:rPr>
-              <w:instrText xml:space="preserve"> PAGEREF _Toc230266626 \h </w:instrText>
+              <w:instrText xml:space="preserve"> PAGEREF _Toc232069109 \h </w:instrText>
             </w:r>
             <w:r>
               <w:rPr>
@@ -2973,7 +2989,7 @@
               <w:lang w:eastAsia="es-ES"/>
             </w:rPr>
           </w:pPr>
-          <w:hyperlink w:anchor="_Toc230266627" w:history="1">
+          <w:hyperlink w:anchor="_Toc232069110" w:history="1">
             <w:r>
               <w:rPr>
                 <w:rStyle w:val="Hipervnculo"/>
@@ -3000,7 +3016,7 @@
                 <w:noProof/>
                 <w:webHidden/>
               </w:rPr>
-              <w:instrText xml:space="preserve"> PAGEREF _Toc230266627 \h </w:instrText>
+              <w:instrText xml:space="preserve"> PAGEREF _Toc232069110 \h </w:instrText>
             </w:r>
             <w:r>
               <w:rPr>
@@ -3043,7 +3059,7 @@
               <w:lang w:eastAsia="es-ES"/>
             </w:rPr>
           </w:pPr>
-          <w:hyperlink w:anchor="_Toc230266628" w:history="1">
+          <w:hyperlink w:anchor="_Toc232069111" w:history="1">
             <w:r>
               <w:rPr>
                 <w:rStyle w:val="Hipervnculo"/>
@@ -3070,7 +3086,7 @@
                 <w:noProof/>
                 <w:webHidden/>
               </w:rPr>
-              <w:instrText xml:space="preserve"> PAGEREF _Toc230266628 \h </w:instrText>
+              <w:instrText xml:space="preserve"> PAGEREF _Toc232069111 \h </w:instrText>
             </w:r>
             <w:r>
               <w:rPr>
@@ -3113,7 +3129,7 @@
               <w:lang w:eastAsia="es-ES"/>
             </w:rPr>
           </w:pPr>
-          <w:hyperlink w:anchor="_Toc230266629" w:history="1">
+          <w:hyperlink w:anchor="_Toc232069112" w:history="1">
             <w:r>
               <w:rPr>
                 <w:rStyle w:val="Hipervnculo"/>
@@ -3140,7 +3156,7 @@
                 <w:noProof/>
                 <w:webHidden/>
               </w:rPr>
-              <w:instrText xml:space="preserve"> PAGEREF _Toc230266629 \h </w:instrText>
+              <w:instrText xml:space="preserve"> PAGEREF _Toc232069112 \h </w:instrText>
             </w:r>
             <w:r>
               <w:rPr>
@@ -3183,7 +3199,7 @@
               <w:lang w:eastAsia="es-ES"/>
             </w:rPr>
           </w:pPr>
-          <w:hyperlink w:anchor="_Toc230266630" w:history="1">
+          <w:hyperlink w:anchor="_Toc232069113" w:history="1">
             <w:r>
               <w:rPr>
                 <w:rStyle w:val="Hipervnculo"/>
@@ -3210,7 +3226,7 @@
                 <w:noProof/>
                 <w:webHidden/>
               </w:rPr>
-              <w:instrText xml:space="preserve"> PAGEREF _Toc230266630 \h </w:instrText>
+              <w:instrText xml:space="preserve"> PAGEREF _Toc232069113 \h </w:instrText>
             </w:r>
             <w:r>
               <w:rPr>
@@ -3253,7 +3269,7 @@
               <w:lang w:eastAsia="es-ES"/>
             </w:rPr>
           </w:pPr>
-          <w:hyperlink w:anchor="_Toc230266631" w:history="1">
+          <w:hyperlink w:anchor="_Toc232069114" w:history="1">
             <w:r>
               <w:rPr>
                 <w:rStyle w:val="Hipervnculo"/>
@@ -3280,7 +3296,7 @@
                 <w:noProof/>
                 <w:webHidden/>
               </w:rPr>
-              <w:instrText xml:space="preserve"> PAGEREF _Toc230266631 \h </w:instrText>
+              <w:instrText xml:space="preserve"> PAGEREF _Toc232069114 \h </w:instrText>
             </w:r>
             <w:r>
               <w:rPr>
@@ -3300,7 +3316,217 @@
                 <w:noProof/>
                 <w:webHidden/>
               </w:rPr>
-              <w:t>20</w:t>
+              <w:t>21</w:t>
+            </w:r>
+            <w:r>
+              <w:rPr>
+                <w:noProof/>
+                <w:webHidden/>
+              </w:rPr>
+              <w:fldChar w:fldCharType="end"/>
+            </w:r>
+          </w:hyperlink>
+        </w:p>
+        <w:p>
+          <w:pPr>
+            <w:pStyle w:val="TDC2"/>
+            <w:tabs>
+              <w:tab w:val="right" w:leader="dot" w:pos="8494"/>
+            </w:tabs>
+            <w:rPr>
+              <w:rFonts w:eastAsiaTheme="minorEastAsia"/>
+              <w:noProof/>
+              <w:lang w:eastAsia="es-ES"/>
+            </w:rPr>
+          </w:pPr>
+          <w:hyperlink w:anchor="_Toc232069115" w:history="1">
+            <w:r>
+              <w:rPr>
+                <w:rStyle w:val="Hipervnculo"/>
+                <w:noProof/>
+              </w:rPr>
+              <w:t>Pantalla Login</w:t>
+            </w:r>
+            <w:r>
+              <w:rPr>
+                <w:noProof/>
+                <w:webHidden/>
+              </w:rPr>
+              <w:tab/>
+            </w:r>
+            <w:r>
+              <w:rPr>
+                <w:noProof/>
+                <w:webHidden/>
+              </w:rPr>
+              <w:fldChar w:fldCharType="begin"/>
+            </w:r>
+            <w:r>
+              <w:rPr>
+                <w:noProof/>
+                <w:webHidden/>
+              </w:rPr>
+              <w:instrText xml:space="preserve"> PAGEREF _Toc232069115 \h </w:instrText>
+            </w:r>
+            <w:r>
+              <w:rPr>
+                <w:noProof/>
+                <w:webHidden/>
+              </w:rPr>
+            </w:r>
+            <w:r>
+              <w:rPr>
+                <w:noProof/>
+                <w:webHidden/>
+              </w:rPr>
+              <w:fldChar w:fldCharType="separate"/>
+            </w:r>
+            <w:r>
+              <w:rPr>
+                <w:noProof/>
+                <w:webHidden/>
+              </w:rPr>
+              <w:t>21</w:t>
+            </w:r>
+            <w:r>
+              <w:rPr>
+                <w:noProof/>
+                <w:webHidden/>
+              </w:rPr>
+              <w:fldChar w:fldCharType="end"/>
+            </w:r>
+          </w:hyperlink>
+        </w:p>
+        <w:p>
+          <w:pPr>
+            <w:pStyle w:val="TDC2"/>
+            <w:tabs>
+              <w:tab w:val="right" w:leader="dot" w:pos="8494"/>
+            </w:tabs>
+            <w:rPr>
+              <w:rFonts w:eastAsiaTheme="minorEastAsia"/>
+              <w:noProof/>
+              <w:lang w:eastAsia="es-ES"/>
+            </w:rPr>
+          </w:pPr>
+          <w:hyperlink w:anchor="_Toc232069116" w:history="1">
+            <w:r>
+              <w:rPr>
+                <w:rStyle w:val="Hipervnculo"/>
+                <w:noProof/>
+              </w:rPr>
+              <w:t>Pantalla Mis Datos</w:t>
+            </w:r>
+            <w:r>
+              <w:rPr>
+                <w:noProof/>
+                <w:webHidden/>
+              </w:rPr>
+              <w:tab/>
+            </w:r>
+            <w:r>
+              <w:rPr>
+                <w:noProof/>
+                <w:webHidden/>
+              </w:rPr>
+              <w:fldChar w:fldCharType="begin"/>
+            </w:r>
+            <w:r>
+              <w:rPr>
+                <w:noProof/>
+                <w:webHidden/>
+              </w:rPr>
+              <w:instrText xml:space="preserve"> PAGEREF _Toc232069116 \h </w:instrText>
+            </w:r>
+            <w:r>
+              <w:rPr>
+                <w:noProof/>
+                <w:webHidden/>
+              </w:rPr>
+            </w:r>
+            <w:r>
+              <w:rPr>
+                <w:noProof/>
+                <w:webHidden/>
+              </w:rPr>
+              <w:fldChar w:fldCharType="separate"/>
+            </w:r>
+            <w:r>
+              <w:rPr>
+                <w:noProof/>
+                <w:webHidden/>
+              </w:rPr>
+              <w:t>22</w:t>
+            </w:r>
+            <w:r>
+              <w:rPr>
+                <w:noProof/>
+                <w:webHidden/>
+              </w:rPr>
+              <w:fldChar w:fldCharType="end"/>
+            </w:r>
+          </w:hyperlink>
+        </w:p>
+        <w:p>
+          <w:pPr>
+            <w:pStyle w:val="TDC2"/>
+            <w:tabs>
+              <w:tab w:val="right" w:leader="dot" w:pos="8494"/>
+            </w:tabs>
+            <w:rPr>
+              <w:rFonts w:eastAsiaTheme="minorEastAsia"/>
+              <w:noProof/>
+              <w:lang w:eastAsia="es-ES"/>
+            </w:rPr>
+          </w:pPr>
+          <w:hyperlink w:anchor="_Toc232069117" w:history="1">
+            <w:r>
+              <w:rPr>
+                <w:rStyle w:val="Hipervnculo"/>
+                <w:noProof/>
+              </w:rPr>
+              <w:t>Pantalla Asistencia</w:t>
+            </w:r>
+            <w:r>
+              <w:rPr>
+                <w:noProof/>
+                <w:webHidden/>
+              </w:rPr>
+              <w:tab/>
+            </w:r>
+            <w:r>
+              <w:rPr>
+                <w:noProof/>
+                <w:webHidden/>
+              </w:rPr>
+              <w:fldChar w:fldCharType="begin"/>
+            </w:r>
+            <w:r>
+              <w:rPr>
+                <w:noProof/>
+                <w:webHidden/>
+              </w:rPr>
+              <w:instrText xml:space="preserve"> PAGEREF _Toc232069117 \h </w:instrText>
+            </w:r>
+            <w:r>
+              <w:rPr>
+                <w:noProof/>
+                <w:webHidden/>
+              </w:rPr>
+            </w:r>
+            <w:r>
+              <w:rPr>
+                <w:noProof/>
+                <w:webHidden/>
+              </w:rPr>
+              <w:fldChar w:fldCharType="separate"/>
+            </w:r>
+            <w:r>
+              <w:rPr>
+                <w:noProof/>
+                <w:webHidden/>
+              </w:rPr>
+              <w:t>23</w:t>
             </w:r>
             <w:r>
               <w:rPr>
@@ -3380,7 +3606,7 @@
         </w:rPr>
         <w:fldChar w:fldCharType="separate"/>
       </w:r>
-      <w:hyperlink w:anchor="_Toc230266632" w:history="1">
+      <w:hyperlink w:anchor="_Toc232069118" w:history="1">
         <w:r>
           <w:rPr>
             <w:rStyle w:val="Hipervnculo"/>
@@ -3407,7 +3633,7 @@
             <w:noProof/>
             <w:webHidden/>
           </w:rPr>
-          <w:instrText xml:space="preserve"> PAGEREF _Toc230266632 \h </w:instrText>
+          <w:instrText xml:space="preserve"> PAGEREF _Toc232069118 \h </w:instrText>
         </w:r>
         <w:r>
           <w:rPr>
@@ -3450,7 +3676,7 @@
           <w:lang w:eastAsia="es-ES"/>
         </w:rPr>
       </w:pPr>
-      <w:hyperlink w:anchor="_Toc230266633" w:history="1">
+      <w:hyperlink w:anchor="_Toc232069119" w:history="1">
         <w:r>
           <w:rPr>
             <w:rStyle w:val="Hipervnculo"/>
@@ -3478,7 +3704,7 @@
             <w:noProof/>
             <w:webHidden/>
           </w:rPr>
-          <w:instrText xml:space="preserve"> PAGEREF _Toc230266633 \h </w:instrText>
+          <w:instrText xml:space="preserve"> PAGEREF _Toc232069119 \h </w:instrText>
         </w:r>
         <w:r>
           <w:rPr>
@@ -3521,7 +3747,7 @@
           <w:lang w:eastAsia="es-ES"/>
         </w:rPr>
       </w:pPr>
-      <w:hyperlink w:anchor="_Toc230266634" w:history="1">
+      <w:hyperlink w:anchor="_Toc232069120" w:history="1">
         <w:r>
           <w:rPr>
             <w:rStyle w:val="Hipervnculo"/>
@@ -3549,7 +3775,7 @@
             <w:noProof/>
             <w:webHidden/>
           </w:rPr>
-          <w:instrText xml:space="preserve"> PAGEREF _Toc230266634 \h </w:instrText>
+          <w:instrText xml:space="preserve"> PAGEREF _Toc232069120 \h </w:instrText>
         </w:r>
         <w:r>
           <w:rPr>
@@ -3592,7 +3818,7 @@
           <w:lang w:eastAsia="es-ES"/>
         </w:rPr>
       </w:pPr>
-      <w:hyperlink w:anchor="_Toc230266635" w:history="1">
+      <w:hyperlink w:anchor="_Toc232069121" w:history="1">
         <w:r>
           <w:rPr>
             <w:rStyle w:val="Hipervnculo"/>
@@ -3620,7 +3846,7 @@
             <w:noProof/>
             <w:webHidden/>
           </w:rPr>
-          <w:instrText xml:space="preserve"> PAGEREF _Toc230266635 \h </w:instrText>
+          <w:instrText xml:space="preserve"> PAGEREF _Toc232069121 \h </w:instrText>
         </w:r>
         <w:r>
           <w:rPr>
@@ -3663,7 +3889,7 @@
           <w:lang w:eastAsia="es-ES"/>
         </w:rPr>
       </w:pPr>
-      <w:hyperlink w:anchor="_Toc230266636" w:history="1">
+      <w:hyperlink w:anchor="_Toc232069122" w:history="1">
         <w:r>
           <w:rPr>
             <w:rStyle w:val="Hipervnculo"/>
@@ -3691,7 +3917,7 @@
             <w:noProof/>
             <w:webHidden/>
           </w:rPr>
-          <w:instrText xml:space="preserve"> PAGEREF _Toc230266636 \h </w:instrText>
+          <w:instrText xml:space="preserve"> PAGEREF _Toc232069122 \h </w:instrText>
         </w:r>
         <w:r>
           <w:rPr>
@@ -3734,7 +3960,7 @@
           <w:lang w:eastAsia="es-ES"/>
         </w:rPr>
       </w:pPr>
-      <w:hyperlink w:anchor="_Toc230266637" w:history="1">
+      <w:hyperlink w:anchor="_Toc232069123" w:history="1">
         <w:r>
           <w:rPr>
             <w:rStyle w:val="Hipervnculo"/>
@@ -3762,7 +3988,7 @@
             <w:noProof/>
             <w:webHidden/>
           </w:rPr>
-          <w:instrText xml:space="preserve"> PAGEREF _Toc230266637 \h </w:instrText>
+          <w:instrText xml:space="preserve"> PAGEREF _Toc232069123 \h </w:instrText>
         </w:r>
         <w:r>
           <w:rPr>
@@ -3805,7 +4031,7 @@
           <w:lang w:eastAsia="es-ES"/>
         </w:rPr>
       </w:pPr>
-      <w:hyperlink w:anchor="_Toc230266638" w:history="1">
+      <w:hyperlink w:anchor="_Toc232069124" w:history="1">
         <w:r>
           <w:rPr>
             <w:rStyle w:val="Hipervnculo"/>
@@ -3832,7 +4058,7 @@
             <w:noProof/>
             <w:webHidden/>
           </w:rPr>
-          <w:instrText xml:space="preserve"> PAGEREF _Toc230266638 \h </w:instrText>
+          <w:instrText xml:space="preserve"> PAGEREF _Toc232069124 \h </w:instrText>
         </w:r>
         <w:r>
           <w:rPr>
@@ -3875,7 +4101,7 @@
           <w:lang w:eastAsia="es-ES"/>
         </w:rPr>
       </w:pPr>
-      <w:hyperlink w:anchor="_Toc230266639" w:history="1">
+      <w:hyperlink w:anchor="_Toc232069125" w:history="1">
         <w:r>
           <w:rPr>
             <w:rStyle w:val="Hipervnculo"/>
@@ -3903,7 +4129,7 @@
             <w:noProof/>
             <w:webHidden/>
           </w:rPr>
-          <w:instrText xml:space="preserve"> PAGEREF _Toc230266639 \h </w:instrText>
+          <w:instrText xml:space="preserve"> PAGEREF _Toc232069125 \h </w:instrText>
         </w:r>
         <w:r>
           <w:rPr>
@@ -3946,7 +4172,7 @@
           <w:lang w:eastAsia="es-ES"/>
         </w:rPr>
       </w:pPr>
-      <w:hyperlink w:anchor="_Toc230266640" w:history="1">
+      <w:hyperlink w:anchor="_Toc232069126" w:history="1">
         <w:r>
           <w:rPr>
             <w:rStyle w:val="Hipervnculo"/>
@@ -3974,7 +4200,7 @@
             <w:noProof/>
             <w:webHidden/>
           </w:rPr>
-          <w:instrText xml:space="preserve"> PAGEREF _Toc230266640 \h </w:instrText>
+          <w:instrText xml:space="preserve"> PAGEREF _Toc232069126 \h </w:instrText>
         </w:r>
         <w:r>
           <w:rPr>
@@ -4017,7 +4243,7 @@
           <w:lang w:eastAsia="es-ES"/>
         </w:rPr>
       </w:pPr>
-      <w:hyperlink w:anchor="_Toc230266641" w:history="1">
+      <w:hyperlink w:anchor="_Toc232069127" w:history="1">
         <w:r>
           <w:rPr>
             <w:rStyle w:val="Hipervnculo"/>
@@ -4045,7 +4271,7 @@
             <w:noProof/>
             <w:webHidden/>
           </w:rPr>
-          <w:instrText xml:space="preserve"> PAGEREF _Toc230266641 \h </w:instrText>
+          <w:instrText xml:space="preserve"> PAGEREF _Toc232069127 \h </w:instrText>
         </w:r>
         <w:r>
           <w:rPr>
@@ -4088,7 +4314,7 @@
           <w:lang w:eastAsia="es-ES"/>
         </w:rPr>
       </w:pPr>
-      <w:hyperlink w:anchor="_Toc230266642" w:history="1">
+      <w:hyperlink w:anchor="_Toc232069128" w:history="1">
         <w:r>
           <w:rPr>
             <w:rStyle w:val="Hipervnculo"/>
@@ -4115,7 +4341,7 @@
             <w:noProof/>
             <w:webHidden/>
           </w:rPr>
-          <w:instrText xml:space="preserve"> PAGEREF _Toc230266642 \h </w:instrText>
+          <w:instrText xml:space="preserve"> PAGEREF _Toc232069128 \h </w:instrText>
         </w:r>
         <w:r>
           <w:rPr>
@@ -4158,7 +4384,7 @@
           <w:lang w:eastAsia="es-ES"/>
         </w:rPr>
       </w:pPr>
-      <w:hyperlink w:anchor="_Toc230266643" w:history="1">
+      <w:hyperlink w:anchor="_Toc232069129" w:history="1">
         <w:r>
           <w:rPr>
             <w:rStyle w:val="Hipervnculo"/>
@@ -4185,7 +4411,7 @@
             <w:noProof/>
             <w:webHidden/>
           </w:rPr>
-          <w:instrText xml:space="preserve"> PAGEREF _Toc230266643 \h </w:instrText>
+          <w:instrText xml:space="preserve"> PAGEREF _Toc232069129 \h </w:instrText>
         </w:r>
         <w:r>
           <w:rPr>
@@ -4228,7 +4454,7 @@
           <w:lang w:eastAsia="es-ES"/>
         </w:rPr>
       </w:pPr>
-      <w:hyperlink w:anchor="_Toc230266644" w:history="1">
+      <w:hyperlink w:anchor="_Toc232069130" w:history="1">
         <w:r>
           <w:rPr>
             <w:rStyle w:val="Hipervnculo"/>
@@ -4255,7 +4481,7 @@
             <w:noProof/>
             <w:webHidden/>
           </w:rPr>
-          <w:instrText xml:space="preserve"> PAGEREF _Toc230266644 \h </w:instrText>
+          <w:instrText xml:space="preserve"> PAGEREF _Toc232069130 \h </w:instrText>
         </w:r>
         <w:r>
           <w:rPr>
@@ -4298,7 +4524,7 @@
           <w:lang w:eastAsia="es-ES"/>
         </w:rPr>
       </w:pPr>
-      <w:hyperlink w:anchor="_Toc230266645" w:history="1">
+      <w:hyperlink w:anchor="_Toc232069131" w:history="1">
         <w:r>
           <w:rPr>
             <w:rStyle w:val="Hipervnculo"/>
@@ -4325,7 +4551,7 @@
             <w:noProof/>
             <w:webHidden/>
           </w:rPr>
-          <w:instrText xml:space="preserve"> PAGEREF _Toc230266645 \h </w:instrText>
+          <w:instrText xml:space="preserve"> PAGEREF _Toc232069131 \h </w:instrText>
         </w:r>
         <w:r>
           <w:rPr>
@@ -4368,7 +4594,7 @@
           <w:lang w:eastAsia="es-ES"/>
         </w:rPr>
       </w:pPr>
-      <w:hyperlink w:anchor="_Toc230266646" w:history="1">
+      <w:hyperlink w:anchor="_Toc232069132" w:history="1">
         <w:r>
           <w:rPr>
             <w:rStyle w:val="Hipervnculo"/>
@@ -4395,7 +4621,7 @@
             <w:noProof/>
             <w:webHidden/>
           </w:rPr>
-          <w:instrText xml:space="preserve"> PAGEREF _Toc230266646 \h </w:instrText>
+          <w:instrText xml:space="preserve"> PAGEREF _Toc232069132 \h </w:instrText>
         </w:r>
         <w:r>
           <w:rPr>
@@ -4438,7 +4664,7 @@
           <w:lang w:eastAsia="es-ES"/>
         </w:rPr>
       </w:pPr>
-      <w:hyperlink w:anchor="_Toc230266647" w:history="1">
+      <w:hyperlink w:anchor="_Toc232069133" w:history="1">
         <w:r>
           <w:rPr>
             <w:rStyle w:val="Hipervnculo"/>
@@ -4465,7 +4691,7 @@
             <w:noProof/>
             <w:webHidden/>
           </w:rPr>
-          <w:instrText xml:space="preserve"> PAGEREF _Toc230266647 \h </w:instrText>
+          <w:instrText xml:space="preserve"> PAGEREF _Toc232069133 \h </w:instrText>
         </w:r>
         <w:r>
           <w:rPr>
@@ -4508,7 +4734,7 @@
           <w:lang w:eastAsia="es-ES"/>
         </w:rPr>
       </w:pPr>
-      <w:hyperlink w:anchor="_Toc230266648" w:history="1">
+      <w:hyperlink w:anchor="_Toc232069134" w:history="1">
         <w:r>
           <w:rPr>
             <w:rStyle w:val="Hipervnculo"/>
@@ -4535,7 +4761,7 @@
             <w:noProof/>
             <w:webHidden/>
           </w:rPr>
-          <w:instrText xml:space="preserve"> PAGEREF _Toc230266648 \h </w:instrText>
+          <w:instrText xml:space="preserve"> PAGEREF _Toc232069134 \h </w:instrText>
         </w:r>
         <w:r>
           <w:rPr>
@@ -4578,7 +4804,7 @@
           <w:lang w:eastAsia="es-ES"/>
         </w:rPr>
       </w:pPr>
-      <w:hyperlink w:anchor="_Toc230266649" w:history="1">
+      <w:hyperlink w:anchor="_Toc232069135" w:history="1">
         <w:r>
           <w:rPr>
             <w:rStyle w:val="Hipervnculo"/>
@@ -4605,7 +4831,7 @@
             <w:noProof/>
             <w:webHidden/>
           </w:rPr>
-          <w:instrText xml:space="preserve"> PAGEREF _Toc230266649 \h </w:instrText>
+          <w:instrText xml:space="preserve"> PAGEREF _Toc232069135 \h </w:instrText>
         </w:r>
         <w:r>
           <w:rPr>
@@ -4648,7 +4874,7 @@
           <w:lang w:eastAsia="es-ES"/>
         </w:rPr>
       </w:pPr>
-      <w:hyperlink w:anchor="_Toc230266650" w:history="1">
+      <w:hyperlink w:anchor="_Toc232069136" w:history="1">
         <w:r>
           <w:rPr>
             <w:rStyle w:val="Hipervnculo"/>
@@ -4675,7 +4901,7 @@
             <w:noProof/>
             <w:webHidden/>
           </w:rPr>
-          <w:instrText xml:space="preserve"> PAGEREF _Toc230266650 \h </w:instrText>
+          <w:instrText xml:space="preserve"> PAGEREF _Toc232069136 \h </w:instrText>
         </w:r>
         <w:r>
           <w:rPr>
@@ -4718,7 +4944,7 @@
           <w:lang w:eastAsia="es-ES"/>
         </w:rPr>
       </w:pPr>
-      <w:hyperlink w:anchor="_Toc230266651" w:history="1">
+      <w:hyperlink w:anchor="_Toc232069137" w:history="1">
         <w:r>
           <w:rPr>
             <w:rStyle w:val="Hipervnculo"/>
@@ -4745,7 +4971,7 @@
             <w:noProof/>
             <w:webHidden/>
           </w:rPr>
-          <w:instrText xml:space="preserve"> PAGEREF _Toc230266651 \h </w:instrText>
+          <w:instrText xml:space="preserve"> PAGEREF _Toc232069137 \h </w:instrText>
         </w:r>
         <w:r>
           <w:rPr>
@@ -4788,7 +5014,7 @@
           <w:lang w:eastAsia="es-ES"/>
         </w:rPr>
       </w:pPr>
-      <w:hyperlink w:anchor="_Toc230266652" w:history="1">
+      <w:hyperlink w:anchor="_Toc232069138" w:history="1">
         <w:r>
           <w:rPr>
             <w:rStyle w:val="Hipervnculo"/>
@@ -4815,7 +5041,7 @@
             <w:noProof/>
             <w:webHidden/>
           </w:rPr>
-          <w:instrText xml:space="preserve"> PAGEREF _Toc230266652 \h </w:instrText>
+          <w:instrText xml:space="preserve"> PAGEREF _Toc232069138 \h </w:instrText>
         </w:r>
         <w:r>
           <w:rPr>
@@ -4858,7 +5084,7 @@
           <w:lang w:eastAsia="es-ES"/>
         </w:rPr>
       </w:pPr>
-      <w:hyperlink w:anchor="_Toc230266653" w:history="1">
+      <w:hyperlink w:anchor="_Toc232069139" w:history="1">
         <w:r>
           <w:rPr>
             <w:rStyle w:val="Hipervnculo"/>
@@ -4885,7 +5111,7 @@
             <w:noProof/>
             <w:webHidden/>
           </w:rPr>
-          <w:instrText xml:space="preserve"> PAGEREF _Toc230266653 \h </w:instrText>
+          <w:instrText xml:space="preserve"> PAGEREF _Toc232069139 \h </w:instrText>
         </w:r>
         <w:r>
           <w:rPr>
@@ -4928,7 +5154,7 @@
           <w:lang w:eastAsia="es-ES"/>
         </w:rPr>
       </w:pPr>
-      <w:hyperlink w:anchor="_Toc230266654" w:history="1">
+      <w:hyperlink w:anchor="_Toc232069140" w:history="1">
         <w:r>
           <w:rPr>
             <w:rStyle w:val="Hipervnculo"/>
@@ -4956,7 +5182,7 @@
             <w:noProof/>
             <w:webHidden/>
           </w:rPr>
-          <w:instrText xml:space="preserve"> PAGEREF _Toc230266654 \h </w:instrText>
+          <w:instrText xml:space="preserve"> PAGEREF _Toc232069140 \h </w:instrText>
         </w:r>
         <w:r>
           <w:rPr>
@@ -4999,7 +5225,7 @@
           <w:lang w:eastAsia="es-ES"/>
         </w:rPr>
       </w:pPr>
-      <w:hyperlink w:anchor="_Toc230266655" w:history="1">
+      <w:hyperlink w:anchor="_Toc232069141" w:history="1">
         <w:r>
           <w:rPr>
             <w:rStyle w:val="Hipervnculo"/>
@@ -5027,7 +5253,7 @@
             <w:noProof/>
             <w:webHidden/>
           </w:rPr>
-          <w:instrText xml:space="preserve"> PAGEREF _Toc230266655 \h </w:instrText>
+          <w:instrText xml:space="preserve"> PAGEREF _Toc232069141 \h </w:instrText>
         </w:r>
         <w:r>
           <w:rPr>
@@ -5070,7 +5296,7 @@
           <w:lang w:eastAsia="es-ES"/>
         </w:rPr>
       </w:pPr>
-      <w:hyperlink w:anchor="_Toc230266656" w:history="1">
+      <w:hyperlink w:anchor="_Toc232069142" w:history="1">
         <w:r>
           <w:rPr>
             <w:rStyle w:val="Hipervnculo"/>
@@ -5098,7 +5324,7 @@
             <w:noProof/>
             <w:webHidden/>
           </w:rPr>
-          <w:instrText xml:space="preserve"> PAGEREF _Toc230266656 \h </w:instrText>
+          <w:instrText xml:space="preserve"> PAGEREF _Toc232069142 \h </w:instrText>
         </w:r>
         <w:r>
           <w:rPr>
@@ -5141,7 +5367,7 @@
           <w:lang w:eastAsia="es-ES"/>
         </w:rPr>
       </w:pPr>
-      <w:hyperlink w:anchor="_Toc230266657" w:history="1">
+      <w:hyperlink w:anchor="_Toc232069143" w:history="1">
         <w:r>
           <w:rPr>
             <w:rStyle w:val="Hipervnculo"/>
@@ -5169,7 +5395,7 @@
             <w:noProof/>
             <w:webHidden/>
           </w:rPr>
-          <w:instrText xml:space="preserve"> PAGEREF _Toc230266657 \h </w:instrText>
+          <w:instrText xml:space="preserve"> PAGEREF _Toc232069143 \h </w:instrText>
         </w:r>
         <w:r>
           <w:rPr>
@@ -5212,7 +5438,7 @@
           <w:lang w:eastAsia="es-ES"/>
         </w:rPr>
       </w:pPr>
-      <w:hyperlink w:anchor="_Toc230266658" w:history="1">
+      <w:hyperlink w:anchor="_Toc232069144" w:history="1">
         <w:r>
           <w:rPr>
             <w:rStyle w:val="Hipervnculo"/>
@@ -5239,7 +5465,7 @@
             <w:noProof/>
             <w:webHidden/>
           </w:rPr>
-          <w:instrText xml:space="preserve"> PAGEREF _Toc230266658 \h </w:instrText>
+          <w:instrText xml:space="preserve"> PAGEREF _Toc232069144 \h </w:instrText>
         </w:r>
         <w:r>
           <w:rPr>
@@ -5282,7 +5508,7 @@
           <w:lang w:eastAsia="es-ES"/>
         </w:rPr>
       </w:pPr>
-      <w:hyperlink w:anchor="_Toc230266659" w:history="1">
+      <w:hyperlink w:anchor="_Toc232069145" w:history="1">
         <w:r>
           <w:rPr>
             <w:rStyle w:val="Hipervnculo"/>
@@ -5309,7 +5535,7 @@
             <w:noProof/>
             <w:webHidden/>
           </w:rPr>
-          <w:instrText xml:space="preserve"> PAGEREF _Toc230266659 \h </w:instrText>
+          <w:instrText xml:space="preserve"> PAGEREF _Toc232069145 \h </w:instrText>
         </w:r>
         <w:r>
           <w:rPr>
@@ -5352,7 +5578,7 @@
           <w:lang w:eastAsia="es-ES"/>
         </w:rPr>
       </w:pPr>
-      <w:hyperlink w:anchor="_Toc230266660" w:history="1">
+      <w:hyperlink w:anchor="_Toc232069146" w:history="1">
         <w:r>
           <w:rPr>
             <w:rStyle w:val="Hipervnculo"/>
@@ -5379,7 +5605,7 @@
             <w:noProof/>
             <w:webHidden/>
           </w:rPr>
-          <w:instrText xml:space="preserve"> PAGEREF _Toc230266660 \h </w:instrText>
+          <w:instrText xml:space="preserve"> PAGEREF _Toc232069146 \h </w:instrText>
         </w:r>
         <w:r>
           <w:rPr>
@@ -5422,7 +5648,7 @@
           <w:lang w:eastAsia="es-ES"/>
         </w:rPr>
       </w:pPr>
-      <w:hyperlink w:anchor="_Toc230266661" w:history="1">
+      <w:hyperlink w:anchor="_Toc232069147" w:history="1">
         <w:r>
           <w:rPr>
             <w:rStyle w:val="Hipervnculo"/>
@@ -5449,7 +5675,7 @@
             <w:noProof/>
             <w:webHidden/>
           </w:rPr>
-          <w:instrText xml:space="preserve"> PAGEREF _Toc230266661 \h </w:instrText>
+          <w:instrText xml:space="preserve"> PAGEREF _Toc232069147 \h </w:instrText>
         </w:r>
         <w:r>
           <w:rPr>
@@ -5492,7 +5718,7 @@
           <w:lang w:eastAsia="es-ES"/>
         </w:rPr>
       </w:pPr>
-      <w:hyperlink w:anchor="_Toc230266662" w:history="1">
+      <w:hyperlink w:anchor="_Toc232069148" w:history="1">
         <w:r>
           <w:rPr>
             <w:rStyle w:val="Hipervnculo"/>
@@ -5519,7 +5745,7 @@
             <w:noProof/>
             <w:webHidden/>
           </w:rPr>
-          <w:instrText xml:space="preserve"> PAGEREF _Toc230266662 \h </w:instrText>
+          <w:instrText xml:space="preserve"> PAGEREF _Toc232069148 \h </w:instrText>
         </w:r>
         <w:r>
           <w:rPr>
@@ -5562,7 +5788,7 @@
           <w:lang w:eastAsia="es-ES"/>
         </w:rPr>
       </w:pPr>
-      <w:hyperlink w:anchor="_Toc230266663" w:history="1">
+      <w:hyperlink w:anchor="_Toc232069149" w:history="1">
         <w:r>
           <w:rPr>
             <w:rStyle w:val="Hipervnculo"/>
@@ -5589,7 +5815,7 @@
             <w:noProof/>
             <w:webHidden/>
           </w:rPr>
-          <w:instrText xml:space="preserve"> PAGEREF _Toc230266663 \h </w:instrText>
+          <w:instrText xml:space="preserve"> PAGEREF _Toc232069149 \h </w:instrText>
         </w:r>
         <w:r>
           <w:rPr>
@@ -5632,7 +5858,7 @@
           <w:lang w:eastAsia="es-ES"/>
         </w:rPr>
       </w:pPr>
-      <w:hyperlink w:anchor="_Toc230266664" w:history="1">
+      <w:hyperlink w:anchor="_Toc232069150" w:history="1">
         <w:r>
           <w:rPr>
             <w:rStyle w:val="Hipervnculo"/>
@@ -5659,7 +5885,7 @@
             <w:noProof/>
             <w:webHidden/>
           </w:rPr>
-          <w:instrText xml:space="preserve"> PAGEREF _Toc230266664 \h </w:instrText>
+          <w:instrText xml:space="preserve"> PAGEREF _Toc232069150 \h </w:instrText>
         </w:r>
         <w:r>
           <w:rPr>
@@ -5702,7 +5928,7 @@
           <w:lang w:eastAsia="es-ES"/>
         </w:rPr>
       </w:pPr>
-      <w:hyperlink w:anchor="_Toc230266665" w:history="1">
+      <w:hyperlink w:anchor="_Toc232069151" w:history="1">
         <w:r>
           <w:rPr>
             <w:rStyle w:val="Hipervnculo"/>
@@ -5729,7 +5955,7 @@
             <w:noProof/>
             <w:webHidden/>
           </w:rPr>
-          <w:instrText xml:space="preserve"> PAGEREF _Toc230266665 \h </w:instrText>
+          <w:instrText xml:space="preserve"> PAGEREF _Toc232069151 \h </w:instrText>
         </w:r>
         <w:r>
           <w:rPr>
@@ -5772,7 +5998,7 @@
           <w:lang w:eastAsia="es-ES"/>
         </w:rPr>
       </w:pPr>
-      <w:hyperlink w:anchor="_Toc230266666" w:history="1">
+      <w:hyperlink w:anchor="_Toc232069152" w:history="1">
         <w:r>
           <w:rPr>
             <w:rStyle w:val="Hipervnculo"/>
@@ -5799,7 +6025,7 @@
             <w:noProof/>
             <w:webHidden/>
           </w:rPr>
-          <w:instrText xml:space="preserve"> PAGEREF _Toc230266666 \h </w:instrText>
+          <w:instrText xml:space="preserve"> PAGEREF _Toc232069152 \h </w:instrText>
         </w:r>
         <w:r>
           <w:rPr>
@@ -5820,6 +6046,216 @@
             <w:webHidden/>
           </w:rPr>
           <w:t>20</w:t>
+        </w:r>
+        <w:r>
+          <w:rPr>
+            <w:noProof/>
+            <w:webHidden/>
+          </w:rPr>
+          <w:fldChar w:fldCharType="end"/>
+        </w:r>
+      </w:hyperlink>
+    </w:p>
+    <w:p>
+      <w:pPr>
+        <w:pStyle w:val="Tabladeilustraciones"/>
+        <w:tabs>
+          <w:tab w:val="right" w:leader="dot" w:pos="8494"/>
+        </w:tabs>
+        <w:rPr>
+          <w:rFonts w:eastAsiaTheme="minorEastAsia"/>
+          <w:noProof/>
+          <w:lang w:eastAsia="es-ES"/>
+        </w:rPr>
+      </w:pPr>
+      <w:hyperlink w:anchor="_Toc232069153" w:history="1">
+        <w:r>
+          <w:rPr>
+            <w:rStyle w:val="Hipervnculo"/>
+            <w:noProof/>
+          </w:rPr>
+          <w:t>Imagen 36. Pantalla Login - App móvil</w:t>
+        </w:r>
+        <w:r>
+          <w:rPr>
+            <w:noProof/>
+            <w:webHidden/>
+          </w:rPr>
+          <w:tab/>
+        </w:r>
+        <w:r>
+          <w:rPr>
+            <w:noProof/>
+            <w:webHidden/>
+          </w:rPr>
+          <w:fldChar w:fldCharType="begin"/>
+        </w:r>
+        <w:r>
+          <w:rPr>
+            <w:noProof/>
+            <w:webHidden/>
+          </w:rPr>
+          <w:instrText xml:space="preserve"> PAGEREF _Toc232069153 \h </w:instrText>
+        </w:r>
+        <w:r>
+          <w:rPr>
+            <w:noProof/>
+            <w:webHidden/>
+          </w:rPr>
+        </w:r>
+        <w:r>
+          <w:rPr>
+            <w:noProof/>
+            <w:webHidden/>
+          </w:rPr>
+          <w:fldChar w:fldCharType="separate"/>
+        </w:r>
+        <w:r>
+          <w:rPr>
+            <w:noProof/>
+            <w:webHidden/>
+          </w:rPr>
+          <w:t>21</w:t>
+        </w:r>
+        <w:r>
+          <w:rPr>
+            <w:noProof/>
+            <w:webHidden/>
+          </w:rPr>
+          <w:fldChar w:fldCharType="end"/>
+        </w:r>
+      </w:hyperlink>
+    </w:p>
+    <w:p>
+      <w:pPr>
+        <w:pStyle w:val="Tabladeilustraciones"/>
+        <w:tabs>
+          <w:tab w:val="right" w:leader="dot" w:pos="8494"/>
+        </w:tabs>
+        <w:rPr>
+          <w:rFonts w:eastAsiaTheme="minorEastAsia"/>
+          <w:noProof/>
+          <w:lang w:eastAsia="es-ES"/>
+        </w:rPr>
+      </w:pPr>
+      <w:hyperlink w:anchor="_Toc232069154" w:history="1">
+        <w:r>
+          <w:rPr>
+            <w:rStyle w:val="Hipervnculo"/>
+            <w:noProof/>
+          </w:rPr>
+          <w:t>Imagen 37. Pantalla Datos - App móvil</w:t>
+        </w:r>
+        <w:r>
+          <w:rPr>
+            <w:noProof/>
+            <w:webHidden/>
+          </w:rPr>
+          <w:tab/>
+        </w:r>
+        <w:r>
+          <w:rPr>
+            <w:noProof/>
+            <w:webHidden/>
+          </w:rPr>
+          <w:fldChar w:fldCharType="begin"/>
+        </w:r>
+        <w:r>
+          <w:rPr>
+            <w:noProof/>
+            <w:webHidden/>
+          </w:rPr>
+          <w:instrText xml:space="preserve"> PAGEREF _Toc232069154 \h </w:instrText>
+        </w:r>
+        <w:r>
+          <w:rPr>
+            <w:noProof/>
+            <w:webHidden/>
+          </w:rPr>
+        </w:r>
+        <w:r>
+          <w:rPr>
+            <w:noProof/>
+            <w:webHidden/>
+          </w:rPr>
+          <w:fldChar w:fldCharType="separate"/>
+        </w:r>
+        <w:r>
+          <w:rPr>
+            <w:noProof/>
+            <w:webHidden/>
+          </w:rPr>
+          <w:t>22</w:t>
+        </w:r>
+        <w:r>
+          <w:rPr>
+            <w:noProof/>
+            <w:webHidden/>
+          </w:rPr>
+          <w:fldChar w:fldCharType="end"/>
+        </w:r>
+      </w:hyperlink>
+    </w:p>
+    <w:p>
+      <w:pPr>
+        <w:pStyle w:val="Tabladeilustraciones"/>
+        <w:tabs>
+          <w:tab w:val="right" w:leader="dot" w:pos="8494"/>
+        </w:tabs>
+        <w:rPr>
+          <w:rFonts w:eastAsiaTheme="minorEastAsia"/>
+          <w:noProof/>
+          <w:lang w:eastAsia="es-ES"/>
+        </w:rPr>
+      </w:pPr>
+      <w:hyperlink w:anchor="_Toc232069155" w:history="1">
+        <w:r>
+          <w:rPr>
+            <w:rStyle w:val="Hipervnculo"/>
+            <w:noProof/>
+          </w:rPr>
+          <w:t>Imagen 38. Pantalla Calendario - App móvil</w:t>
+        </w:r>
+        <w:r>
+          <w:rPr>
+            <w:noProof/>
+            <w:webHidden/>
+          </w:rPr>
+          <w:tab/>
+        </w:r>
+        <w:r>
+          <w:rPr>
+            <w:noProof/>
+            <w:webHidden/>
+          </w:rPr>
+          <w:fldChar w:fldCharType="begin"/>
+        </w:r>
+        <w:r>
+          <w:rPr>
+            <w:noProof/>
+            <w:webHidden/>
+          </w:rPr>
+          <w:instrText xml:space="preserve"> PAGEREF _Toc232069155 \h </w:instrText>
+        </w:r>
+        <w:r>
+          <w:rPr>
+            <w:noProof/>
+            <w:webHidden/>
+          </w:rPr>
+        </w:r>
+        <w:r>
+          <w:rPr>
+            <w:noProof/>
+            <w:webHidden/>
+          </w:rPr>
+          <w:fldChar w:fldCharType="separate"/>
+        </w:r>
+        <w:r>
+          <w:rPr>
+            <w:noProof/>
+            <w:webHidden/>
+          </w:rPr>
+          <w:t>23</w:t>
         </w:r>
         <w:r>
           <w:rPr>
@@ -5863,7 +6299,7 @@
           <w:rFonts w:ascii="Calibri" w:hAnsi="Calibri" w:cs="Calibri"/>
         </w:rPr>
       </w:pPr>
-      <w:bookmarkStart w:id="0" w:name="_Toc230266598"/>
+      <w:bookmarkStart w:id="0" w:name="_Toc232069081"/>
       <w:r>
         <w:rPr>
           <w:rFonts w:ascii="Calibri" w:hAnsi="Calibri" w:cs="Calibri"/>
@@ -5941,7 +6377,7 @@
           <w:rFonts w:ascii="Calibri" w:hAnsi="Calibri" w:cs="Calibri"/>
         </w:rPr>
       </w:pPr>
-      <w:bookmarkStart w:id="1" w:name="_Toc230266599"/>
+      <w:bookmarkStart w:id="1" w:name="_Toc232069082"/>
       <w:r>
         <w:rPr>
           <w:rFonts w:ascii="Calibri" w:hAnsi="Calibri" w:cs="Calibri"/>
@@ -6092,28 +6528,18 @@
                               </w:rPr>
                             </w:pPr>
                             <w:bookmarkStart w:id="2" w:name="_Toc230204991"/>
-                            <w:bookmarkStart w:id="3" w:name="_Toc230266632"/>
+                            <w:bookmarkStart w:id="3" w:name="_Toc232069118"/>
                             <w:r>
                               <w:t xml:space="preserve">Imagen </w:t>
                             </w:r>
-                            <w:r>
-                              <w:fldChar w:fldCharType="begin"/>
-                            </w:r>
-                            <w:r>
-                              <w:instrText xml:space="preserve"> SEQ Imagen \* ARABIC </w:instrText>
-                            </w:r>
-                            <w:r>
-                              <w:fldChar w:fldCharType="separate"/>
-                            </w:r>
-                            <w:r>
-                              <w:rPr>
-                                <w:noProof/>
-                              </w:rPr>
-                              <w:t>1</w:t>
-                            </w:r>
-                            <w:r>
-                              <w:fldChar w:fldCharType="end"/>
-                            </w:r>
+                            <w:fldSimple w:instr=" SEQ Imagen \* ARABIC ">
+                              <w:r>
+                                <w:rPr>
+                                  <w:noProof/>
+                                </w:rPr>
+                                <w:t>1</w:t>
+                              </w:r>
+                            </w:fldSimple>
                             <w:r>
                               <w:t>. Paleta de colores</w:t>
                             </w:r>
@@ -6150,28 +6576,18 @@
                         </w:rPr>
                       </w:pPr>
                       <w:bookmarkStart w:id="4" w:name="_Toc230204991"/>
-                      <w:bookmarkStart w:id="5" w:name="_Toc230266632"/>
+                      <w:bookmarkStart w:id="5" w:name="_Toc232069118"/>
                       <w:r>
                         <w:t xml:space="preserve">Imagen </w:t>
                       </w:r>
-                      <w:r>
-                        <w:fldChar w:fldCharType="begin"/>
-                      </w:r>
-                      <w:r>
-                        <w:instrText xml:space="preserve"> SEQ Imagen \* ARABIC </w:instrText>
-                      </w:r>
-                      <w:r>
-                        <w:fldChar w:fldCharType="separate"/>
-                      </w:r>
-                      <w:r>
-                        <w:rPr>
-                          <w:noProof/>
-                        </w:rPr>
-                        <w:t>1</w:t>
-                      </w:r>
-                      <w:r>
-                        <w:fldChar w:fldCharType="end"/>
-                      </w:r>
+                      <w:fldSimple w:instr=" SEQ Imagen \* ARABIC ">
+                        <w:r>
+                          <w:rPr>
+                            <w:noProof/>
+                          </w:rPr>
+                          <w:t>1</w:t>
+                        </w:r>
+                      </w:fldSimple>
                       <w:r>
                         <w:t>. Paleta de colores</w:t>
                       </w:r>
@@ -6759,7 +7175,7 @@
           <w:rFonts w:ascii="Calibri" w:hAnsi="Calibri" w:cs="Calibri"/>
         </w:rPr>
       </w:pPr>
-      <w:bookmarkStart w:id="6" w:name="_Toc230266600"/>
+      <w:bookmarkStart w:id="6" w:name="_Toc232069083"/>
       <w:r>
         <w:rPr>
           <w:rFonts w:ascii="Calibri" w:hAnsi="Calibri" w:cs="Calibri"/>
@@ -7313,7 +7729,7 @@
           <w:rFonts w:ascii="Calibri" w:hAnsi="Calibri" w:cs="Calibri"/>
         </w:rPr>
       </w:pPr>
-      <w:bookmarkStart w:id="7" w:name="_Toc230266601"/>
+      <w:bookmarkStart w:id="7" w:name="_Toc232069084"/>
       <w:r>
         <w:rPr>
           <w:rFonts w:ascii="Calibri" w:hAnsi="Calibri" w:cs="Calibri"/>
@@ -7510,19 +7926,11 @@
                 <w:rFonts w:ascii="Calibri" w:hAnsi="Calibri" w:cs="Calibri"/>
               </w:rPr>
             </w:pPr>
-            <w:proofErr w:type="gramStart"/>
-            <w:r>
-              <w:rPr>
-                <w:rFonts w:ascii="Calibri" w:hAnsi="Calibri" w:cs="Calibri"/>
-              </w:rPr>
-              <w:t>.fondo</w:t>
-            </w:r>
-            <w:proofErr w:type="gramEnd"/>
-            <w:r>
-              <w:rPr>
-                <w:rFonts w:ascii="Calibri" w:hAnsi="Calibri" w:cs="Calibri"/>
-              </w:rPr>
-              <w:t>-principal</w:t>
+            <w:r>
+              <w:rPr>
+                <w:rFonts w:ascii="Calibri" w:hAnsi="Calibri" w:cs="Calibri"/>
+              </w:rPr>
+              <w:t>.fondo-principal</w:t>
             </w:r>
           </w:p>
         </w:tc>
@@ -7562,19 +7970,11 @@
                 <w:rFonts w:ascii="Calibri" w:hAnsi="Calibri" w:cs="Calibri"/>
               </w:rPr>
             </w:pPr>
-            <w:proofErr w:type="gramStart"/>
-            <w:r>
-              <w:rPr>
-                <w:rFonts w:ascii="Calibri" w:hAnsi="Calibri" w:cs="Calibri"/>
-              </w:rPr>
-              <w:t>.fondo</w:t>
-            </w:r>
-            <w:proofErr w:type="gramEnd"/>
-            <w:r>
-              <w:rPr>
-                <w:rFonts w:ascii="Calibri" w:hAnsi="Calibri" w:cs="Calibri"/>
-              </w:rPr>
-              <w:t>-</w:t>
+            <w:r>
+              <w:rPr>
+                <w:rFonts w:ascii="Calibri" w:hAnsi="Calibri" w:cs="Calibri"/>
+              </w:rPr>
+              <w:t>.fondo-</w:t>
             </w:r>
             <w:proofErr w:type="spellStart"/>
             <w:r>
@@ -7625,7 +8025,6 @@
                 <w:rFonts w:ascii="Calibri" w:hAnsi="Calibri" w:cs="Calibri"/>
               </w:rPr>
             </w:pPr>
-            <w:proofErr w:type="gramStart"/>
             <w:r>
               <w:rPr>
                 <w:rFonts w:ascii="Calibri" w:hAnsi="Calibri" w:cs="Calibri"/>
@@ -7640,7 +8039,6 @@
               <w:t>btn</w:t>
             </w:r>
             <w:proofErr w:type="spellEnd"/>
-            <w:proofErr w:type="gramEnd"/>
             <w:r>
               <w:rPr>
                 <w:rFonts w:ascii="Calibri" w:hAnsi="Calibri" w:cs="Calibri"/>
@@ -7685,7 +8083,6 @@
                 <w:rFonts w:ascii="Calibri" w:hAnsi="Calibri" w:cs="Calibri"/>
               </w:rPr>
             </w:pPr>
-            <w:proofErr w:type="gramStart"/>
             <w:r>
               <w:rPr>
                 <w:rFonts w:ascii="Calibri" w:hAnsi="Calibri" w:cs="Calibri"/>
@@ -7697,24 +8094,9 @@
               <w:rPr>
                 <w:rFonts w:ascii="Calibri" w:hAnsi="Calibri" w:cs="Calibri"/>
               </w:rPr>
-              <w:t>btn</w:t>
-            </w:r>
-            <w:proofErr w:type="gramEnd"/>
-            <w:r>
-              <w:rPr>
-                <w:rFonts w:ascii="Calibri" w:hAnsi="Calibri" w:cs="Calibri"/>
-              </w:rPr>
-              <w:t>-</w:t>
-            </w:r>
-            <w:proofErr w:type="gramStart"/>
-            <w:r>
-              <w:rPr>
-                <w:rFonts w:ascii="Calibri" w:hAnsi="Calibri" w:cs="Calibri"/>
-              </w:rPr>
-              <w:t>primario:hover</w:t>
+              <w:t>btn-primario:hover</w:t>
             </w:r>
             <w:proofErr w:type="spellEnd"/>
-            <w:proofErr w:type="gramEnd"/>
           </w:p>
         </w:tc>
         <w:tc>
@@ -7756,7 +8138,6 @@
                 <w:rFonts w:ascii="Calibri" w:hAnsi="Calibri" w:cs="Calibri"/>
               </w:rPr>
             </w:pPr>
-            <w:proofErr w:type="gramStart"/>
             <w:r>
               <w:rPr>
                 <w:rFonts w:ascii="Calibri" w:hAnsi="Calibri" w:cs="Calibri"/>
@@ -7771,7 +8152,6 @@
               <w:t>btn</w:t>
             </w:r>
             <w:proofErr w:type="spellEnd"/>
-            <w:proofErr w:type="gramEnd"/>
             <w:r>
               <w:rPr>
                 <w:rFonts w:ascii="Calibri" w:hAnsi="Calibri" w:cs="Calibri"/>
@@ -7816,7 +8196,6 @@
                 <w:rFonts w:ascii="Calibri" w:hAnsi="Calibri" w:cs="Calibri"/>
               </w:rPr>
             </w:pPr>
-            <w:proofErr w:type="gramStart"/>
             <w:r>
               <w:rPr>
                 <w:rFonts w:ascii="Calibri" w:hAnsi="Calibri" w:cs="Calibri"/>
@@ -7828,24 +8207,9 @@
               <w:rPr>
                 <w:rFonts w:ascii="Calibri" w:hAnsi="Calibri" w:cs="Calibri"/>
               </w:rPr>
-              <w:t>btn</w:t>
-            </w:r>
-            <w:proofErr w:type="gramEnd"/>
-            <w:r>
-              <w:rPr>
-                <w:rFonts w:ascii="Calibri" w:hAnsi="Calibri" w:cs="Calibri"/>
-              </w:rPr>
-              <w:t>-</w:t>
-            </w:r>
-            <w:proofErr w:type="gramStart"/>
-            <w:r>
-              <w:rPr>
-                <w:rFonts w:ascii="Calibri" w:hAnsi="Calibri" w:cs="Calibri"/>
-              </w:rPr>
-              <w:t>peligro:hover</w:t>
+              <w:t>btn-peligro:hover</w:t>
             </w:r>
             <w:proofErr w:type="spellEnd"/>
-            <w:proofErr w:type="gramEnd"/>
           </w:p>
         </w:tc>
         <w:tc>
@@ -7887,19 +8251,11 @@
                 <w:rFonts w:ascii="Calibri" w:hAnsi="Calibri" w:cs="Calibri"/>
               </w:rPr>
             </w:pPr>
-            <w:proofErr w:type="gramStart"/>
-            <w:r>
-              <w:rPr>
-                <w:rFonts w:ascii="Calibri" w:hAnsi="Calibri" w:cs="Calibri"/>
-              </w:rPr>
-              <w:t>.titulo</w:t>
-            </w:r>
-            <w:proofErr w:type="gramEnd"/>
-            <w:r>
-              <w:rPr>
-                <w:rFonts w:ascii="Calibri" w:hAnsi="Calibri" w:cs="Calibri"/>
-              </w:rPr>
-              <w:t>-panel</w:t>
+            <w:r>
+              <w:rPr>
+                <w:rFonts w:ascii="Calibri" w:hAnsi="Calibri" w:cs="Calibri"/>
+              </w:rPr>
+              <w:t>.titulo-panel</w:t>
             </w:r>
           </w:p>
         </w:tc>
@@ -7939,7 +8295,6 @@
                 <w:rFonts w:ascii="Calibri" w:hAnsi="Calibri" w:cs="Calibri"/>
               </w:rPr>
             </w:pPr>
-            <w:proofErr w:type="gramStart"/>
             <w:r>
               <w:rPr>
                 <w:rFonts w:ascii="Calibri" w:hAnsi="Calibri" w:cs="Calibri"/>
@@ -7951,14 +8306,7 @@
               <w:rPr>
                 <w:rFonts w:ascii="Calibri" w:hAnsi="Calibri" w:cs="Calibri"/>
               </w:rPr>
-              <w:t>label</w:t>
-            </w:r>
-            <w:proofErr w:type="gramEnd"/>
-            <w:r>
-              <w:rPr>
-                <w:rFonts w:ascii="Calibri" w:hAnsi="Calibri" w:cs="Calibri"/>
-              </w:rPr>
-              <w:t>-menu</w:t>
+              <w:t>label-menu</w:t>
             </w:r>
             <w:proofErr w:type="spellEnd"/>
           </w:p>
@@ -8002,7 +8350,6 @@
                 <w:rFonts w:ascii="Calibri" w:hAnsi="Calibri" w:cs="Calibri"/>
               </w:rPr>
             </w:pPr>
-            <w:proofErr w:type="gramStart"/>
             <w:r>
               <w:rPr>
                 <w:rFonts w:ascii="Calibri" w:hAnsi="Calibri" w:cs="Calibri"/>
@@ -8014,14 +8361,7 @@
               <w:rPr>
                 <w:rFonts w:ascii="Calibri" w:hAnsi="Calibri" w:cs="Calibri"/>
               </w:rPr>
-              <w:t>btn</w:t>
-            </w:r>
-            <w:proofErr w:type="gramEnd"/>
-            <w:r>
-              <w:rPr>
-                <w:rFonts w:ascii="Calibri" w:hAnsi="Calibri" w:cs="Calibri"/>
-              </w:rPr>
-              <w:t>-menu</w:t>
+              <w:t>btn-menu</w:t>
             </w:r>
             <w:proofErr w:type="spellEnd"/>
           </w:p>
@@ -8062,7 +8402,6 @@
                 <w:rFonts w:ascii="Calibri" w:hAnsi="Calibri" w:cs="Calibri"/>
               </w:rPr>
             </w:pPr>
-            <w:proofErr w:type="gramStart"/>
             <w:r>
               <w:rPr>
                 <w:rFonts w:ascii="Calibri" w:hAnsi="Calibri" w:cs="Calibri"/>
@@ -8074,24 +8413,9 @@
               <w:rPr>
                 <w:rFonts w:ascii="Calibri" w:hAnsi="Calibri" w:cs="Calibri"/>
               </w:rPr>
-              <w:t>btn</w:t>
-            </w:r>
-            <w:proofErr w:type="gramEnd"/>
-            <w:r>
-              <w:rPr>
-                <w:rFonts w:ascii="Calibri" w:hAnsi="Calibri" w:cs="Calibri"/>
-              </w:rPr>
-              <w:t>-</w:t>
-            </w:r>
-            <w:proofErr w:type="gramStart"/>
-            <w:r>
-              <w:rPr>
-                <w:rFonts w:ascii="Calibri" w:hAnsi="Calibri" w:cs="Calibri"/>
-              </w:rPr>
-              <w:t>menu:hover</w:t>
+              <w:t>btn-menu:hover</w:t>
             </w:r>
             <w:proofErr w:type="spellEnd"/>
-            <w:proofErr w:type="gramEnd"/>
           </w:p>
         </w:tc>
         <w:tc>
@@ -8131,19 +8455,11 @@
                 <w:rFonts w:ascii="Calibri" w:hAnsi="Calibri" w:cs="Calibri"/>
               </w:rPr>
             </w:pPr>
-            <w:proofErr w:type="gramStart"/>
-            <w:r>
-              <w:rPr>
-                <w:rFonts w:ascii="Calibri" w:hAnsi="Calibri" w:cs="Calibri"/>
-              </w:rPr>
-              <w:t>.barra</w:t>
-            </w:r>
-            <w:proofErr w:type="gramEnd"/>
-            <w:r>
-              <w:rPr>
-                <w:rFonts w:ascii="Calibri" w:hAnsi="Calibri" w:cs="Calibri"/>
-              </w:rPr>
-              <w:t>-superior</w:t>
+            <w:r>
+              <w:rPr>
+                <w:rFonts w:ascii="Calibri" w:hAnsi="Calibri" w:cs="Calibri"/>
+              </w:rPr>
+              <w:t>.barra-superior</w:t>
             </w:r>
           </w:p>
         </w:tc>
@@ -8179,7 +8495,6 @@
                 <w:rFonts w:ascii="Calibri" w:hAnsi="Calibri" w:cs="Calibri"/>
               </w:rPr>
             </w:pPr>
-            <w:proofErr w:type="gramStart"/>
             <w:r>
               <w:rPr>
                 <w:rFonts w:ascii="Calibri" w:hAnsi="Calibri" w:cs="Calibri"/>
@@ -8194,7 +8509,6 @@
               <w:t>label</w:t>
             </w:r>
             <w:proofErr w:type="spellEnd"/>
-            <w:proofErr w:type="gramEnd"/>
             <w:r>
               <w:rPr>
                 <w:rFonts w:ascii="Calibri" w:hAnsi="Calibri" w:cs="Calibri"/>
@@ -8238,7 +8552,6 @@
                 <w:rFonts w:ascii="Calibri" w:hAnsi="Calibri" w:cs="Calibri"/>
               </w:rPr>
             </w:pPr>
-            <w:proofErr w:type="gramStart"/>
             <w:r>
               <w:rPr>
                 <w:rFonts w:ascii="Calibri" w:hAnsi="Calibri" w:cs="Calibri"/>
@@ -8253,7 +8566,6 @@
               <w:t>label</w:t>
             </w:r>
             <w:proofErr w:type="spellEnd"/>
-            <w:proofErr w:type="gramEnd"/>
             <w:r>
               <w:rPr>
                 <w:rFonts w:ascii="Calibri" w:hAnsi="Calibri" w:cs="Calibri"/>
@@ -8294,7 +8606,6 @@
                 <w:rFonts w:ascii="Calibri" w:hAnsi="Calibri" w:cs="Calibri"/>
               </w:rPr>
             </w:pPr>
-            <w:proofErr w:type="gramStart"/>
             <w:r>
               <w:rPr>
                 <w:rFonts w:ascii="Calibri" w:hAnsi="Calibri" w:cs="Calibri"/>
@@ -8306,14 +8617,7 @@
               <w:rPr>
                 <w:rFonts w:ascii="Calibri" w:hAnsi="Calibri" w:cs="Calibri"/>
               </w:rPr>
-              <w:t>btn</w:t>
-            </w:r>
-            <w:proofErr w:type="gramEnd"/>
-            <w:r>
-              <w:rPr>
-                <w:rFonts w:ascii="Calibri" w:hAnsi="Calibri" w:cs="Calibri"/>
-              </w:rPr>
-              <w:t>-logout</w:t>
+              <w:t>btn-logout</w:t>
             </w:r>
             <w:proofErr w:type="spellEnd"/>
             <w:r>
@@ -8359,7 +8663,6 @@
                 <w:rFonts w:ascii="Calibri" w:hAnsi="Calibri" w:cs="Calibri"/>
               </w:rPr>
             </w:pPr>
-            <w:proofErr w:type="gramStart"/>
             <w:r>
               <w:rPr>
                 <w:rFonts w:ascii="Calibri" w:hAnsi="Calibri" w:cs="Calibri"/>
@@ -8371,24 +8674,9 @@
               <w:rPr>
                 <w:rFonts w:ascii="Calibri" w:hAnsi="Calibri" w:cs="Calibri"/>
               </w:rPr>
-              <w:t>btn</w:t>
-            </w:r>
-            <w:proofErr w:type="gramEnd"/>
-            <w:r>
-              <w:rPr>
-                <w:rFonts w:ascii="Calibri" w:hAnsi="Calibri" w:cs="Calibri"/>
-              </w:rPr>
-              <w:t>-</w:t>
-            </w:r>
-            <w:proofErr w:type="gramStart"/>
-            <w:r>
-              <w:rPr>
-                <w:rFonts w:ascii="Calibri" w:hAnsi="Calibri" w:cs="Calibri"/>
-              </w:rPr>
-              <w:t>logout:hover</w:t>
+              <w:t>btn-logout:hover</w:t>
             </w:r>
             <w:proofErr w:type="spellEnd"/>
-            <w:proofErr w:type="gramEnd"/>
             <w:r>
               <w:rPr>
                 <w:rFonts w:ascii="Calibri" w:hAnsi="Calibri" w:cs="Calibri"/>
@@ -8443,7 +8731,6 @@
                 <w:rFonts w:ascii="Calibri" w:hAnsi="Calibri" w:cs="Calibri"/>
               </w:rPr>
             </w:pPr>
-            <w:proofErr w:type="gramStart"/>
             <w:r>
               <w:rPr>
                 <w:rFonts w:ascii="Calibri" w:hAnsi="Calibri" w:cs="Calibri"/>
@@ -8458,7 +8745,6 @@
               <w:t>btn</w:t>
             </w:r>
             <w:proofErr w:type="spellEnd"/>
-            <w:proofErr w:type="gramEnd"/>
             <w:r>
               <w:rPr>
                 <w:rFonts w:ascii="Calibri" w:hAnsi="Calibri" w:cs="Calibri"/>
@@ -8502,7 +8788,6 @@
                 <w:rFonts w:ascii="Calibri" w:hAnsi="Calibri" w:cs="Calibri"/>
               </w:rPr>
             </w:pPr>
-            <w:proofErr w:type="gramStart"/>
             <w:r>
               <w:rPr>
                 <w:rFonts w:ascii="Calibri" w:hAnsi="Calibri" w:cs="Calibri"/>
@@ -8514,24 +8799,9 @@
               <w:rPr>
                 <w:rFonts w:ascii="Calibri" w:hAnsi="Calibri" w:cs="Calibri"/>
               </w:rPr>
-              <w:t>btn</w:t>
-            </w:r>
-            <w:proofErr w:type="gramEnd"/>
-            <w:r>
-              <w:rPr>
-                <w:rFonts w:ascii="Calibri" w:hAnsi="Calibri" w:cs="Calibri"/>
-              </w:rPr>
-              <w:t>-</w:t>
-            </w:r>
-            <w:proofErr w:type="gramStart"/>
-            <w:r>
-              <w:rPr>
-                <w:rFonts w:ascii="Calibri" w:hAnsi="Calibri" w:cs="Calibri"/>
-              </w:rPr>
-              <w:t>ayuda:hover</w:t>
+              <w:t>btn-ayuda:hover</w:t>
             </w:r>
             <w:proofErr w:type="spellEnd"/>
-            <w:proofErr w:type="gramEnd"/>
             <w:r>
               <w:rPr>
                 <w:rFonts w:ascii="Calibri" w:hAnsi="Calibri" w:cs="Calibri"/>
@@ -8572,7 +8842,6 @@
                 <w:rFonts w:ascii="Calibri" w:hAnsi="Calibri" w:cs="Calibri"/>
               </w:rPr>
             </w:pPr>
-            <w:proofErr w:type="gramStart"/>
             <w:r>
               <w:rPr>
                 <w:rFonts w:ascii="Calibri" w:hAnsi="Calibri" w:cs="Calibri"/>
@@ -8587,7 +8856,6 @@
               <w:t>btn</w:t>
             </w:r>
             <w:proofErr w:type="spellEnd"/>
-            <w:proofErr w:type="gramEnd"/>
             <w:r>
               <w:rPr>
                 <w:rFonts w:ascii="Calibri" w:hAnsi="Calibri" w:cs="Calibri"/>
@@ -8631,7 +8899,6 @@
                 <w:rFonts w:ascii="Calibri" w:hAnsi="Calibri" w:cs="Calibri"/>
               </w:rPr>
             </w:pPr>
-            <w:proofErr w:type="gramStart"/>
             <w:r>
               <w:rPr>
                 <w:rFonts w:ascii="Calibri" w:hAnsi="Calibri" w:cs="Calibri"/>
@@ -8643,14 +8910,7 @@
               <w:rPr>
                 <w:rFonts w:ascii="Calibri" w:hAnsi="Calibri" w:cs="Calibri"/>
               </w:rPr>
-              <w:t>titled</w:t>
-            </w:r>
-            <w:proofErr w:type="gramEnd"/>
-            <w:r>
-              <w:rPr>
-                <w:rFonts w:ascii="Calibri" w:hAnsi="Calibri" w:cs="Calibri"/>
-              </w:rPr>
-              <w:t>-pane-menu</w:t>
+              <w:t>titled-pane-menu</w:t>
             </w:r>
             <w:proofErr w:type="spellEnd"/>
             <w:r>
@@ -8693,7 +8953,6 @@
                 <w:rFonts w:ascii="Calibri" w:hAnsi="Calibri" w:cs="Calibri"/>
               </w:rPr>
             </w:pPr>
-            <w:proofErr w:type="gramStart"/>
             <w:r>
               <w:rPr>
                 <w:rFonts w:ascii="Calibri" w:hAnsi="Calibri" w:cs="Calibri"/>
@@ -8705,24 +8964,9 @@
               <w:rPr>
                 <w:rFonts w:ascii="Calibri" w:hAnsi="Calibri" w:cs="Calibri"/>
               </w:rPr>
-              <w:t>titled</w:t>
-            </w:r>
-            <w:proofErr w:type="gramEnd"/>
-            <w:r>
-              <w:rPr>
-                <w:rFonts w:ascii="Calibri" w:hAnsi="Calibri" w:cs="Calibri"/>
-              </w:rPr>
-              <w:t>-pane-</w:t>
-            </w:r>
-            <w:proofErr w:type="gramStart"/>
-            <w:r>
-              <w:rPr>
-                <w:rFonts w:ascii="Calibri" w:hAnsi="Calibri" w:cs="Calibri"/>
-              </w:rPr>
-              <w:t>menu:hover</w:t>
+              <w:t>titled-pane-menu:hover</w:t>
             </w:r>
             <w:proofErr w:type="spellEnd"/>
-            <w:proofErr w:type="gramEnd"/>
             <w:r>
               <w:rPr>
                 <w:rFonts w:ascii="Calibri" w:hAnsi="Calibri" w:cs="Calibri"/>
@@ -8831,17 +9075,9 @@
               <w:rPr>
                 <w:rFonts w:ascii="Calibri" w:hAnsi="Calibri" w:cs="Calibri"/>
               </w:rPr>
-              <w:t>text-</w:t>
-            </w:r>
-            <w:proofErr w:type="gramStart"/>
-            <w:r>
-              <w:rPr>
-                <w:rFonts w:ascii="Calibri" w:hAnsi="Calibri" w:cs="Calibri"/>
-              </w:rPr>
-              <w:t>field:focused</w:t>
+              <w:t>text-field:focused</w:t>
             </w:r>
             <w:proofErr w:type="spellEnd"/>
-            <w:proofErr w:type="gramEnd"/>
             <w:r>
               <w:rPr>
                 <w:rFonts w:ascii="Calibri" w:hAnsi="Calibri" w:cs="Calibri"/>
@@ -8885,19 +9121,11 @@
                 <w:rFonts w:ascii="Calibri" w:hAnsi="Calibri" w:cs="Calibri"/>
               </w:rPr>
             </w:pPr>
-            <w:proofErr w:type="gramStart"/>
-            <w:r>
-              <w:rPr>
-                <w:rFonts w:ascii="Calibri" w:hAnsi="Calibri" w:cs="Calibri"/>
-              </w:rPr>
-              <w:t>.table</w:t>
-            </w:r>
-            <w:proofErr w:type="gramEnd"/>
-            <w:r>
-              <w:rPr>
-                <w:rFonts w:ascii="Calibri" w:hAnsi="Calibri" w:cs="Calibri"/>
-              </w:rPr>
-              <w:t>-</w:t>
+            <w:r>
+              <w:rPr>
+                <w:rFonts w:ascii="Calibri" w:hAnsi="Calibri" w:cs="Calibri"/>
+              </w:rPr>
+              <w:t>.table-</w:t>
             </w:r>
             <w:proofErr w:type="spellStart"/>
             <w:r>
@@ -8947,22 +9175,13 @@
                 <w:rFonts w:ascii="Calibri" w:hAnsi="Calibri" w:cs="Calibri"/>
               </w:rPr>
             </w:pPr>
-            <w:proofErr w:type="gramStart"/>
-            <w:r>
-              <w:rPr>
-                <w:rFonts w:ascii="Calibri" w:hAnsi="Calibri" w:cs="Calibri"/>
-              </w:rPr>
-              <w:t>.table</w:t>
-            </w:r>
-            <w:proofErr w:type="gramEnd"/>
-            <w:r>
-              <w:rPr>
-                <w:rFonts w:ascii="Calibri" w:hAnsi="Calibri" w:cs="Calibri"/>
-              </w:rPr>
-              <w:t>-</w:t>
+            <w:r>
+              <w:rPr>
+                <w:rFonts w:ascii="Calibri" w:hAnsi="Calibri" w:cs="Calibri"/>
+              </w:rPr>
+              <w:t>.table-</w:t>
             </w:r>
             <w:proofErr w:type="spellStart"/>
-            <w:proofErr w:type="gramStart"/>
             <w:r>
               <w:rPr>
                 <w:rFonts w:ascii="Calibri" w:hAnsi="Calibri" w:cs="Calibri"/>
@@ -8984,7 +9203,6 @@
               <w:t>column</w:t>
             </w:r>
             <w:proofErr w:type="spellEnd"/>
-            <w:proofErr w:type="gramEnd"/>
             <w:r>
               <w:rPr>
                 <w:rFonts w:ascii="Calibri" w:hAnsi="Calibri" w:cs="Calibri"/>
@@ -9029,7 +9247,6 @@
                 <w:rFonts w:ascii="Calibri" w:hAnsi="Calibri" w:cs="Calibri"/>
               </w:rPr>
             </w:pPr>
-            <w:proofErr w:type="gramStart"/>
             <w:r>
               <w:rPr>
                 <w:rFonts w:ascii="Calibri" w:hAnsi="Calibri" w:cs="Calibri"/>
@@ -9041,24 +9258,9 @@
               <w:rPr>
                 <w:rFonts w:ascii="Calibri" w:hAnsi="Calibri" w:cs="Calibri"/>
               </w:rPr>
-              <w:t>table</w:t>
-            </w:r>
-            <w:proofErr w:type="gramEnd"/>
-            <w:r>
-              <w:rPr>
-                <w:rFonts w:ascii="Calibri" w:hAnsi="Calibri" w:cs="Calibri"/>
-              </w:rPr>
-              <w:t>-row-</w:t>
-            </w:r>
-            <w:proofErr w:type="gramStart"/>
-            <w:r>
-              <w:rPr>
-                <w:rFonts w:ascii="Calibri" w:hAnsi="Calibri" w:cs="Calibri"/>
-              </w:rPr>
-              <w:t>cell:selected</w:t>
+              <w:t>table-row-cell:selected</w:t>
             </w:r>
             <w:proofErr w:type="spellEnd"/>
-            <w:proofErr w:type="gramEnd"/>
             <w:r>
               <w:rPr>
                 <w:rFonts w:ascii="Calibri" w:hAnsi="Calibri" w:cs="Calibri"/>
@@ -9102,7 +9304,7 @@
           <w:rFonts w:ascii="Calibri" w:hAnsi="Calibri" w:cs="Calibri"/>
         </w:rPr>
       </w:pPr>
-      <w:bookmarkStart w:id="8" w:name="_Toc230266602"/>
+      <w:bookmarkStart w:id="8" w:name="_Toc232069085"/>
       <w:r>
         <w:rPr>
           <w:rFonts w:ascii="Calibri" w:hAnsi="Calibri" w:cs="Calibri"/>
@@ -9203,7 +9405,7 @@
                 <w:rFonts w:ascii="Calibri" w:hAnsi="Calibri" w:cs="Calibri"/>
               </w:rPr>
             </w:pPr>
-            <w:bookmarkStart w:id="9" w:name="_Toc230266633"/>
+            <w:bookmarkStart w:id="9" w:name="_Toc232069119"/>
             <w:r>
               <w:rPr>
                 <w:rFonts w:ascii="Calibri" w:hAnsi="Calibri" w:cs="Calibri"/>
@@ -9412,7 +9614,7 @@
                 <w:rFonts w:ascii="Calibri" w:hAnsi="Calibri" w:cs="Calibri"/>
               </w:rPr>
             </w:pPr>
-            <w:bookmarkStart w:id="10" w:name="_Toc230266634"/>
+            <w:bookmarkStart w:id="10" w:name="_Toc232069120"/>
             <w:r>
               <w:rPr>
                 <w:rFonts w:ascii="Calibri" w:hAnsi="Calibri" w:cs="Calibri"/>
@@ -9591,7 +9793,7 @@
                 <w:rFonts w:ascii="Calibri" w:hAnsi="Calibri" w:cs="Calibri"/>
               </w:rPr>
             </w:pPr>
-            <w:bookmarkStart w:id="11" w:name="_Toc230266635"/>
+            <w:bookmarkStart w:id="11" w:name="_Toc232069121"/>
             <w:r>
               <w:rPr>
                 <w:rFonts w:ascii="Calibri" w:hAnsi="Calibri" w:cs="Calibri"/>
@@ -9745,7 +9947,7 @@
                 <w:rFonts w:ascii="Calibri" w:hAnsi="Calibri" w:cs="Calibri"/>
               </w:rPr>
             </w:pPr>
-            <w:bookmarkStart w:id="12" w:name="_Toc230266636"/>
+            <w:bookmarkStart w:id="12" w:name="_Toc232069122"/>
             <w:r>
               <w:rPr>
                 <w:rFonts w:ascii="Calibri" w:hAnsi="Calibri" w:cs="Calibri"/>
@@ -9850,7 +10052,7 @@
           <w:rFonts w:ascii="Calibri" w:hAnsi="Calibri" w:cs="Calibri"/>
         </w:rPr>
       </w:pPr>
-      <w:bookmarkStart w:id="13" w:name="_Toc230266603"/>
+      <w:bookmarkStart w:id="13" w:name="_Toc232069086"/>
       <w:r>
         <w:rPr>
           <w:rFonts w:ascii="Calibri" w:hAnsi="Calibri" w:cs="Calibri"/>
@@ -9867,7 +10069,7 @@
           <w:rFonts w:ascii="Calibri" w:hAnsi="Calibri" w:cs="Calibri"/>
         </w:rPr>
       </w:pPr>
-      <w:bookmarkStart w:id="14" w:name="_Toc230266604"/>
+      <w:bookmarkStart w:id="14" w:name="_Toc232069087"/>
       <w:r>
         <w:rPr>
           <w:rFonts w:ascii="Calibri" w:hAnsi="Calibri" w:cs="Calibri"/>
@@ -10238,7 +10440,7 @@
           <w:rFonts w:ascii="Calibri" w:hAnsi="Calibri" w:cs="Calibri"/>
         </w:rPr>
       </w:pPr>
-      <w:bookmarkStart w:id="15" w:name="_Toc230266637"/>
+      <w:bookmarkStart w:id="15" w:name="_Toc232069123"/>
       <w:r>
         <w:rPr>
           <w:rFonts w:ascii="Calibri" w:hAnsi="Calibri" w:cs="Calibri"/>
@@ -10402,7 +10604,7 @@
           <w:rFonts w:ascii="Calibri" w:hAnsi="Calibri" w:cs="Calibri"/>
         </w:rPr>
       </w:pPr>
-      <w:bookmarkStart w:id="16" w:name="_Toc230266605"/>
+      <w:bookmarkStart w:id="16" w:name="_Toc232069088"/>
       <w:r>
         <w:rPr>
           <w:rFonts w:ascii="Calibri" w:hAnsi="Calibri" w:cs="Calibri"/>
@@ -10530,28 +10732,18 @@
                                 <w:rFonts w:ascii="Calibri" w:hAnsi="Calibri" w:cs="Calibri"/>
                               </w:rPr>
                             </w:pPr>
-                            <w:bookmarkStart w:id="17" w:name="_Toc230266638"/>
+                            <w:bookmarkStart w:id="17" w:name="_Toc232069124"/>
                             <w:r>
                               <w:t xml:space="preserve">Imagen </w:t>
                             </w:r>
-                            <w:r>
-                              <w:fldChar w:fldCharType="begin"/>
-                            </w:r>
-                            <w:r>
-                              <w:instrText xml:space="preserve"> SEQ Imagen \* ARABIC </w:instrText>
-                            </w:r>
-                            <w:r>
-                              <w:fldChar w:fldCharType="separate"/>
-                            </w:r>
-                            <w:r>
-                              <w:rPr>
-                                <w:noProof/>
-                              </w:rPr>
-                              <w:t>7</w:t>
-                            </w:r>
-                            <w:r>
-                              <w:fldChar w:fldCharType="end"/>
-                            </w:r>
+                            <w:fldSimple w:instr=" SEQ Imagen \* ARABIC ">
+                              <w:r>
+                                <w:rPr>
+                                  <w:noProof/>
+                                </w:rPr>
+                                <w:t>7</w:t>
+                              </w:r>
+                            </w:fldSimple>
                             <w:r>
                               <w:t>. Menú Tutor Empresa</w:t>
                             </w:r>
@@ -10584,28 +10776,18 @@
                           <w:rFonts w:ascii="Calibri" w:hAnsi="Calibri" w:cs="Calibri"/>
                         </w:rPr>
                       </w:pPr>
-                      <w:bookmarkStart w:id="18" w:name="_Toc230266638"/>
+                      <w:bookmarkStart w:id="18" w:name="_Toc232069124"/>
                       <w:r>
                         <w:t xml:space="preserve">Imagen </w:t>
                       </w:r>
-                      <w:r>
-                        <w:fldChar w:fldCharType="begin"/>
-                      </w:r>
-                      <w:r>
-                        <w:instrText xml:space="preserve"> SEQ Imagen \* ARABIC </w:instrText>
-                      </w:r>
-                      <w:r>
-                        <w:fldChar w:fldCharType="separate"/>
-                      </w:r>
-                      <w:r>
-                        <w:rPr>
-                          <w:noProof/>
-                        </w:rPr>
-                        <w:t>7</w:t>
-                      </w:r>
-                      <w:r>
-                        <w:fldChar w:fldCharType="end"/>
-                      </w:r>
+                      <w:fldSimple w:instr=" SEQ Imagen \* ARABIC ">
+                        <w:r>
+                          <w:rPr>
+                            <w:noProof/>
+                          </w:rPr>
+                          <w:t>7</w:t>
+                        </w:r>
+                      </w:fldSimple>
                       <w:r>
                         <w:t>. Menú Tutor Empresa</w:t>
                       </w:r>
@@ -10793,7 +10975,7 @@
                                 <w:rFonts w:ascii="Calibri" w:hAnsi="Calibri" w:cs="Calibri"/>
                               </w:rPr>
                             </w:pPr>
-                            <w:bookmarkStart w:id="19" w:name="_Toc230266639"/>
+                            <w:bookmarkStart w:id="19" w:name="_Toc232069125"/>
                             <w:r>
                               <w:rPr>
                                 <w:rFonts w:ascii="Calibri" w:hAnsi="Calibri" w:cs="Calibri"/>
@@ -10866,7 +11048,7 @@
                           <w:rFonts w:ascii="Calibri" w:hAnsi="Calibri" w:cs="Calibri"/>
                         </w:rPr>
                       </w:pPr>
-                      <w:bookmarkStart w:id="20" w:name="_Toc230266639"/>
+                      <w:bookmarkStart w:id="20" w:name="_Toc232069125"/>
                       <w:r>
                         <w:rPr>
                           <w:rFonts w:ascii="Calibri" w:hAnsi="Calibri" w:cs="Calibri"/>
@@ -11095,7 +11277,7 @@
                                 <w:rFonts w:ascii="Calibri" w:hAnsi="Calibri" w:cs="Calibri"/>
                               </w:rPr>
                             </w:pPr>
-                            <w:bookmarkStart w:id="21" w:name="_Toc230266640"/>
+                            <w:bookmarkStart w:id="21" w:name="_Toc232069126"/>
                             <w:r>
                               <w:rPr>
                                 <w:rFonts w:ascii="Calibri" w:hAnsi="Calibri" w:cs="Calibri"/>
@@ -11168,7 +11350,7 @@
                           <w:rFonts w:ascii="Calibri" w:hAnsi="Calibri" w:cs="Calibri"/>
                         </w:rPr>
                       </w:pPr>
-                      <w:bookmarkStart w:id="22" w:name="_Toc230266640"/>
+                      <w:bookmarkStart w:id="22" w:name="_Toc232069126"/>
                       <w:r>
                         <w:rPr>
                           <w:rFonts w:ascii="Calibri" w:hAnsi="Calibri" w:cs="Calibri"/>
@@ -11279,7 +11461,7 @@
                                 <w:rFonts w:ascii="Calibri" w:hAnsi="Calibri" w:cs="Calibri"/>
                               </w:rPr>
                             </w:pPr>
-                            <w:bookmarkStart w:id="23" w:name="_Toc230266641"/>
+                            <w:bookmarkStart w:id="23" w:name="_Toc232069127"/>
                             <w:r>
                               <w:rPr>
                                 <w:rFonts w:ascii="Calibri" w:hAnsi="Calibri" w:cs="Calibri"/>
@@ -11352,7 +11534,7 @@
                           <w:rFonts w:ascii="Calibri" w:hAnsi="Calibri" w:cs="Calibri"/>
                         </w:rPr>
                       </w:pPr>
-                      <w:bookmarkStart w:id="24" w:name="_Toc230266641"/>
+                      <w:bookmarkStart w:id="24" w:name="_Toc232069127"/>
                       <w:r>
                         <w:rPr>
                           <w:rFonts w:ascii="Calibri" w:hAnsi="Calibri" w:cs="Calibri"/>
@@ -11417,7 +11599,7 @@
       <w:pPr>
         <w:pStyle w:val="Ttulo2"/>
       </w:pPr>
-      <w:bookmarkStart w:id="25" w:name="_Toc230266606"/>
+      <w:bookmarkStart w:id="25" w:name="_Toc232069089"/>
       <w:r>
         <w:lastRenderedPageBreak/>
         <w:t>Panel central</w:t>
@@ -11483,28 +11665,18 @@
         <w:pStyle w:val="Descripcin"/>
         <w:jc w:val="center"/>
       </w:pPr>
-      <w:bookmarkStart w:id="26" w:name="_Toc230266642"/>
+      <w:bookmarkStart w:id="26" w:name="_Toc232069128"/>
       <w:r>
         <w:t xml:space="preserve">Imagen </w:t>
       </w:r>
-      <w:r>
-        <w:fldChar w:fldCharType="begin"/>
-      </w:r>
-      <w:r>
-        <w:instrText xml:space="preserve"> SEQ Imagen \* ARABIC </w:instrText>
-      </w:r>
-      <w:r>
-        <w:fldChar w:fldCharType="separate"/>
-      </w:r>
-      <w:r>
-        <w:rPr>
-          <w:noProof/>
-        </w:rPr>
-        <w:t>11</w:t>
-      </w:r>
-      <w:r>
-        <w:fldChar w:fldCharType="end"/>
-      </w:r>
+      <w:fldSimple w:instr=" SEQ Imagen \* ARABIC ">
+        <w:r>
+          <w:rPr>
+            <w:noProof/>
+          </w:rPr>
+          <w:t>11</w:t>
+        </w:r>
+      </w:fldSimple>
       <w:r>
         <w:t>. Panel principal Administrador</w:t>
       </w:r>
@@ -11644,28 +11816,18 @@
         <w:pStyle w:val="Descripcin"/>
         <w:jc w:val="center"/>
       </w:pPr>
-      <w:bookmarkStart w:id="27" w:name="_Toc230266643"/>
+      <w:bookmarkStart w:id="27" w:name="_Toc232069129"/>
       <w:r>
         <w:t xml:space="preserve">Imagen </w:t>
       </w:r>
-      <w:r>
-        <w:fldChar w:fldCharType="begin"/>
-      </w:r>
-      <w:r>
-        <w:instrText xml:space="preserve"> SEQ Imagen \* ARABIC </w:instrText>
-      </w:r>
-      <w:r>
-        <w:fldChar w:fldCharType="separate"/>
-      </w:r>
-      <w:r>
-        <w:rPr>
-          <w:noProof/>
-        </w:rPr>
-        <w:t>12</w:t>
-      </w:r>
-      <w:r>
-        <w:fldChar w:fldCharType="end"/>
-      </w:r>
+      <w:fldSimple w:instr=" SEQ Imagen \* ARABIC ">
+        <w:r>
+          <w:rPr>
+            <w:noProof/>
+          </w:rPr>
+          <w:t>12</w:t>
+        </w:r>
+      </w:fldSimple>
       <w:r>
         <w:t>. Panel principal Estudiante</w:t>
       </w:r>
@@ -11675,7 +11837,7 @@
       <w:pPr>
         <w:pStyle w:val="Ttulo2"/>
       </w:pPr>
-      <w:bookmarkStart w:id="28" w:name="_Toc230266607"/>
+      <w:bookmarkStart w:id="28" w:name="_Toc232069090"/>
       <w:r>
         <w:lastRenderedPageBreak/>
         <w:t>Botones</w:t>
@@ -11689,7 +11851,7 @@
       <w:pPr>
         <w:pStyle w:val="Ttulo3"/>
       </w:pPr>
-      <w:bookmarkStart w:id="29" w:name="_Toc230266608"/>
+      <w:bookmarkStart w:id="29" w:name="_Toc232069091"/>
       <w:r>
         <w:t>Botón primario</w:t>
       </w:r>
@@ -11769,28 +11931,18 @@
               <w:pStyle w:val="Descripcin"/>
               <w:jc w:val="center"/>
             </w:pPr>
-            <w:bookmarkStart w:id="30" w:name="_Toc230266644"/>
+            <w:bookmarkStart w:id="30" w:name="_Toc232069130"/>
             <w:r>
               <w:t xml:space="preserve">Imagen </w:t>
             </w:r>
-            <w:r>
-              <w:fldChar w:fldCharType="begin"/>
-            </w:r>
-            <w:r>
-              <w:instrText xml:space="preserve"> SEQ Imagen \* ARABIC </w:instrText>
-            </w:r>
-            <w:r>
-              <w:fldChar w:fldCharType="separate"/>
-            </w:r>
-            <w:r>
-              <w:rPr>
-                <w:noProof/>
-              </w:rPr>
-              <w:t>13</w:t>
-            </w:r>
-            <w:r>
-              <w:fldChar w:fldCharType="end"/>
-            </w:r>
+            <w:fldSimple w:instr=" SEQ Imagen \* ARABIC ">
+              <w:r>
+                <w:rPr>
+                  <w:noProof/>
+                </w:rPr>
+                <w:t>13</w:t>
+              </w:r>
+            </w:fldSimple>
             <w:r>
               <w:t>. Botón primario</w:t>
             </w:r>
@@ -11852,28 +12004,18 @@
               <w:pStyle w:val="Descripcin"/>
               <w:jc w:val="center"/>
             </w:pPr>
-            <w:bookmarkStart w:id="31" w:name="_Toc230266645"/>
+            <w:bookmarkStart w:id="31" w:name="_Toc232069131"/>
             <w:r>
               <w:t xml:space="preserve">Imagen </w:t>
             </w:r>
-            <w:r>
-              <w:fldChar w:fldCharType="begin"/>
-            </w:r>
-            <w:r>
-              <w:instrText xml:space="preserve"> SEQ Imagen \* ARABIC </w:instrText>
-            </w:r>
-            <w:r>
-              <w:fldChar w:fldCharType="separate"/>
-            </w:r>
-            <w:r>
-              <w:rPr>
-                <w:noProof/>
-              </w:rPr>
-              <w:t>14</w:t>
-            </w:r>
-            <w:r>
-              <w:fldChar w:fldCharType="end"/>
-            </w:r>
+            <w:fldSimple w:instr=" SEQ Imagen \* ARABIC ">
+              <w:r>
+                <w:rPr>
+                  <w:noProof/>
+                </w:rPr>
+                <w:t>14</w:t>
+              </w:r>
+            </w:fldSimple>
             <w:r>
               <w:t xml:space="preserve">. Botón </w:t>
             </w:r>
@@ -11900,7 +12042,7 @@
       <w:pPr>
         <w:pStyle w:val="Ttulo3"/>
       </w:pPr>
-      <w:bookmarkStart w:id="32" w:name="_Toc230266609"/>
+      <w:bookmarkStart w:id="32" w:name="_Toc232069092"/>
       <w:r>
         <w:t>Botón bloqueado</w:t>
       </w:r>
@@ -11957,28 +12099,18 @@
         <w:pStyle w:val="Descripcin"/>
         <w:jc w:val="center"/>
       </w:pPr>
-      <w:bookmarkStart w:id="33" w:name="_Toc230266646"/>
+      <w:bookmarkStart w:id="33" w:name="_Toc232069132"/>
       <w:r>
         <w:t xml:space="preserve">Imagen </w:t>
       </w:r>
-      <w:r>
-        <w:fldChar w:fldCharType="begin"/>
-      </w:r>
-      <w:r>
-        <w:instrText xml:space="preserve"> SEQ Imagen \* ARABIC </w:instrText>
-      </w:r>
-      <w:r>
-        <w:fldChar w:fldCharType="separate"/>
-      </w:r>
-      <w:r>
-        <w:rPr>
-          <w:noProof/>
-        </w:rPr>
-        <w:t>15</w:t>
-      </w:r>
-      <w:r>
-        <w:fldChar w:fldCharType="end"/>
-      </w:r>
+      <w:fldSimple w:instr=" SEQ Imagen \* ARABIC ">
+        <w:r>
+          <w:rPr>
+            <w:noProof/>
+          </w:rPr>
+          <w:t>15</w:t>
+        </w:r>
+      </w:fldSimple>
       <w:r>
         <w:t>. Botón bloqueado</w:t>
       </w:r>
@@ -11989,7 +12121,7 @@
       <w:pPr>
         <w:pStyle w:val="Ttulo3"/>
       </w:pPr>
-      <w:bookmarkStart w:id="34" w:name="_Toc230266610"/>
+      <w:bookmarkStart w:id="34" w:name="_Toc232069093"/>
       <w:r>
         <w:t>Botón de peligro</w:t>
       </w:r>
@@ -12049,28 +12181,18 @@
         <w:pStyle w:val="Descripcin"/>
         <w:jc w:val="center"/>
       </w:pPr>
-      <w:bookmarkStart w:id="35" w:name="_Toc230266647"/>
+      <w:bookmarkStart w:id="35" w:name="_Toc232069133"/>
       <w:r>
         <w:t xml:space="preserve">Imagen </w:t>
       </w:r>
-      <w:r>
-        <w:fldChar w:fldCharType="begin"/>
-      </w:r>
-      <w:r>
-        <w:instrText xml:space="preserve"> SEQ Imagen \* ARABIC </w:instrText>
-      </w:r>
-      <w:r>
-        <w:fldChar w:fldCharType="separate"/>
-      </w:r>
-      <w:r>
-        <w:rPr>
-          <w:noProof/>
-        </w:rPr>
-        <w:t>16</w:t>
-      </w:r>
-      <w:r>
-        <w:fldChar w:fldCharType="end"/>
-      </w:r>
+      <w:fldSimple w:instr=" SEQ Imagen \* ARABIC ">
+        <w:r>
+          <w:rPr>
+            <w:noProof/>
+          </w:rPr>
+          <w:t>16</w:t>
+        </w:r>
+      </w:fldSimple>
       <w:r>
         <w:t>. Botón peligro</w:t>
       </w:r>
@@ -12080,7 +12202,7 @@
       <w:pPr>
         <w:pStyle w:val="Ttulo3"/>
       </w:pPr>
-      <w:bookmarkStart w:id="36" w:name="_Toc230266611"/>
+      <w:bookmarkStart w:id="36" w:name="_Toc232069094"/>
       <w:r>
         <w:t>Botón Cerrar sesión</w:t>
       </w:r>
@@ -12163,28 +12285,18 @@
               <w:pStyle w:val="Descripcin"/>
               <w:jc w:val="center"/>
             </w:pPr>
-            <w:bookmarkStart w:id="37" w:name="_Toc230266648"/>
+            <w:bookmarkStart w:id="37" w:name="_Toc232069134"/>
             <w:r>
               <w:t xml:space="preserve">Imagen </w:t>
             </w:r>
-            <w:r>
-              <w:fldChar w:fldCharType="begin"/>
-            </w:r>
-            <w:r>
-              <w:instrText xml:space="preserve"> SEQ Imagen \* ARABIC </w:instrText>
-            </w:r>
-            <w:r>
-              <w:fldChar w:fldCharType="separate"/>
-            </w:r>
-            <w:r>
-              <w:rPr>
-                <w:noProof/>
-              </w:rPr>
-              <w:t>17</w:t>
-            </w:r>
-            <w:r>
-              <w:fldChar w:fldCharType="end"/>
-            </w:r>
+            <w:fldSimple w:instr=" SEQ Imagen \* ARABIC ">
+              <w:r>
+                <w:rPr>
+                  <w:noProof/>
+                </w:rPr>
+                <w:t>17</w:t>
+              </w:r>
+            </w:fldSimple>
             <w:r>
               <w:t>. Botón Cerrar sesión</w:t>
             </w:r>
@@ -12246,28 +12358,18 @@
               <w:pStyle w:val="Descripcin"/>
               <w:jc w:val="center"/>
             </w:pPr>
-            <w:bookmarkStart w:id="38" w:name="_Toc230266649"/>
+            <w:bookmarkStart w:id="38" w:name="_Toc232069135"/>
             <w:r>
               <w:t xml:space="preserve">Imagen </w:t>
             </w:r>
-            <w:r>
-              <w:fldChar w:fldCharType="begin"/>
-            </w:r>
-            <w:r>
-              <w:instrText xml:space="preserve"> SEQ Imagen \* ARABIC </w:instrText>
-            </w:r>
-            <w:r>
-              <w:fldChar w:fldCharType="separate"/>
-            </w:r>
-            <w:r>
-              <w:rPr>
-                <w:noProof/>
-              </w:rPr>
-              <w:t>18</w:t>
-            </w:r>
-            <w:r>
-              <w:fldChar w:fldCharType="end"/>
-            </w:r>
+            <w:fldSimple w:instr=" SEQ Imagen \* ARABIC ">
+              <w:r>
+                <w:rPr>
+                  <w:noProof/>
+                </w:rPr>
+                <w:t>18</w:t>
+              </w:r>
+            </w:fldSimple>
             <w:r>
               <w:t>. Botón Cerrar sesión hover</w:t>
             </w:r>
@@ -12281,7 +12383,7 @@
       <w:pPr>
         <w:pStyle w:val="Ttulo3"/>
       </w:pPr>
-      <w:bookmarkStart w:id="39" w:name="_Toc230266612"/>
+      <w:bookmarkStart w:id="39" w:name="_Toc232069095"/>
       <w:r>
         <w:t>Botón Ayuda</w:t>
       </w:r>
@@ -12361,28 +12463,18 @@
               <w:pStyle w:val="Descripcin"/>
               <w:jc w:val="center"/>
             </w:pPr>
-            <w:bookmarkStart w:id="40" w:name="_Toc230266650"/>
+            <w:bookmarkStart w:id="40" w:name="_Toc232069136"/>
             <w:r>
               <w:t xml:space="preserve">Imagen </w:t>
             </w:r>
-            <w:r>
-              <w:fldChar w:fldCharType="begin"/>
-            </w:r>
-            <w:r>
-              <w:instrText xml:space="preserve"> SEQ Imagen \* ARABIC </w:instrText>
-            </w:r>
-            <w:r>
-              <w:fldChar w:fldCharType="separate"/>
-            </w:r>
-            <w:r>
-              <w:rPr>
-                <w:noProof/>
-              </w:rPr>
-              <w:t>19</w:t>
-            </w:r>
-            <w:r>
-              <w:fldChar w:fldCharType="end"/>
-            </w:r>
+            <w:fldSimple w:instr=" SEQ Imagen \* ARABIC ">
+              <w:r>
+                <w:rPr>
+                  <w:noProof/>
+                </w:rPr>
+                <w:t>19</w:t>
+              </w:r>
+            </w:fldSimple>
             <w:r>
               <w:t>. Botón ayuda</w:t>
             </w:r>
@@ -12444,28 +12536,18 @@
               <w:pStyle w:val="Descripcin"/>
               <w:jc w:val="center"/>
             </w:pPr>
-            <w:bookmarkStart w:id="41" w:name="_Toc230266651"/>
+            <w:bookmarkStart w:id="41" w:name="_Toc232069137"/>
             <w:r>
               <w:t xml:space="preserve">Imagen </w:t>
             </w:r>
-            <w:r>
-              <w:fldChar w:fldCharType="begin"/>
-            </w:r>
-            <w:r>
-              <w:instrText xml:space="preserve"> SEQ Imagen \* ARABIC </w:instrText>
-            </w:r>
-            <w:r>
-              <w:fldChar w:fldCharType="separate"/>
-            </w:r>
-            <w:r>
-              <w:rPr>
-                <w:noProof/>
-              </w:rPr>
-              <w:t>20</w:t>
-            </w:r>
-            <w:r>
-              <w:fldChar w:fldCharType="end"/>
-            </w:r>
+            <w:fldSimple w:instr=" SEQ Imagen \* ARABIC ">
+              <w:r>
+                <w:rPr>
+                  <w:noProof/>
+                </w:rPr>
+                <w:t>20</w:t>
+              </w:r>
+            </w:fldSimple>
             <w:r>
               <w:t>. Botón ayuda hover</w:t>
             </w:r>
@@ -12479,7 +12561,7 @@
       <w:pPr>
         <w:pStyle w:val="Ttulo2"/>
       </w:pPr>
-      <w:bookmarkStart w:id="42" w:name="_Toc230266613"/>
+      <w:bookmarkStart w:id="42" w:name="_Toc232069096"/>
       <w:r>
         <w:t>Campo de texto</w:t>
       </w:r>
@@ -12559,28 +12641,18 @@
               <w:pStyle w:val="Descripcin"/>
               <w:jc w:val="center"/>
             </w:pPr>
-            <w:bookmarkStart w:id="43" w:name="_Toc230266652"/>
+            <w:bookmarkStart w:id="43" w:name="_Toc232069138"/>
             <w:r>
               <w:t xml:space="preserve">Imagen </w:t>
             </w:r>
-            <w:r>
-              <w:fldChar w:fldCharType="begin"/>
-            </w:r>
-            <w:r>
-              <w:instrText xml:space="preserve"> SEQ Imagen \* ARABIC </w:instrText>
-            </w:r>
-            <w:r>
-              <w:fldChar w:fldCharType="separate"/>
-            </w:r>
-            <w:r>
-              <w:rPr>
-                <w:noProof/>
-              </w:rPr>
-              <w:t>21</w:t>
-            </w:r>
-            <w:r>
-              <w:fldChar w:fldCharType="end"/>
-            </w:r>
+            <w:fldSimple w:instr=" SEQ Imagen \* ARABIC ">
+              <w:r>
+                <w:rPr>
+                  <w:noProof/>
+                </w:rPr>
+                <w:t>21</w:t>
+              </w:r>
+            </w:fldSimple>
             <w:r>
               <w:t xml:space="preserve">. </w:t>
             </w:r>
@@ -12648,28 +12720,18 @@
               <w:pStyle w:val="Descripcin"/>
               <w:jc w:val="center"/>
             </w:pPr>
-            <w:bookmarkStart w:id="44" w:name="_Toc230266653"/>
+            <w:bookmarkStart w:id="44" w:name="_Toc232069139"/>
             <w:r>
               <w:t xml:space="preserve">Imagen </w:t>
             </w:r>
-            <w:r>
-              <w:fldChar w:fldCharType="begin"/>
-            </w:r>
-            <w:r>
-              <w:instrText xml:space="preserve"> SEQ Imagen \* ARABIC </w:instrText>
-            </w:r>
-            <w:r>
-              <w:fldChar w:fldCharType="separate"/>
-            </w:r>
-            <w:r>
-              <w:rPr>
-                <w:noProof/>
-              </w:rPr>
-              <w:t>22</w:t>
-            </w:r>
-            <w:r>
-              <w:fldChar w:fldCharType="end"/>
-            </w:r>
+            <w:fldSimple w:instr=" SEQ Imagen \* ARABIC ">
+              <w:r>
+                <w:rPr>
+                  <w:noProof/>
+                </w:rPr>
+                <w:t>22</w:t>
+              </w:r>
+            </w:fldSimple>
             <w:r>
               <w:t xml:space="preserve">. </w:t>
             </w:r>
@@ -12718,7 +12780,7 @@
       <w:pPr>
         <w:pStyle w:val="Ttulo2"/>
       </w:pPr>
-      <w:bookmarkStart w:id="45" w:name="_Toc230266614"/>
+      <w:bookmarkStart w:id="45" w:name="_Toc232069097"/>
       <w:r>
         <w:lastRenderedPageBreak/>
         <w:t>Componente propio</w:t>
@@ -12910,7 +12972,7 @@
                 <w:rFonts w:ascii="Calibri" w:hAnsi="Calibri" w:cs="Calibri"/>
               </w:rPr>
             </w:pPr>
-            <w:bookmarkStart w:id="46" w:name="_Toc230266654"/>
+            <w:bookmarkStart w:id="46" w:name="_Toc232069140"/>
             <w:r>
               <w:rPr>
                 <w:rFonts w:ascii="Calibri" w:hAnsi="Calibri" w:cs="Calibri"/>
@@ -13044,7 +13106,7 @@
                 <w:rFonts w:ascii="Calibri" w:hAnsi="Calibri" w:cs="Calibri"/>
               </w:rPr>
             </w:pPr>
-            <w:bookmarkStart w:id="47" w:name="_Toc230266655"/>
+            <w:bookmarkStart w:id="47" w:name="_Toc232069141"/>
             <w:r>
               <w:rPr>
                 <w:rFonts w:ascii="Calibri" w:hAnsi="Calibri" w:cs="Calibri"/>
@@ -13178,7 +13240,7 @@
                 <w:rFonts w:ascii="Calibri" w:hAnsi="Calibri" w:cs="Calibri"/>
               </w:rPr>
             </w:pPr>
-            <w:bookmarkStart w:id="48" w:name="_Toc230266656"/>
+            <w:bookmarkStart w:id="48" w:name="_Toc232069142"/>
             <w:r>
               <w:rPr>
                 <w:rFonts w:ascii="Calibri" w:hAnsi="Calibri" w:cs="Calibri"/>
@@ -13312,7 +13374,7 @@
                 <w:rFonts w:ascii="Calibri" w:hAnsi="Calibri" w:cs="Calibri"/>
               </w:rPr>
             </w:pPr>
-            <w:bookmarkStart w:id="49" w:name="_Toc230266657"/>
+            <w:bookmarkStart w:id="49" w:name="_Toc232069143"/>
             <w:r>
               <w:rPr>
                 <w:rFonts w:ascii="Calibri" w:hAnsi="Calibri" w:cs="Calibri"/>
@@ -13462,7 +13524,7 @@
           <w:rFonts w:ascii="Calibri" w:hAnsi="Calibri" w:cs="Calibri"/>
         </w:rPr>
       </w:pPr>
-      <w:bookmarkStart w:id="50" w:name="_Toc230266615"/>
+      <w:bookmarkStart w:id="50" w:name="_Toc232069098"/>
       <w:r>
         <w:rPr>
           <w:rFonts w:ascii="Calibri" w:hAnsi="Calibri" w:cs="Calibri"/>
@@ -13506,7 +13568,7 @@
           <w:rFonts w:ascii="Calibri" w:hAnsi="Calibri" w:cs="Calibri"/>
         </w:rPr>
       </w:pPr>
-      <w:bookmarkStart w:id="51" w:name="_Toc230266616"/>
+      <w:bookmarkStart w:id="51" w:name="_Toc232069099"/>
       <w:r>
         <w:rPr>
           <w:rFonts w:ascii="Calibri" w:hAnsi="Calibri" w:cs="Calibri"/>
@@ -13560,9 +13622,9 @@
           <w:noProof/>
         </w:rPr>
         <w:drawing>
-          <wp:inline distT="0" distB="0" distL="0" distR="0" wp14:anchorId="1CED74C4" wp14:editId="4F77540E">
-            <wp:extent cx="5446133" cy="4073236"/>
-            <wp:effectExtent l="0" t="0" r="2540" b="3810"/>
+          <wp:inline distT="0" distB="0" distL="0" distR="0" wp14:anchorId="1CED74C4" wp14:editId="2F2E9735">
+            <wp:extent cx="5044329" cy="4079809"/>
+            <wp:effectExtent l="0" t="0" r="4445" b="0"/>
             <wp:docPr id="1432421649" name="Imagen 1"/>
             <wp:cNvGraphicFramePr>
               <a:graphicFrameLocks xmlns:a="http://schemas.openxmlformats.org/drawingml/2006/main" noChangeAspect="1"/>
@@ -13571,7 +13633,7 @@
               <a:graphicData uri="http://schemas.openxmlformats.org/drawingml/2006/picture">
                 <pic:pic xmlns:pic="http://schemas.openxmlformats.org/drawingml/2006/picture">
                   <pic:nvPicPr>
-                    <pic:cNvPr id="1432421649" name=""/>
+                    <pic:cNvPr id="1432421649" name="Imagen 1"/>
                     <pic:cNvPicPr/>
                   </pic:nvPicPr>
                   <pic:blipFill>
@@ -13589,7 +13651,7 @@
                   <pic:spPr>
                     <a:xfrm>
                       <a:off x="0" y="0"/>
-                      <a:ext cx="5454921" cy="4079809"/>
+                      <a:ext cx="5044329" cy="4079809"/>
                     </a:xfrm>
                     <a:prstGeom prst="rect">
                       <a:avLst/>
@@ -13607,28 +13669,18 @@
         <w:pStyle w:val="Descripcin"/>
         <w:jc w:val="center"/>
       </w:pPr>
-      <w:bookmarkStart w:id="52" w:name="_Toc230266658"/>
+      <w:bookmarkStart w:id="52" w:name="_Toc232069144"/>
       <w:r>
         <w:t xml:space="preserve">Imagen </w:t>
       </w:r>
-      <w:r>
-        <w:fldChar w:fldCharType="begin"/>
-      </w:r>
-      <w:r>
-        <w:instrText xml:space="preserve"> SEQ Imagen \* ARABIC </w:instrText>
-      </w:r>
-      <w:r>
-        <w:fldChar w:fldCharType="separate"/>
-      </w:r>
-      <w:r>
-        <w:rPr>
-          <w:noProof/>
-        </w:rPr>
-        <w:t>27</w:t>
-      </w:r>
-      <w:r>
-        <w:fldChar w:fldCharType="end"/>
-      </w:r>
+      <w:fldSimple w:instr=" SEQ Imagen \* ARABIC ">
+        <w:r>
+          <w:rPr>
+            <w:noProof/>
+          </w:rPr>
+          <w:t>27</w:t>
+        </w:r>
+      </w:fldSimple>
       <w:r>
         <w:t>. Pantalla Login</w:t>
       </w:r>
@@ -13644,7 +13696,7 @@
       <w:pPr>
         <w:pStyle w:val="Ttulo3"/>
       </w:pPr>
-      <w:bookmarkStart w:id="53" w:name="_Toc230266617"/>
+      <w:bookmarkStart w:id="53" w:name="_Toc232069100"/>
       <w:r>
         <w:t>Pantallas Principales</w:t>
       </w:r>
@@ -13978,30 +14030,20 @@
         <w:t xml:space="preserve"> que contiene todos los paneles de cada sección apilados. Solo uno de ellos es visible en cada momento, gestionado mediante </w:t>
       </w:r>
       <w:proofErr w:type="spellStart"/>
-      <w:proofErr w:type="gramStart"/>
       <w:r>
         <w:t>setVisible</w:t>
       </w:r>
       <w:proofErr w:type="spellEnd"/>
       <w:r>
-        <w:t>(</w:t>
-      </w:r>
-      <w:proofErr w:type="gramEnd"/>
-      <w:r>
-        <w:t xml:space="preserve">) y </w:t>
+        <w:t xml:space="preserve">() y </w:t>
       </w:r>
       <w:proofErr w:type="spellStart"/>
-      <w:proofErr w:type="gramStart"/>
       <w:r>
         <w:t>setManaged</w:t>
       </w:r>
       <w:proofErr w:type="spellEnd"/>
       <w:r>
-        <w:t>(</w:t>
-      </w:r>
-      <w:proofErr w:type="gramEnd"/>
-      <w:r>
-        <w:t xml:space="preserve">) desde el </w:t>
+        <w:t xml:space="preserve">() desde el </w:t>
       </w:r>
       <w:proofErr w:type="spellStart"/>
       <w:r>
@@ -14037,7 +14079,7 @@
       <w:pPr>
         <w:pStyle w:val="Ttulo1"/>
       </w:pPr>
-      <w:bookmarkStart w:id="54" w:name="_Toc230266618"/>
+      <w:bookmarkStart w:id="54" w:name="_Toc232069101"/>
       <w:r>
         <w:lastRenderedPageBreak/>
         <w:t>Interfaces</w:t>
@@ -14048,7 +14090,7 @@
       <w:pPr>
         <w:pStyle w:val="Ttulo2"/>
       </w:pPr>
-      <w:bookmarkStart w:id="55" w:name="_Toc230266619"/>
+      <w:bookmarkStart w:id="55" w:name="_Toc232069102"/>
       <w:r>
         <w:t>Inicio de sesión</w:t>
       </w:r>
@@ -14064,8 +14106,8 @@
           <w:noProof/>
         </w:rPr>
         <w:drawing>
-          <wp:inline distT="0" distB="0" distL="0" distR="0" wp14:anchorId="1AB0FDC7" wp14:editId="2BE99C50">
-            <wp:extent cx="5400040" cy="4351020"/>
+          <wp:inline distT="0" distB="0" distL="0" distR="0" wp14:anchorId="1AB0FDC7" wp14:editId="7FC80627">
+            <wp:extent cx="5379657" cy="4351020"/>
             <wp:effectExtent l="0" t="0" r="0" b="0"/>
             <wp:docPr id="1999061934" name="Imagen 1"/>
             <wp:cNvGraphicFramePr>
@@ -14075,11 +14117,17 @@
               <a:graphicData uri="http://schemas.openxmlformats.org/drawingml/2006/picture">
                 <pic:pic xmlns:pic="http://schemas.openxmlformats.org/drawingml/2006/picture">
                   <pic:nvPicPr>
-                    <pic:cNvPr id="1999061934" name=""/>
+                    <pic:cNvPr id="1999061934" name="Imagen 1"/>
                     <pic:cNvPicPr/>
                   </pic:nvPicPr>
                   <pic:blipFill>
-                    <a:blip r:embed="rId48"/>
+                    <a:blip r:embed="rId46">
+                      <a:extLst>
+                        <a:ext uri="{28A0092B-C50C-407E-A947-70E740481C1C}">
+                          <a14:useLocalDpi xmlns:a14="http://schemas.microsoft.com/office/drawing/2010/main" val="0"/>
+                        </a:ext>
+                      </a:extLst>
+                    </a:blip>
                     <a:stretch>
                       <a:fillRect/>
                     </a:stretch>
@@ -14087,7 +14135,7 @@
                   <pic:spPr>
                     <a:xfrm>
                       <a:off x="0" y="0"/>
-                      <a:ext cx="5400040" cy="4351020"/>
+                      <a:ext cx="5379657" cy="4351020"/>
                     </a:xfrm>
                     <a:prstGeom prst="rect">
                       <a:avLst/>
@@ -14105,32 +14153,25 @@
         <w:pStyle w:val="Descripcin"/>
         <w:jc w:val="center"/>
       </w:pPr>
-      <w:bookmarkStart w:id="56" w:name="_Toc230266659"/>
+      <w:bookmarkStart w:id="56" w:name="_Toc232069145"/>
       <w:r>
         <w:t xml:space="preserve">Imagen </w:t>
       </w:r>
-      <w:r>
-        <w:fldChar w:fldCharType="begin"/>
-      </w:r>
-      <w:r>
-        <w:instrText xml:space="preserve"> SEQ Imagen \* ARABIC </w:instrText>
-      </w:r>
-      <w:r>
-        <w:fldChar w:fldCharType="separate"/>
-      </w:r>
-      <w:r>
-        <w:rPr>
-          <w:noProof/>
-        </w:rPr>
-        <w:t>28</w:t>
-      </w:r>
-      <w:r>
-        <w:fldChar w:fldCharType="end"/>
-      </w:r>
+      <w:fldSimple w:instr=" SEQ Imagen \* ARABIC ">
+        <w:r>
+          <w:rPr>
+            <w:noProof/>
+          </w:rPr>
+          <w:t>28</w:t>
+        </w:r>
+      </w:fldSimple>
       <w:r>
         <w:t>. pantalla Logi</w:t>
       </w:r>
       <w:bookmarkEnd w:id="56"/>
+      <w:r>
+        <w:t>n</w:t>
+      </w:r>
     </w:p>
     <w:p>
       <w:pPr>
@@ -14175,7 +14216,7 @@
       <w:pPr>
         <w:pStyle w:val="Ttulo2"/>
       </w:pPr>
-      <w:bookmarkStart w:id="57" w:name="_Toc230266620"/>
+      <w:bookmarkStart w:id="57" w:name="_Toc232069103"/>
       <w:r>
         <w:lastRenderedPageBreak/>
         <w:t>Profesor</w:t>
@@ -14186,7 +14227,7 @@
       <w:pPr>
         <w:pStyle w:val="Ttulo3"/>
       </w:pPr>
-      <w:bookmarkStart w:id="58" w:name="_Toc230266621"/>
+      <w:bookmarkStart w:id="58" w:name="_Toc232069104"/>
       <w:r>
         <w:t>Principal</w:t>
       </w:r>
@@ -14204,9 +14245,9 @@
           <w:noProof/>
         </w:rPr>
         <w:drawing>
-          <wp:inline distT="0" distB="0" distL="0" distR="0" wp14:anchorId="141B6FE0" wp14:editId="4AE0F5AE">
-            <wp:extent cx="5400040" cy="4269105"/>
-            <wp:effectExtent l="0" t="0" r="0" b="0"/>
+          <wp:inline distT="0" distB="0" distL="0" distR="0" wp14:anchorId="141B6FE0" wp14:editId="1172A3EB">
+            <wp:extent cx="5273600" cy="4269105"/>
+            <wp:effectExtent l="0" t="0" r="3810" b="0"/>
             <wp:docPr id="1424860662" name="Imagen 1"/>
             <wp:cNvGraphicFramePr>
               <a:graphicFrameLocks xmlns:a="http://schemas.openxmlformats.org/drawingml/2006/main" noChangeAspect="1"/>
@@ -14215,11 +14256,17 @@
               <a:graphicData uri="http://schemas.openxmlformats.org/drawingml/2006/picture">
                 <pic:pic xmlns:pic="http://schemas.openxmlformats.org/drawingml/2006/picture">
                   <pic:nvPicPr>
-                    <pic:cNvPr id="1424860662" name=""/>
+                    <pic:cNvPr id="1424860662" name="Imagen 1"/>
                     <pic:cNvPicPr/>
                   </pic:nvPicPr>
                   <pic:blipFill>
-                    <a:blip r:embed="rId49"/>
+                    <a:blip r:embed="rId48">
+                      <a:extLst>
+                        <a:ext uri="{28A0092B-C50C-407E-A947-70E740481C1C}">
+                          <a14:useLocalDpi xmlns:a14="http://schemas.microsoft.com/office/drawing/2010/main" val="0"/>
+                        </a:ext>
+                      </a:extLst>
+                    </a:blip>
                     <a:stretch>
                       <a:fillRect/>
                     </a:stretch>
@@ -14227,7 +14274,7 @@
                   <pic:spPr>
                     <a:xfrm>
                       <a:off x="0" y="0"/>
-                      <a:ext cx="5400040" cy="4269105"/>
+                      <a:ext cx="5273600" cy="4269105"/>
                     </a:xfrm>
                     <a:prstGeom prst="rect">
                       <a:avLst/>
@@ -14245,28 +14292,18 @@
         <w:pStyle w:val="Descripcin"/>
         <w:jc w:val="center"/>
       </w:pPr>
-      <w:bookmarkStart w:id="59" w:name="_Toc230266660"/>
+      <w:bookmarkStart w:id="59" w:name="_Toc232069146"/>
       <w:r>
         <w:t xml:space="preserve">Imagen </w:t>
       </w:r>
-      <w:r>
-        <w:fldChar w:fldCharType="begin"/>
-      </w:r>
-      <w:r>
-        <w:instrText xml:space="preserve"> SEQ Imagen \* ARABIC </w:instrText>
-      </w:r>
-      <w:r>
-        <w:fldChar w:fldCharType="separate"/>
-      </w:r>
-      <w:r>
-        <w:rPr>
-          <w:noProof/>
-        </w:rPr>
-        <w:t>29</w:t>
-      </w:r>
-      <w:r>
-        <w:fldChar w:fldCharType="end"/>
-      </w:r>
+      <w:fldSimple w:instr=" SEQ Imagen \* ARABIC ">
+        <w:r>
+          <w:rPr>
+            <w:noProof/>
+          </w:rPr>
+          <w:t>29</w:t>
+        </w:r>
+      </w:fldSimple>
       <w:r>
         <w:t>. pantalla principal – Profesor</w:t>
       </w:r>
@@ -14278,14 +14315,20 @@
         <w:jc w:val="both"/>
       </w:pPr>
       <w:r>
-        <w:t>La barra superior muestra el logotipo de Gestiona, el rol y nombre del usuario activo, el botón de cerrar sesión y el botón de ayuda. El menú lateral izquierdo contiene un acordeón con dos secciones desplegables: Gestión FCT y Evaluación. Al iniciar sesión, el panel central muestra una pantalla de bienvenida con el nombre del profesor, su curso asignado y dos tarjetas informativas con el número de estudiantes y FCTs de su curso.</w:t>
+        <w:t xml:space="preserve">La barra superior muestra el logotipo de Gestiona, el rol y nombre del usuario activo, el botón de cerrar sesión y el botón de ayuda. El menú lateral izquierdo contiene un acordeón con </w:t>
+      </w:r>
+      <w:r>
+        <w:t>las</w:t>
+      </w:r>
+      <w:r>
+        <w:t xml:space="preserve"> secciones desplegables. Al iniciar sesión, el panel central muestra una pantalla de bienvenida con el nombre del profesor, su curso asignado y dos tarjetas informativas con el número de estudiantes y FCTs de su curso.</w:t>
       </w:r>
     </w:p>
     <w:p>
       <w:pPr>
         <w:pStyle w:val="Ttulo3"/>
       </w:pPr>
-      <w:bookmarkStart w:id="60" w:name="_Toc230266622"/>
+      <w:bookmarkStart w:id="60" w:name="_Toc232069105"/>
       <w:r>
         <w:lastRenderedPageBreak/>
         <w:t>Nueva FCT</w:t>
@@ -14301,8 +14344,8 @@
           <w:noProof/>
         </w:rPr>
         <w:drawing>
-          <wp:inline distT="0" distB="0" distL="0" distR="0" wp14:anchorId="44831AEF" wp14:editId="12CEB414">
-            <wp:extent cx="5400040" cy="4258310"/>
+          <wp:inline distT="0" distB="0" distL="0" distR="0" wp14:anchorId="44831AEF" wp14:editId="098AE071">
+            <wp:extent cx="5226739" cy="4258310"/>
             <wp:effectExtent l="0" t="0" r="0" b="8890"/>
             <wp:docPr id="648570865" name="Imagen 1"/>
             <wp:cNvGraphicFramePr>
@@ -14312,11 +14355,17 @@
               <a:graphicData uri="http://schemas.openxmlformats.org/drawingml/2006/picture">
                 <pic:pic xmlns:pic="http://schemas.openxmlformats.org/drawingml/2006/picture">
                   <pic:nvPicPr>
-                    <pic:cNvPr id="648570865" name=""/>
+                    <pic:cNvPr id="648570865" name="Imagen 1"/>
                     <pic:cNvPicPr/>
                   </pic:nvPicPr>
                   <pic:blipFill>
-                    <a:blip r:embed="rId50"/>
+                    <a:blip r:embed="rId49">
+                      <a:extLst>
+                        <a:ext uri="{28A0092B-C50C-407E-A947-70E740481C1C}">
+                          <a14:useLocalDpi xmlns:a14="http://schemas.microsoft.com/office/drawing/2010/main" val="0"/>
+                        </a:ext>
+                      </a:extLst>
+                    </a:blip>
                     <a:stretch>
                       <a:fillRect/>
                     </a:stretch>
@@ -14324,7 +14373,7 @@
                   <pic:spPr>
                     <a:xfrm>
                       <a:off x="0" y="0"/>
-                      <a:ext cx="5400040" cy="4258310"/>
+                      <a:ext cx="5226739" cy="4258310"/>
                     </a:xfrm>
                     <a:prstGeom prst="rect">
                       <a:avLst/>
@@ -14342,28 +14391,18 @@
         <w:pStyle w:val="Descripcin"/>
         <w:jc w:val="center"/>
       </w:pPr>
-      <w:bookmarkStart w:id="61" w:name="_Toc230266661"/>
+      <w:bookmarkStart w:id="61" w:name="_Toc232069147"/>
       <w:r>
         <w:t xml:space="preserve">Imagen </w:t>
       </w:r>
-      <w:r>
-        <w:fldChar w:fldCharType="begin"/>
-      </w:r>
-      <w:r>
-        <w:instrText xml:space="preserve"> SEQ Imagen \* ARABIC </w:instrText>
-      </w:r>
-      <w:r>
-        <w:fldChar w:fldCharType="separate"/>
-      </w:r>
-      <w:r>
-        <w:rPr>
-          <w:noProof/>
-        </w:rPr>
-        <w:t>30</w:t>
-      </w:r>
-      <w:r>
-        <w:fldChar w:fldCharType="end"/>
-      </w:r>
+      <w:fldSimple w:instr=" SEQ Imagen \* ARABIC ">
+        <w:r>
+          <w:rPr>
+            <w:noProof/>
+          </w:rPr>
+          <w:t>30</w:t>
+        </w:r>
+      </w:fldSimple>
       <w:r>
         <w:t>. pantalla Nueva FCT – Profesor</w:t>
       </w:r>
@@ -14383,7 +14422,25 @@
       </w:r>
       <w:proofErr w:type="spellEnd"/>
       <w:r>
-        <w:t xml:space="preserve"> de cuatro columnas y ocho filas, con los campos distribuidos en pares etiqueta-control. Incluye selectores desplegables (ComboBox) para estudiante, empresa, tutor, periodo y tipo de documento, selectores de fecha (</w:t>
+        <w:t xml:space="preserve"> de </w:t>
+      </w:r>
+      <w:r>
+        <w:t>dos</w:t>
+      </w:r>
+      <w:r>
+        <w:t xml:space="preserve"> columnas y </w:t>
+      </w:r>
+      <w:r>
+        <w:t>cinco</w:t>
+      </w:r>
+      <w:r>
+        <w:t xml:space="preserve"> filas, con los campos distribuidos en pares etiqueta-control. Incluye selectores desplegables (ComboBox) para estudiante, tutor</w:t>
+      </w:r>
+      <w:r>
+        <w:t xml:space="preserve"> y </w:t>
+      </w:r>
+      <w:r>
+        <w:t>periodo, selectores de fecha (</w:t>
       </w:r>
       <w:proofErr w:type="spellStart"/>
       <w:r>
@@ -14391,7 +14448,10 @@
       </w:r>
       <w:proofErr w:type="spellEnd"/>
       <w:r>
-        <w:t>) para el inicio y fin de la FCT, un área de texto para anotaciones, un botón de adjuntar archivos y los botones de Limpiar y Guardar. Los campos obligatorios se indican con un asterisco.</w:t>
+        <w:t>) para el inicio y fin de la FCT</w:t>
+      </w:r>
+      <w:r>
+        <w:t xml:space="preserve">. </w:t>
       </w:r>
     </w:p>
     <w:p/>
@@ -14399,7 +14459,7 @@
       <w:pPr>
         <w:pStyle w:val="Ttulo2"/>
       </w:pPr>
-      <w:bookmarkStart w:id="62" w:name="_Toc230266623"/>
+      <w:bookmarkStart w:id="62" w:name="_Toc232069106"/>
       <w:r>
         <w:lastRenderedPageBreak/>
         <w:t>Administrador</w:t>
@@ -14410,7 +14470,7 @@
       <w:pPr>
         <w:pStyle w:val="Ttulo3"/>
       </w:pPr>
-      <w:bookmarkStart w:id="63" w:name="_Toc230266624"/>
+      <w:bookmarkStart w:id="63" w:name="_Toc232069107"/>
       <w:r>
         <w:t>Principal</w:t>
       </w:r>
@@ -14443,7 +14503,7 @@
                     <pic:cNvPicPr/>
                   </pic:nvPicPr>
                   <pic:blipFill>
-                    <a:blip r:embed="rId51"/>
+                    <a:blip r:embed="rId50"/>
                     <a:stretch>
                       <a:fillRect/>
                     </a:stretch>
@@ -14469,28 +14529,18 @@
         <w:pStyle w:val="Descripcin"/>
         <w:jc w:val="center"/>
       </w:pPr>
-      <w:bookmarkStart w:id="64" w:name="_Toc230266662"/>
+      <w:bookmarkStart w:id="64" w:name="_Toc232069148"/>
       <w:r>
         <w:t xml:space="preserve">Imagen </w:t>
       </w:r>
-      <w:r>
-        <w:fldChar w:fldCharType="begin"/>
-      </w:r>
-      <w:r>
-        <w:instrText xml:space="preserve"> SEQ Imagen \* ARABIC </w:instrText>
-      </w:r>
-      <w:r>
-        <w:fldChar w:fldCharType="separate"/>
-      </w:r>
-      <w:r>
-        <w:rPr>
-          <w:noProof/>
-        </w:rPr>
-        <w:t>31</w:t>
-      </w:r>
-      <w:r>
-        <w:fldChar w:fldCharType="end"/>
-      </w:r>
+      <w:fldSimple w:instr=" SEQ Imagen \* ARABIC ">
+        <w:r>
+          <w:rPr>
+            <w:noProof/>
+          </w:rPr>
+          <w:t>31</w:t>
+        </w:r>
+      </w:fldSimple>
       <w:r>
         <w:t>. pantalla principal - Administrador</w:t>
       </w:r>
@@ -14517,7 +14567,7 @@
       <w:pPr>
         <w:pStyle w:val="Ttulo3"/>
       </w:pPr>
-      <w:bookmarkStart w:id="65" w:name="_Toc230266625"/>
+      <w:bookmarkStart w:id="65" w:name="_Toc232069108"/>
       <w:r>
         <w:lastRenderedPageBreak/>
         <w:t>Consultar Empresas</w:t>
@@ -14548,7 +14598,7 @@
                     <pic:cNvPicPr/>
                   </pic:nvPicPr>
                   <pic:blipFill>
-                    <a:blip r:embed="rId52">
+                    <a:blip r:embed="rId51">
                       <a:extLst>
                         <a:ext uri="{28A0092B-C50C-407E-A947-70E740481C1C}">
                           <a14:useLocalDpi xmlns:a14="http://schemas.microsoft.com/office/drawing/2010/main" val="0"/>
@@ -14580,28 +14630,18 @@
         <w:pStyle w:val="Descripcin"/>
         <w:jc w:val="center"/>
       </w:pPr>
-      <w:bookmarkStart w:id="66" w:name="_Toc230266663"/>
+      <w:bookmarkStart w:id="66" w:name="_Toc232069149"/>
       <w:r>
         <w:t xml:space="preserve">Imagen </w:t>
       </w:r>
-      <w:r>
-        <w:fldChar w:fldCharType="begin"/>
-      </w:r>
-      <w:r>
-        <w:instrText xml:space="preserve"> SEQ Imagen \* ARABIC </w:instrText>
-      </w:r>
-      <w:r>
-        <w:fldChar w:fldCharType="separate"/>
-      </w:r>
-      <w:r>
-        <w:rPr>
-          <w:noProof/>
-        </w:rPr>
-        <w:t>32</w:t>
-      </w:r>
-      <w:r>
-        <w:fldChar w:fldCharType="end"/>
-      </w:r>
+      <w:fldSimple w:instr=" SEQ Imagen \* ARABIC ">
+        <w:r>
+          <w:rPr>
+            <w:noProof/>
+          </w:rPr>
+          <w:t>32</w:t>
+        </w:r>
+      </w:fldSimple>
       <w:r>
         <w:t>. pantalla Consultar empresas – Administrador</w:t>
       </w:r>
@@ -14629,7 +14669,7 @@
       <w:pPr>
         <w:pStyle w:val="Ttulo2"/>
       </w:pPr>
-      <w:bookmarkStart w:id="67" w:name="_Toc230266626"/>
+      <w:bookmarkStart w:id="67" w:name="_Toc232069109"/>
       <w:r>
         <w:lastRenderedPageBreak/>
         <w:t>Estudiante</w:t>
@@ -14643,7 +14683,7 @@
       <w:pPr>
         <w:pStyle w:val="Ttulo3"/>
       </w:pPr>
-      <w:bookmarkStart w:id="68" w:name="_Toc230266627"/>
+      <w:bookmarkStart w:id="68" w:name="_Toc232069110"/>
       <w:r>
         <w:t>Principal</w:t>
       </w:r>
@@ -14676,7 +14716,7 @@
                     <pic:cNvPicPr/>
                   </pic:nvPicPr>
                   <pic:blipFill>
-                    <a:blip r:embed="rId53"/>
+                    <a:blip r:embed="rId52"/>
                     <a:stretch>
                       <a:fillRect/>
                     </a:stretch>
@@ -14702,28 +14742,18 @@
         <w:pStyle w:val="Descripcin"/>
         <w:jc w:val="center"/>
       </w:pPr>
-      <w:bookmarkStart w:id="69" w:name="_Toc230266664"/>
+      <w:bookmarkStart w:id="69" w:name="_Toc232069150"/>
       <w:r>
         <w:t xml:space="preserve">Imagen </w:t>
       </w:r>
-      <w:r>
-        <w:fldChar w:fldCharType="begin"/>
-      </w:r>
-      <w:r>
-        <w:instrText xml:space="preserve"> SEQ Imagen \* ARABIC </w:instrText>
-      </w:r>
-      <w:r>
-        <w:fldChar w:fldCharType="separate"/>
-      </w:r>
-      <w:r>
-        <w:rPr>
-          <w:noProof/>
-        </w:rPr>
-        <w:t>33</w:t>
-      </w:r>
-      <w:r>
-        <w:fldChar w:fldCharType="end"/>
-      </w:r>
+      <w:fldSimple w:instr=" SEQ Imagen \* ARABIC ">
+        <w:r>
+          <w:rPr>
+            <w:noProof/>
+          </w:rPr>
+          <w:t>33</w:t>
+        </w:r>
+      </w:fldSimple>
       <w:r>
         <w:t>. pantalla Asistencia – Estudiante</w:t>
       </w:r>
@@ -14762,7 +14792,7 @@
       <w:pPr>
         <w:pStyle w:val="Ttulo3"/>
       </w:pPr>
-      <w:bookmarkStart w:id="70" w:name="_Toc230266628"/>
+      <w:bookmarkStart w:id="70" w:name="_Toc232069111"/>
       <w:r>
         <w:lastRenderedPageBreak/>
         <w:t>Mis Datos</w:t>
@@ -14793,7 +14823,7 @@
                     <pic:cNvPicPr/>
                   </pic:nvPicPr>
                   <pic:blipFill>
-                    <a:blip r:embed="rId54"/>
+                    <a:blip r:embed="rId53"/>
                     <a:stretch>
                       <a:fillRect/>
                     </a:stretch>
@@ -14819,28 +14849,18 @@
         <w:pStyle w:val="Descripcin"/>
         <w:jc w:val="center"/>
       </w:pPr>
-      <w:bookmarkStart w:id="71" w:name="_Toc230266665"/>
+      <w:bookmarkStart w:id="71" w:name="_Toc232069151"/>
       <w:r>
         <w:t xml:space="preserve">Imagen </w:t>
       </w:r>
-      <w:r>
-        <w:fldChar w:fldCharType="begin"/>
-      </w:r>
-      <w:r>
-        <w:instrText xml:space="preserve"> SEQ Imagen \* ARABIC </w:instrText>
-      </w:r>
-      <w:r>
-        <w:fldChar w:fldCharType="separate"/>
-      </w:r>
-      <w:r>
-        <w:rPr>
-          <w:noProof/>
-        </w:rPr>
-        <w:t>34</w:t>
-      </w:r>
-      <w:r>
-        <w:fldChar w:fldCharType="end"/>
-      </w:r>
+      <w:fldSimple w:instr=" SEQ Imagen \* ARABIC ">
+        <w:r>
+          <w:rPr>
+            <w:noProof/>
+          </w:rPr>
+          <w:t>34</w:t>
+        </w:r>
+      </w:fldSimple>
       <w:r>
         <w:t>. pantalla Mis Datos – Estudiante</w:t>
       </w:r>
@@ -14860,7 +14880,7 @@
       <w:pPr>
         <w:pStyle w:val="Ttulo2"/>
       </w:pPr>
-      <w:bookmarkStart w:id="72" w:name="_Toc230266629"/>
+      <w:bookmarkStart w:id="72" w:name="_Toc232069112"/>
       <w:r>
         <w:lastRenderedPageBreak/>
         <w:t>Tutor de Empresa</w:t>
@@ -14871,7 +14891,7 @@
       <w:pPr>
         <w:pStyle w:val="Ttulo3"/>
       </w:pPr>
-      <w:bookmarkStart w:id="73" w:name="_Toc230266630"/>
+      <w:bookmarkStart w:id="73" w:name="_Toc232069113"/>
       <w:r>
         <w:t>Principal</w:t>
       </w:r>
@@ -14904,7 +14924,7 @@
                     <pic:cNvPicPr/>
                   </pic:nvPicPr>
                   <pic:blipFill>
-                    <a:blip r:embed="rId55"/>
+                    <a:blip r:embed="rId54"/>
                     <a:stretch>
                       <a:fillRect/>
                     </a:stretch>
@@ -14930,28 +14950,18 @@
         <w:pStyle w:val="Descripcin"/>
         <w:jc w:val="center"/>
       </w:pPr>
-      <w:bookmarkStart w:id="74" w:name="_Toc230266666"/>
+      <w:bookmarkStart w:id="74" w:name="_Toc232069152"/>
       <w:r>
         <w:t xml:space="preserve">Imagen </w:t>
       </w:r>
-      <w:r>
-        <w:fldChar w:fldCharType="begin"/>
-      </w:r>
-      <w:r>
-        <w:instrText xml:space="preserve"> SEQ Imagen \* ARABIC </w:instrText>
-      </w:r>
-      <w:r>
-        <w:fldChar w:fldCharType="separate"/>
-      </w:r>
-      <w:r>
-        <w:rPr>
-          <w:noProof/>
-        </w:rPr>
-        <w:t>35</w:t>
-      </w:r>
-      <w:r>
-        <w:fldChar w:fldCharType="end"/>
-      </w:r>
+      <w:fldSimple w:instr=" SEQ Imagen \* ARABIC ">
+        <w:r>
+          <w:rPr>
+            <w:noProof/>
+          </w:rPr>
+          <w:t>35</w:t>
+        </w:r>
+      </w:fldSimple>
       <w:r>
         <w:t>. pantalla principal - Tutor Empresa</w:t>
       </w:r>
@@ -14983,27 +14993,313 @@
       <w:pPr>
         <w:pStyle w:val="Ttulo1"/>
       </w:pPr>
-      <w:bookmarkStart w:id="75" w:name="_Toc230266631"/>
-      <w:r>
+      <w:bookmarkStart w:id="75" w:name="_Toc232069114"/>
+      <w:r>
+        <w:lastRenderedPageBreak/>
         <w:t>Interfaces versión Móvil</w:t>
       </w:r>
       <w:bookmarkEnd w:id="75"/>
     </w:p>
     <w:p>
       <w:pPr>
-        <w:rPr>
-          <w:color w:val="EE0000"/>
-        </w:rPr>
-      </w:pPr>
-      <w:r>
-        <w:rPr>
-          <w:color w:val="EE0000"/>
-        </w:rPr>
-        <w:t>Pendiente….</w:t>
+        <w:pStyle w:val="Ttulo2"/>
+      </w:pPr>
+      <w:bookmarkStart w:id="76" w:name="_Toc232069115"/>
+      <w:r>
+        <w:t>Pantalla Login</w:t>
+      </w:r>
+      <w:bookmarkEnd w:id="76"/>
+    </w:p>
+    <w:p>
+      <w:pPr>
+        <w:keepNext/>
+        <w:jc w:val="center"/>
+      </w:pPr>
+      <w:r>
+        <w:drawing>
+          <wp:inline distT="0" distB="0" distL="0" distR="0" wp14:anchorId="2D217E8C" wp14:editId="22A31E91">
+            <wp:extent cx="2541225" cy="5454869"/>
+            <wp:effectExtent l="0" t="0" r="0" b="0"/>
+            <wp:docPr id="1743159835" name="Imagen 1"/>
+            <wp:cNvGraphicFramePr>
+              <a:graphicFrameLocks xmlns:a="http://schemas.openxmlformats.org/drawingml/2006/main" noChangeAspect="1"/>
+            </wp:cNvGraphicFramePr>
+            <a:graphic xmlns:a="http://schemas.openxmlformats.org/drawingml/2006/main">
+              <a:graphicData uri="http://schemas.openxmlformats.org/drawingml/2006/picture">
+                <pic:pic xmlns:pic="http://schemas.openxmlformats.org/drawingml/2006/picture">
+                  <pic:nvPicPr>
+                    <pic:cNvPr id="1743159835" name=""/>
+                    <pic:cNvPicPr/>
+                  </pic:nvPicPr>
+                  <pic:blipFill>
+                    <a:blip r:embed="rId55"/>
+                    <a:stretch>
+                      <a:fillRect/>
+                    </a:stretch>
+                  </pic:blipFill>
+                  <pic:spPr>
+                    <a:xfrm>
+                      <a:off x="0" y="0"/>
+                      <a:ext cx="2558763" cy="5492515"/>
+                    </a:xfrm>
+                    <a:prstGeom prst="rect">
+                      <a:avLst/>
+                    </a:prstGeom>
+                  </pic:spPr>
+                </pic:pic>
+              </a:graphicData>
+            </a:graphic>
+          </wp:inline>
+        </w:drawing>
+      </w:r>
+    </w:p>
+    <w:p>
+      <w:pPr>
+        <w:pStyle w:val="Descripcin"/>
+        <w:jc w:val="center"/>
+      </w:pPr>
+      <w:bookmarkStart w:id="77" w:name="_Toc232069153"/>
+      <w:r>
+        <w:t xml:space="preserve">Imagen </w:t>
+      </w:r>
+      <w:fldSimple w:instr=" SEQ Imagen \* ARABIC ">
+        <w:r>
+          <w:rPr>
+            <w:noProof/>
+          </w:rPr>
+          <w:t>36</w:t>
+        </w:r>
+      </w:fldSimple>
+      <w:r>
+        <w:t>. Pantalla Login - App móvil</w:t>
+      </w:r>
+      <w:bookmarkEnd w:id="77"/>
+    </w:p>
+    <w:p/>
+    <w:p>
+      <w:pPr>
+        <w:jc w:val="both"/>
+      </w:pPr>
+      <w:r>
+        <w:t xml:space="preserve">Es el punto de entrada a la aplicación móvil. Muestra el logotipo de Gestiona centrado en la parte superior, seguido de dos campos de texto para introducir el usuario y la contraseña, y un botón de acceso. Si las credenciales son incorrectas, se muestra un mensaje de error bajo el formulario. La pantalla usa un fondo </w:t>
+      </w:r>
+      <w:r>
+        <w:t>gris</w:t>
+      </w:r>
+      <w:r>
+        <w:t xml:space="preserve"> con el logotipo como elemento identificativo de la aplicación.</w:t>
+      </w:r>
+    </w:p>
+    <w:p>
+      <w:pPr>
+        <w:jc w:val="both"/>
+      </w:pPr>
+    </w:p>
+    <w:p>
+      <w:pPr>
+        <w:pStyle w:val="Ttulo2"/>
+      </w:pPr>
+      <w:bookmarkStart w:id="78" w:name="_Toc232069116"/>
+      <w:r>
+        <w:lastRenderedPageBreak/>
+        <w:t>Pantalla Mis Datos</w:t>
+      </w:r>
+      <w:bookmarkEnd w:id="78"/>
+    </w:p>
+    <w:p>
+      <w:pPr>
+        <w:keepNext/>
+        <w:jc w:val="center"/>
+      </w:pPr>
+      <w:r>
+        <w:drawing>
+          <wp:inline distT="0" distB="0" distL="0" distR="0" wp14:anchorId="545CCA37" wp14:editId="01659FBA">
+            <wp:extent cx="2716130" cy="5677786"/>
+            <wp:effectExtent l="0" t="0" r="8255" b="0"/>
+            <wp:docPr id="493679185" name="Imagen 1"/>
+            <wp:cNvGraphicFramePr>
+              <a:graphicFrameLocks xmlns:a="http://schemas.openxmlformats.org/drawingml/2006/main" noChangeAspect="1"/>
+            </wp:cNvGraphicFramePr>
+            <a:graphic xmlns:a="http://schemas.openxmlformats.org/drawingml/2006/main">
+              <a:graphicData uri="http://schemas.openxmlformats.org/drawingml/2006/picture">
+                <pic:pic xmlns:pic="http://schemas.openxmlformats.org/drawingml/2006/picture">
+                  <pic:nvPicPr>
+                    <pic:cNvPr id="493679185" name=""/>
+                    <pic:cNvPicPr/>
+                  </pic:nvPicPr>
+                  <pic:blipFill>
+                    <a:blip r:embed="rId56"/>
+                    <a:stretch>
+                      <a:fillRect/>
+                    </a:stretch>
+                  </pic:blipFill>
+                  <pic:spPr>
+                    <a:xfrm>
+                      <a:off x="0" y="0"/>
+                      <a:ext cx="2728029" cy="5702660"/>
+                    </a:xfrm>
+                    <a:prstGeom prst="rect">
+                      <a:avLst/>
+                    </a:prstGeom>
+                  </pic:spPr>
+                </pic:pic>
+              </a:graphicData>
+            </a:graphic>
+          </wp:inline>
+        </w:drawing>
+      </w:r>
+    </w:p>
+    <w:p>
+      <w:pPr>
+        <w:pStyle w:val="Descripcin"/>
+        <w:jc w:val="center"/>
+      </w:pPr>
+      <w:bookmarkStart w:id="79" w:name="_Toc232069154"/>
+      <w:r>
+        <w:t xml:space="preserve">Imagen </w:t>
+      </w:r>
+      <w:fldSimple w:instr=" SEQ Imagen \* ARABIC ">
+        <w:r>
+          <w:rPr>
+            <w:noProof/>
+          </w:rPr>
+          <w:t>37</w:t>
+        </w:r>
+      </w:fldSimple>
+      <w:r>
+        <w:t>. Pantalla Datos - App móvil</w:t>
+      </w:r>
+      <w:bookmarkEnd w:id="79"/>
+    </w:p>
+    <w:p/>
+    <w:p>
+      <w:pPr>
+        <w:jc w:val="both"/>
+      </w:pPr>
+      <w:r>
+        <w:t>Una vez autenticado, el estudiante accede a su pantalla de datos personales y de FE. La pantalla está organizada en tarjetas (</w:t>
+      </w:r>
+      <w:proofErr w:type="spellStart"/>
+      <w:r>
+        <w:t>Cards</w:t>
+      </w:r>
+      <w:proofErr w:type="spellEnd"/>
+      <w:r>
+        <w:t>) que agrupan la información por bloques: datos personales en la parte superior y datos de la FE asignada en la parte inferior. Si el estudiante no tiene FE asignada, el bloque correspondiente muestra un mensaje informativo.</w:t>
+      </w:r>
+    </w:p>
+    <w:p>
+      <w:pPr>
+        <w:jc w:val="both"/>
+      </w:pPr>
+      <w:r>
+        <w:t>Bajo las tarjetas se encuentra el botón que redirige al calendario de asistencia del estudiante.</w:t>
+      </w:r>
+    </w:p>
+    <w:p>
+      <w:pPr>
+        <w:jc w:val="both"/>
+      </w:pPr>
+    </w:p>
+    <w:p>
+      <w:pPr>
+        <w:pStyle w:val="Ttulo2"/>
+      </w:pPr>
+      <w:bookmarkStart w:id="80" w:name="_Toc232069117"/>
+      <w:r>
+        <w:lastRenderedPageBreak/>
+        <w:t>Pantalla Asistencia</w:t>
+      </w:r>
+      <w:bookmarkEnd w:id="80"/>
+    </w:p>
+    <w:p>
+      <w:pPr>
+        <w:keepNext/>
+        <w:jc w:val="center"/>
+      </w:pPr>
+      <w:r>
+        <w:drawing>
+          <wp:inline distT="0" distB="0" distL="0" distR="0" wp14:anchorId="682D73BB" wp14:editId="68CEB5D4">
+            <wp:extent cx="2647507" cy="5770797"/>
+            <wp:effectExtent l="0" t="0" r="635" b="1905"/>
+            <wp:docPr id="1182672946" name="Imagen 1"/>
+            <wp:cNvGraphicFramePr>
+              <a:graphicFrameLocks xmlns:a="http://schemas.openxmlformats.org/drawingml/2006/main" noChangeAspect="1"/>
+            </wp:cNvGraphicFramePr>
+            <a:graphic xmlns:a="http://schemas.openxmlformats.org/drawingml/2006/main">
+              <a:graphicData uri="http://schemas.openxmlformats.org/drawingml/2006/picture">
+                <pic:pic xmlns:pic="http://schemas.openxmlformats.org/drawingml/2006/picture">
+                  <pic:nvPicPr>
+                    <pic:cNvPr id="1182672946" name=""/>
+                    <pic:cNvPicPr/>
+                  </pic:nvPicPr>
+                  <pic:blipFill>
+                    <a:blip r:embed="rId57"/>
+                    <a:stretch>
+                      <a:fillRect/>
+                    </a:stretch>
+                  </pic:blipFill>
+                  <pic:spPr>
+                    <a:xfrm>
+                      <a:off x="0" y="0"/>
+                      <a:ext cx="2664063" cy="5806883"/>
+                    </a:xfrm>
+                    <a:prstGeom prst="rect">
+                      <a:avLst/>
+                    </a:prstGeom>
+                  </pic:spPr>
+                </pic:pic>
+              </a:graphicData>
+            </a:graphic>
+          </wp:inline>
+        </w:drawing>
+      </w:r>
+    </w:p>
+    <w:p>
+      <w:pPr>
+        <w:pStyle w:val="Descripcin"/>
+        <w:jc w:val="center"/>
+      </w:pPr>
+      <w:bookmarkStart w:id="81" w:name="_Toc232069155"/>
+      <w:r>
+        <w:t xml:space="preserve">Imagen </w:t>
+      </w:r>
+      <w:fldSimple w:instr=" SEQ Imagen \* ARABIC ">
+        <w:r>
+          <w:rPr>
+            <w:noProof/>
+          </w:rPr>
+          <w:t>38</w:t>
+        </w:r>
+      </w:fldSimple>
+      <w:r>
+        <w:t>. Pantalla Calendario - App móvil</w:t>
+      </w:r>
+      <w:bookmarkEnd w:id="81"/>
+    </w:p>
+    <w:p/>
+    <w:p>
+      <w:pPr>
+        <w:jc w:val="both"/>
+      </w:pPr>
+      <w:r>
+        <w:t xml:space="preserve">Accesible desde la barra de navegación inferior, muestra un calendario mensual con los días del mes organizados en una cuadrícula. Cada día puede presentar un estado diferente según las faltas de asistencia registradas. </w:t>
+      </w:r>
+      <w:r>
+        <w:t>El tiempo en FE</w:t>
+      </w:r>
+      <w:r>
+        <w:t xml:space="preserve"> aparece resaltad</w:t>
+      </w:r>
+      <w:r>
+        <w:t>o</w:t>
+      </w:r>
+      <w:r>
+        <w:t>. En la parte superior se muestran los controles de navegación para avanzar o retroceder entre meses.</w:t>
       </w:r>
     </w:p>
     <w:sectPr>
-      <w:footerReference w:type="default" r:id="rId56"/>
+      <w:footerReference w:type="default" r:id="rId58"/>
       <w:pgSz w:w="11906" w:h="16838"/>
       <w:pgMar w:top="1417" w:right="1701" w:bottom="1417" w:left="1701" w:header="708" w:footer="708" w:gutter="0"/>
       <w:pgNumType w:start="0"/>
@@ -16005,7 +16301,6 @@
   <w:style w:type="character" w:default="1" w:styleId="Fuentedeprrafopredeter">
     <w:name w:val="Default Paragraph Font"/>
     <w:uiPriority w:val="1"/>
-    <w:semiHidden/>
     <w:unhideWhenUsed/>
   </w:style>
   <w:style w:type="table" w:default="1" w:styleId="Tablanormal">
@@ -16725,10 +17020,12 @@
   <w:rsids>
     <w:rsidRoot w:val="002C0B55"/>
     <w:rsid w:val="000236AD"/>
+    <w:rsid w:val="001C1177"/>
     <w:rsid w:val="002C0B55"/>
     <w:rsid w:val="00530F43"/>
     <w:rsid w:val="009117A1"/>
     <w:rsid w:val="00AF2A89"/>
+    <w:rsid w:val="00C011B5"/>
     <w:rsid w:val="00CE0BFD"/>
   </w:rsids>
   <m:mathPr>
